--- a/docs/commercial/business-35-ai-media-education-dx/customer-package/Business35_Diagnostic_Questionnaire.docx
+++ b/docs/commercial/business-35-ai-media-education-dx/customer-package/Business35_Diagnostic_Questionnaire.docx
@@ -28,7 +28,7 @@
         <w:rPr>
           <w:rFonts w:ascii="Malgun Gothic" w:hAnsi="Malgun Gothic"/>
           <w:color w:val="555A60"/>
-          <w:sz w:val="18"/>
+          <w:sz w:val="20"/>
         </w:rPr>
         <w:t>CUSTOMER-FACING MASTER · FINAL IDENTITY REQUIRED · LEGAL REVIEW REQUIRED · NOT YET SENT</w:t>
         <w:br/>

--- a/docs/commercial/business-35-ai-media-education-dx/customer-package/Business35_Diagnostic_Questionnaire.docx
+++ b/docs/commercial/business-35-ai-media-education-dx/customer-package/Business35_Diagnostic_Questionnaire.docx
@@ -8,7 +8,9 @@
       </w:pPr>
       <w:r>
         <w:rPr>
+          <w:rFonts w:ascii="Malgun Gothic" w:hAnsi="Malgun Gothic"/>
           <w:color w:val="1F3A5F"/>
+          <w:sz w:val="40"/>
         </w:rPr>
         <w:t>Business 35 · AI 업무전환 프로그램</w:t>
       </w:r>
@@ -18,9 +20,9 @@
         <w:rPr>
           <w:b/>
           <w:color w:val="1F3A5F"/>
-          <w:sz w:val="28"/>
+          <w:sz w:val="26"/>
         </w:rPr>
-        <w:t>고객 진단 질문지 (DRAFT)</w:t>
+        <w:t>고객 진단 질문지 · 작성 전 안내</w:t>
       </w:r>
     </w:p>
     <w:p>
@@ -28,23 +30,21 @@
         <w:rPr>
           <w:rFonts w:ascii="Malgun Gothic" w:hAnsi="Malgun Gothic"/>
           <w:color w:val="555A60"/>
-          <w:sz w:val="20"/>
+          <w:sz w:val="18"/>
         </w:rPr>
-        <w:t>CUSTOMER-FACING MASTER · FINAL IDENTITY REQUIRED · LEGAL REVIEW REQUIRED · NOT YET SENT</w:t>
-        <w:br/>
-        <w:t>제안 제공자 정보는 발송 전 최종 확정</w:t>
-        <w:br/>
-        <w:t>실제 개인정보나 내부자료를 기입하도록 요구하지 않습니다.</w:t>
+        <w:t>본 질문지는 견적·일정 확정 전 진단 자료로만 사용됩니다. 실제 개인정보나 내부자료의 원문을 기입하지 마시고, 분류·포함 여부만 표시해 주세요.</w:t>
       </w:r>
     </w:p>
     <w:p>
       <w:pPr>
-        <w:pStyle w:val="Heading1"/>
+        <w:spacing w:after="160"/>
       </w:pPr>
       <w:r>
         <w:rPr>
           <w:rFonts w:ascii="Malgun Gothic" w:hAnsi="Malgun Gothic"/>
+          <w:b/>
           <w:color w:val="1F3A5F"/>
+          <w:sz w:val="24"/>
         </w:rPr>
         <w:t>1. 조직·팀 기본정보</w:t>
       </w:r>
@@ -54,7 +54,7 @@
         <w:rPr>
           <w:rFonts w:ascii="Malgun Gothic" w:hAnsi="Malgun Gothic"/>
           <w:b/>
-          <w:sz w:val="22"/>
+          <w:sz w:val="21"/>
         </w:rPr>
         <w:t>1.1. 조직 이름과 소속 팀, 팀 인원은 어떻게 되나요?</w:t>
       </w:r>
@@ -64,19 +64,31 @@
         <w:rPr>
           <w:rFonts w:ascii="Malgun Gothic" w:hAnsi="Malgun Gothic"/>
           <w:color w:val="555A60"/>
-          <w:sz w:val="18"/>
+          <w:sz w:val="17"/>
         </w:rPr>
-        <w:t xml:space="preserve">   (답변 형식·확인 목적: 자유 텍스트 (직책·인원만))</w:t>
+        <w:t>(조직명·직책·인원만 기재)</w:t>
       </w:r>
     </w:p>
     <w:p>
       <w:pPr>
-        <w:spacing w:after="240"/>
+        <w:spacing w:after="80"/>
       </w:pPr>
       <w:r>
         <w:rPr>
           <w:rFonts w:ascii="Malgun Gothic" w:hAnsi="Malgun Gothic"/>
-          <w:sz w:val="22"/>
+          <w:sz w:val="21"/>
+        </w:rPr>
+        <w:t xml:space="preserve">답변: </w:t>
+      </w:r>
+    </w:p>
+    <w:p>
+      <w:pPr>
+        <w:spacing w:after="80"/>
+      </w:pPr>
+      <w:r>
+        <w:rPr>
+          <w:rFonts w:ascii="Malgun Gothic" w:hAnsi="Malgun Gothic"/>
+          <w:sz w:val="21"/>
         </w:rPr>
         <w:t xml:space="preserve">답변: </w:t>
       </w:r>
@@ -86,9 +98,906 @@
         <w:rPr>
           <w:rFonts w:ascii="Malgun Gothic" w:hAnsi="Malgun Gothic"/>
           <w:b/>
-          <w:sz w:val="22"/>
+          <w:sz w:val="21"/>
         </w:rPr>
-        <w:t>1.2. 콘텐츠·홍보·교육 업무를 담당하는 인력은 몇 명인가요?</w:t>
+        <w:t>1.2. 콘텐츠·홍보·교육 업무를 담당하는 인력이 있나요?</w:t>
+      </w:r>
+    </w:p>
+    <w:p>
+      <w:pPr>
+        <w:spacing w:after="160"/>
+      </w:pPr>
+      <w:r>
+        <w:rPr>
+          <w:rFonts w:ascii="Malgun Gothic" w:hAnsi="Malgun Gothic"/>
+          <w:sz w:val="21"/>
+        </w:rPr>
+        <w:t xml:space="preserve">  ☐  예</w:t>
+      </w:r>
+      <w:r>
+        <w:rPr>
+          <w:rFonts w:ascii="Malgun Gothic" w:hAnsi="Malgun Gothic"/>
+          <w:sz w:val="21"/>
+        </w:rPr>
+        <w:t xml:space="preserve">  ☐  아니오</w:t>
+      </w:r>
+    </w:p>
+    <w:p>
+      <w:pPr>
+        <w:spacing w:after="160"/>
+      </w:pPr>
+      <w:r>
+        <w:rPr>
+          <w:rFonts w:ascii="Malgun Gothic" w:hAnsi="Malgun Gothic"/>
+          <w:b/>
+          <w:color w:val="1F3A5F"/>
+          <w:sz w:val="24"/>
+        </w:rPr>
+        <w:t>2. 현재 콘텐츠 업무</w:t>
+      </w:r>
+    </w:p>
+    <w:p>
+      <w:r>
+        <w:rPr>
+          <w:rFonts w:ascii="Malgun Gothic" w:hAnsi="Malgun Gothic"/>
+          <w:b/>
+          <w:sz w:val="21"/>
+        </w:rPr>
+        <w:t>2.1. 현재 콘텐츠 제작이 어떤 단계로 진행되나요?</w:t>
+      </w:r>
+    </w:p>
+    <w:p>
+      <w:r>
+        <w:rPr>
+          <w:rFonts w:ascii="Malgun Gothic" w:hAnsi="Malgun Gothic"/>
+          <w:color w:val="555A60"/>
+          <w:sz w:val="17"/>
+        </w:rPr>
+        <w:t>(기획→초안→검토→승인→게시 순으로)</w:t>
+      </w:r>
+    </w:p>
+    <w:p>
+      <w:pPr>
+        <w:spacing w:after="80"/>
+      </w:pPr>
+      <w:r>
+        <w:rPr>
+          <w:rFonts w:ascii="Malgun Gothic" w:hAnsi="Malgun Gothic"/>
+          <w:sz w:val="21"/>
+        </w:rPr>
+        <w:t xml:space="preserve">답변: </w:t>
+      </w:r>
+    </w:p>
+    <w:p>
+      <w:pPr>
+        <w:spacing w:after="80"/>
+      </w:pPr>
+      <w:r>
+        <w:rPr>
+          <w:rFonts w:ascii="Malgun Gothic" w:hAnsi="Malgun Gothic"/>
+          <w:sz w:val="21"/>
+        </w:rPr>
+        <w:t xml:space="preserve">답변: </w:t>
+      </w:r>
+    </w:p>
+    <w:p>
+      <w:r>
+        <w:rPr>
+          <w:rFonts w:ascii="Malgun Gothic" w:hAnsi="Malgun Gothic"/>
+          <w:b/>
+          <w:sz w:val="21"/>
+        </w:rPr>
+        <w:t>2.2. 주요 콘텐츠 유형은 무엇인가요?</w:t>
+      </w:r>
+    </w:p>
+    <w:p>
+      <w:pPr>
+        <w:spacing w:after="160"/>
+      </w:pPr>
+      <w:r>
+        <w:rPr>
+          <w:rFonts w:ascii="Malgun Gothic" w:hAnsi="Malgun Gothic"/>
+          <w:sz w:val="21"/>
+        </w:rPr>
+        <w:t xml:space="preserve">  ☐  홍보물    </w:t>
+      </w:r>
+      <w:r>
+        <w:rPr>
+          <w:rFonts w:ascii="Malgun Gothic" w:hAnsi="Malgun Gothic"/>
+          <w:sz w:val="21"/>
+        </w:rPr>
+        <w:t xml:space="preserve">  ☐  안내문    </w:t>
+      </w:r>
+      <w:r>
+        <w:rPr>
+          <w:rFonts w:ascii="Malgun Gothic" w:hAnsi="Malgun Gothic"/>
+          <w:sz w:val="21"/>
+        </w:rPr>
+        <w:t xml:space="preserve">  ☐  뉴스레터    </w:t>
+      </w:r>
+      <w:r>
+        <w:rPr>
+          <w:rFonts w:ascii="Malgun Gothic" w:hAnsi="Malgun Gothic"/>
+          <w:sz w:val="21"/>
+        </w:rPr>
+        <w:t xml:space="preserve">  ☐  SNS    </w:t>
+      </w:r>
+      <w:r>
+        <w:rPr>
+          <w:rFonts w:ascii="Malgun Gothic" w:hAnsi="Malgun Gothic"/>
+          <w:sz w:val="21"/>
+        </w:rPr>
+        <w:t xml:space="preserve">  ☐  기타    </w:t>
+      </w:r>
+    </w:p>
+    <w:p>
+      <w:pPr>
+        <w:spacing w:after="160"/>
+      </w:pPr>
+      <w:r>
+        <w:rPr>
+          <w:rFonts w:ascii="Malgun Gothic" w:hAnsi="Malgun Gothic"/>
+          <w:b/>
+          <w:color w:val="1F3A5F"/>
+          <w:sz w:val="24"/>
+        </w:rPr>
+        <w:t>3. 소요시간</w:t>
+      </w:r>
+    </w:p>
+    <w:p>
+      <w:r>
+        <w:rPr>
+          <w:rFonts w:ascii="Malgun Gothic" w:hAnsi="Malgun Gothic"/>
+          <w:b/>
+          <w:sz w:val="21"/>
+        </w:rPr>
+        <w:t>3.1. 콘텐츠 1건당 각 단계에 며칠/몇 시간이 걸리나요?</w:t>
+      </w:r>
+    </w:p>
+    <w:p>
+      <w:r>
+        <w:rPr>
+          <w:rFonts w:ascii="Malgun Gothic" w:hAnsi="Malgun Gothic"/>
+          <w:color w:val="555A60"/>
+          <w:sz w:val="17"/>
+        </w:rPr>
+        <w:t>(단계별 시간 표)</w:t>
+      </w:r>
+    </w:p>
+    <w:p>
+      <w:pPr>
+        <w:spacing w:after="80"/>
+      </w:pPr>
+      <w:r>
+        <w:rPr>
+          <w:rFonts w:ascii="Malgun Gothic" w:hAnsi="Malgun Gothic"/>
+          <w:sz w:val="21"/>
+        </w:rPr>
+        <w:t xml:space="preserve">답변: </w:t>
+      </w:r>
+    </w:p>
+    <w:p>
+      <w:pPr>
+        <w:spacing w:after="80"/>
+      </w:pPr>
+      <w:r>
+        <w:rPr>
+          <w:rFonts w:ascii="Malgun Gothic" w:hAnsi="Malgun Gothic"/>
+          <w:sz w:val="21"/>
+        </w:rPr>
+        <w:t xml:space="preserve">답변: </w:t>
+      </w:r>
+    </w:p>
+    <w:p>
+      <w:r>
+        <w:rPr>
+          <w:rFonts w:ascii="Malgun Gothic" w:hAnsi="Malgun Gothic"/>
+          <w:b/>
+          <w:sz w:val="21"/>
+        </w:rPr>
+        <w:t>3.2. 가장 오래 걸리는 단계는 무엇인가요?</w:t>
+      </w:r>
+    </w:p>
+    <w:p>
+      <w:r>
+        <w:rPr>
+          <w:rFonts w:ascii="Malgun Gothic" w:hAnsi="Malgun Gothic"/>
+          <w:color w:val="555A60"/>
+          <w:sz w:val="17"/>
+        </w:rPr>
+        <w:t>(자유 텍스트)</w:t>
+      </w:r>
+    </w:p>
+    <w:p>
+      <w:pPr>
+        <w:spacing w:after="80"/>
+      </w:pPr>
+      <w:r>
+        <w:rPr>
+          <w:rFonts w:ascii="Malgun Gothic" w:hAnsi="Malgun Gothic"/>
+          <w:sz w:val="21"/>
+        </w:rPr>
+        <w:t xml:space="preserve">답변: </w:t>
+      </w:r>
+    </w:p>
+    <w:p>
+      <w:pPr>
+        <w:spacing w:after="80"/>
+      </w:pPr>
+      <w:r>
+        <w:rPr>
+          <w:rFonts w:ascii="Malgun Gothic" w:hAnsi="Malgun Gothic"/>
+          <w:sz w:val="21"/>
+        </w:rPr>
+        <w:t xml:space="preserve">답변: </w:t>
+      </w:r>
+    </w:p>
+    <w:p>
+      <w:r>
+        <w:br w:type="page"/>
+      </w:r>
+    </w:p>
+    <w:p>
+      <w:pPr>
+        <w:spacing w:after="160"/>
+      </w:pPr>
+      <w:r>
+        <w:rPr>
+          <w:rFonts w:ascii="Malgun Gothic" w:hAnsi="Malgun Gothic"/>
+          <w:b/>
+          <w:color w:val="1F3A5F"/>
+          <w:sz w:val="24"/>
+        </w:rPr>
+        <w:t>4. 검토 단계</w:t>
+      </w:r>
+    </w:p>
+    <w:p>
+      <w:r>
+        <w:rPr>
+          <w:rFonts w:ascii="Malgun Gothic" w:hAnsi="Malgun Gothic"/>
+          <w:b/>
+          <w:sz w:val="21"/>
+        </w:rPr>
+        <w:t>4.1. 검토와 승인이 몇 단계이며, 누가 승인하나요?</w:t>
+      </w:r>
+    </w:p>
+    <w:p>
+      <w:r>
+        <w:rPr>
+          <w:rFonts w:ascii="Malgun Gothic" w:hAnsi="Malgun Gothic"/>
+          <w:color w:val="555A60"/>
+          <w:sz w:val="17"/>
+        </w:rPr>
+        <w:t>(단계 목록 + 직책)</w:t>
+      </w:r>
+    </w:p>
+    <w:p>
+      <w:pPr>
+        <w:spacing w:after="80"/>
+      </w:pPr>
+      <w:r>
+        <w:rPr>
+          <w:rFonts w:ascii="Malgun Gothic" w:hAnsi="Malgun Gothic"/>
+          <w:sz w:val="21"/>
+        </w:rPr>
+        <w:t xml:space="preserve">답변: </w:t>
+      </w:r>
+    </w:p>
+    <w:p>
+      <w:pPr>
+        <w:spacing w:after="80"/>
+      </w:pPr>
+      <w:r>
+        <w:rPr>
+          <w:rFonts w:ascii="Malgun Gothic" w:hAnsi="Malgun Gothic"/>
+          <w:sz w:val="21"/>
+        </w:rPr>
+        <w:t xml:space="preserve">답변: </w:t>
+      </w:r>
+    </w:p>
+    <w:p>
+      <w:r>
+        <w:rPr>
+          <w:rFonts w:ascii="Malgun Gothic" w:hAnsi="Malgun Gothic"/>
+          <w:b/>
+          <w:sz w:val="21"/>
+        </w:rPr>
+        <w:t>4.2. 검토·승인 기준은 문서화되어 있나요?</w:t>
+      </w:r>
+    </w:p>
+    <w:p>
+      <w:pPr>
+        <w:spacing w:after="160"/>
+      </w:pPr>
+      <w:r>
+        <w:rPr>
+          <w:rFonts w:ascii="Malgun Gothic" w:hAnsi="Malgun Gothic"/>
+          <w:sz w:val="21"/>
+        </w:rPr>
+        <w:t xml:space="preserve">  ☐  예</w:t>
+      </w:r>
+      <w:r>
+        <w:rPr>
+          <w:rFonts w:ascii="Malgun Gothic" w:hAnsi="Malgun Gothic"/>
+          <w:sz w:val="21"/>
+        </w:rPr>
+        <w:t xml:space="preserve">  ☐  아니오</w:t>
+      </w:r>
+      <w:r>
+        <w:rPr>
+          <w:rFonts w:ascii="Malgun Gothic" w:hAnsi="Malgun Gothic"/>
+          <w:sz w:val="21"/>
+        </w:rPr>
+        <w:t xml:space="preserve">  ☐  부분</w:t>
+      </w:r>
+    </w:p>
+    <w:p>
+      <w:pPr>
+        <w:spacing w:after="160"/>
+      </w:pPr>
+      <w:r>
+        <w:rPr>
+          <w:rFonts w:ascii="Malgun Gothic" w:hAnsi="Malgun Gothic"/>
+          <w:b/>
+          <w:color w:val="1F3A5F"/>
+          <w:sz w:val="24"/>
+        </w:rPr>
+        <w:t>5. AI 사용 현황</w:t>
+      </w:r>
+    </w:p>
+    <w:p>
+      <w:r>
+        <w:rPr>
+          <w:rFonts w:ascii="Malgun Gothic" w:hAnsi="Malgun Gothic"/>
+          <w:b/>
+          <w:sz w:val="21"/>
+        </w:rPr>
+        <w:t>5.1. 조직원이 현재 사용하는 AI 도구와 용도는 무엇인가요?</w:t>
+      </w:r>
+    </w:p>
+    <w:p>
+      <w:r>
+        <w:rPr>
+          <w:rFonts w:ascii="Malgun Gothic" w:hAnsi="Malgun Gothic"/>
+          <w:color w:val="555A60"/>
+          <w:sz w:val="17"/>
+        </w:rPr>
+        <w:t>(도구명 + 용도)</w:t>
+      </w:r>
+    </w:p>
+    <w:p>
+      <w:pPr>
+        <w:spacing w:after="80"/>
+      </w:pPr>
+      <w:r>
+        <w:rPr>
+          <w:rFonts w:ascii="Malgun Gothic" w:hAnsi="Malgun Gothic"/>
+          <w:sz w:val="21"/>
+        </w:rPr>
+        <w:t xml:space="preserve">답변: </w:t>
+      </w:r>
+    </w:p>
+    <w:p>
+      <w:pPr>
+        <w:spacing w:after="80"/>
+      </w:pPr>
+      <w:r>
+        <w:rPr>
+          <w:rFonts w:ascii="Malgun Gothic" w:hAnsi="Malgun Gothic"/>
+          <w:sz w:val="21"/>
+        </w:rPr>
+        <w:t xml:space="preserve">답변: </w:t>
+      </w:r>
+    </w:p>
+    <w:p>
+      <w:r>
+        <w:rPr>
+          <w:rFonts w:ascii="Malgun Gothic" w:hAnsi="Malgun Gothic"/>
+          <w:b/>
+          <w:sz w:val="21"/>
+        </w:rPr>
+        <w:t>5.2. 조직 차원의 AI 사용정책이 있나요?</w:t>
+      </w:r>
+    </w:p>
+    <w:p>
+      <w:pPr>
+        <w:spacing w:after="160"/>
+      </w:pPr>
+      <w:r>
+        <w:rPr>
+          <w:rFonts w:ascii="Malgun Gothic" w:hAnsi="Malgun Gothic"/>
+          <w:sz w:val="21"/>
+        </w:rPr>
+        <w:t xml:space="preserve">  ☐  예</w:t>
+      </w:r>
+      <w:r>
+        <w:rPr>
+          <w:rFonts w:ascii="Malgun Gothic" w:hAnsi="Malgun Gothic"/>
+          <w:sz w:val="21"/>
+        </w:rPr>
+        <w:t xml:space="preserve">  ☐  아니오</w:t>
+      </w:r>
+    </w:p>
+    <w:p>
+      <w:pPr>
+        <w:spacing w:after="160"/>
+      </w:pPr>
+      <w:r>
+        <w:rPr>
+          <w:rFonts w:ascii="Malgun Gothic" w:hAnsi="Malgun Gothic"/>
+          <w:b/>
+          <w:color w:val="1F3A5F"/>
+          <w:sz w:val="24"/>
+        </w:rPr>
+        <w:t>6. 입력 금지 자료</w:t>
+      </w:r>
+    </w:p>
+    <w:p>
+      <w:r>
+        <w:rPr>
+          <w:rFonts w:ascii="Malgun Gothic" w:hAnsi="Malgun Gothic"/>
+          <w:b/>
+          <w:sz w:val="21"/>
+        </w:rPr>
+        <w:t>6.1. AI에 절대 입력하면 안 되는 자료가 있나요?</w:t>
+      </w:r>
+    </w:p>
+    <w:p>
+      <w:r>
+        <w:rPr>
+          <w:rFonts w:ascii="Malgun Gothic" w:hAnsi="Malgun Gothic"/>
+          <w:color w:val="555A60"/>
+          <w:sz w:val="17"/>
+        </w:rPr>
+        <w:t>(비밀·기밀·법률 검토 필요 자료 — 유형 분류만)</w:t>
+      </w:r>
+    </w:p>
+    <w:p>
+      <w:pPr>
+        <w:spacing w:after="80"/>
+      </w:pPr>
+      <w:r>
+        <w:rPr>
+          <w:rFonts w:ascii="Malgun Gothic" w:hAnsi="Malgun Gothic"/>
+          <w:sz w:val="21"/>
+        </w:rPr>
+        <w:t xml:space="preserve">답변: </w:t>
+      </w:r>
+    </w:p>
+    <w:p>
+      <w:pPr>
+        <w:spacing w:after="80"/>
+      </w:pPr>
+      <w:r>
+        <w:rPr>
+          <w:rFonts w:ascii="Malgun Gothic" w:hAnsi="Malgun Gothic"/>
+          <w:sz w:val="21"/>
+        </w:rPr>
+        <w:t xml:space="preserve">답변: </w:t>
+      </w:r>
+    </w:p>
+    <w:p>
+      <w:pPr>
+        <w:spacing w:after="160"/>
+      </w:pPr>
+      <w:r>
+        <w:rPr>
+          <w:rFonts w:ascii="Malgun Gothic" w:hAnsi="Malgun Gothic"/>
+          <w:b/>
+          <w:color w:val="1F3A5F"/>
+          <w:sz w:val="24"/>
+        </w:rPr>
+        <w:t>7. 개인정보</w:t>
+      </w:r>
+    </w:p>
+    <w:p>
+      <w:r>
+        <w:rPr>
+          <w:rFonts w:ascii="Malgun Gothic" w:hAnsi="Malgun Gothic"/>
+          <w:b/>
+          <w:sz w:val="21"/>
+        </w:rPr>
+        <w:t>7.1. 제작 콘텐츠에 개인정보가 포함됩니까?</w:t>
+      </w:r>
+    </w:p>
+    <w:p>
+      <w:pPr>
+        <w:spacing w:after="160"/>
+      </w:pPr>
+      <w:r>
+        <w:rPr>
+          <w:rFonts w:ascii="Malgun Gothic" w:hAnsi="Malgun Gothic"/>
+          <w:sz w:val="21"/>
+        </w:rPr>
+        <w:t xml:space="preserve">  ☐  예    </w:t>
+      </w:r>
+      <w:r>
+        <w:rPr>
+          <w:rFonts w:ascii="Malgun Gothic" w:hAnsi="Malgun Gothic"/>
+          <w:sz w:val="21"/>
+        </w:rPr>
+        <w:t xml:space="preserve">  ☐  아니오    </w:t>
+      </w:r>
+      <w:r>
+        <w:rPr>
+          <w:rFonts w:ascii="Malgun Gothic" w:hAnsi="Malgun Gothic"/>
+          <w:sz w:val="21"/>
+        </w:rPr>
+        <w:t xml:space="preserve">  ☐  일부    </w:t>
+      </w:r>
+    </w:p>
+    <w:p>
+      <w:r>
+        <w:br w:type="page"/>
+      </w:r>
+    </w:p>
+    <w:p>
+      <w:pPr>
+        <w:spacing w:after="160"/>
+      </w:pPr>
+      <w:r>
+        <w:rPr>
+          <w:rFonts w:ascii="Malgun Gothic" w:hAnsi="Malgun Gothic"/>
+          <w:b/>
+          <w:color w:val="1F3A5F"/>
+          <w:sz w:val="24"/>
+        </w:rPr>
+        <w:t>8. 저작권</w:t>
+      </w:r>
+    </w:p>
+    <w:p>
+      <w:r>
+        <w:rPr>
+          <w:rFonts w:ascii="Malgun Gothic" w:hAnsi="Malgun Gothic"/>
+          <w:b/>
+          <w:sz w:val="21"/>
+        </w:rPr>
+        <w:t>8.1. 타인 저작물을 사용하거나 외부 학습에 쓸 자료가 있나요?</w:t>
+      </w:r>
+    </w:p>
+    <w:p>
+      <w:pPr>
+        <w:spacing w:after="160"/>
+      </w:pPr>
+      <w:r>
+        <w:rPr>
+          <w:rFonts w:ascii="Malgun Gothic" w:hAnsi="Malgun Gothic"/>
+          <w:sz w:val="21"/>
+        </w:rPr>
+        <w:t xml:space="preserve">  ☐  예    </w:t>
+      </w:r>
+      <w:r>
+        <w:rPr>
+          <w:rFonts w:ascii="Malgun Gothic" w:hAnsi="Malgun Gothic"/>
+          <w:sz w:val="21"/>
+        </w:rPr>
+        <w:t xml:space="preserve">  ☐  아니오    </w:t>
+      </w:r>
+      <w:r>
+        <w:rPr>
+          <w:rFonts w:ascii="Malgun Gothic" w:hAnsi="Malgun Gothic"/>
+          <w:sz w:val="21"/>
+        </w:rPr>
+        <w:t xml:space="preserve">  ☐  일부    </w:t>
+      </w:r>
+    </w:p>
+    <w:p>
+      <w:pPr>
+        <w:spacing w:after="160"/>
+      </w:pPr>
+      <w:r>
+        <w:rPr>
+          <w:rFonts w:ascii="Malgun Gothic" w:hAnsi="Malgun Gothic"/>
+          <w:b/>
+          <w:color w:val="1F3A5F"/>
+          <w:sz w:val="24"/>
+        </w:rPr>
+        <w:t>9. 승인 책임자</w:t>
+      </w:r>
+    </w:p>
+    <w:p>
+      <w:r>
+        <w:rPr>
+          <w:rFonts w:ascii="Malgun Gothic" w:hAnsi="Malgun Gothic"/>
+          <w:b/>
+          <w:sz w:val="21"/>
+        </w:rPr>
+        <w:t>9.1. 파일럿 예산과 결과를 최종 승인할 수 있는 사람은 누구인가요?</w:t>
+      </w:r>
+    </w:p>
+    <w:p>
+      <w:r>
+        <w:rPr>
+          <w:rFonts w:ascii="Malgun Gothic" w:hAnsi="Malgun Gothic"/>
+          <w:color w:val="555A60"/>
+          <w:sz w:val="17"/>
+        </w:rPr>
+        <w:t>(직책만 기재)</w:t>
+      </w:r>
+    </w:p>
+    <w:p>
+      <w:pPr>
+        <w:spacing w:after="80"/>
+      </w:pPr>
+      <w:r>
+        <w:rPr>
+          <w:rFonts w:ascii="Malgun Gothic" w:hAnsi="Malgun Gothic"/>
+          <w:sz w:val="21"/>
+        </w:rPr>
+        <w:t xml:space="preserve">답변: </w:t>
+      </w:r>
+    </w:p>
+    <w:p>
+      <w:pPr>
+        <w:spacing w:after="80"/>
+      </w:pPr>
+      <w:r>
+        <w:rPr>
+          <w:rFonts w:ascii="Malgun Gothic" w:hAnsi="Malgun Gothic"/>
+          <w:sz w:val="21"/>
+        </w:rPr>
+        <w:t xml:space="preserve">답변: </w:t>
+      </w:r>
+    </w:p>
+    <w:p>
+      <w:pPr>
+        <w:spacing w:after="160"/>
+      </w:pPr>
+      <w:r>
+        <w:rPr>
+          <w:rFonts w:ascii="Malgun Gothic" w:hAnsi="Malgun Gothic"/>
+          <w:b/>
+          <w:color w:val="1F3A5F"/>
+          <w:sz w:val="24"/>
+        </w:rPr>
+        <w:t>10. 기준선 데이터</w:t>
+      </w:r>
+    </w:p>
+    <w:p>
+      <w:r>
+        <w:rPr>
+          <w:rFonts w:ascii="Malgun Gothic" w:hAnsi="Malgun Gothic"/>
+          <w:b/>
+          <w:sz w:val="21"/>
+        </w:rPr>
+        <w:t>10.1. 기준선(생산시간·재작업률 등)으로 쓸 수 있는 데이터가 있나요?</w:t>
+      </w:r>
+    </w:p>
+    <w:p>
+      <w:r>
+        <w:rPr>
+          <w:rFonts w:ascii="Malgun Gothic" w:hAnsi="Malgun Gothic"/>
+          <w:color w:val="555A60"/>
+          <w:sz w:val="17"/>
+        </w:rPr>
+        <w:t>(가능 항목 나열)</w:t>
+      </w:r>
+    </w:p>
+    <w:p>
+      <w:pPr>
+        <w:spacing w:after="80"/>
+      </w:pPr>
+      <w:r>
+        <w:rPr>
+          <w:rFonts w:ascii="Malgun Gothic" w:hAnsi="Malgun Gothic"/>
+          <w:sz w:val="21"/>
+        </w:rPr>
+        <w:t xml:space="preserve">답변: </w:t>
+      </w:r>
+    </w:p>
+    <w:p>
+      <w:pPr>
+        <w:spacing w:after="80"/>
+      </w:pPr>
+      <w:r>
+        <w:rPr>
+          <w:rFonts w:ascii="Malgun Gothic" w:hAnsi="Malgun Gothic"/>
+          <w:sz w:val="21"/>
+        </w:rPr>
+        <w:t xml:space="preserve">답변: </w:t>
+      </w:r>
+    </w:p>
+    <w:p>
+      <w:pPr>
+        <w:spacing w:after="160"/>
+      </w:pPr>
+      <w:r>
+        <w:rPr>
+          <w:rFonts w:ascii="Malgun Gothic" w:hAnsi="Malgun Gothic"/>
+          <w:b/>
+          <w:color w:val="1F3A5F"/>
+          <w:sz w:val="24"/>
+        </w:rPr>
+        <w:t>11. 파일럿 후보 업무</w:t>
+      </w:r>
+    </w:p>
+    <w:p>
+      <w:r>
+        <w:rPr>
+          <w:rFonts w:ascii="Malgun Gothic" w:hAnsi="Malgun Gothic"/>
+          <w:b/>
+          <w:sz w:val="21"/>
+        </w:rPr>
+        <w:t>11.1. 6주 파일럿 후보 업무 1개를 고른다면 무엇인가요?</w:t>
+      </w:r>
+    </w:p>
+    <w:p>
+      <w:r>
+        <w:rPr>
+          <w:rFonts w:ascii="Malgun Gothic" w:hAnsi="Malgun Gothic"/>
+          <w:color w:val="555A60"/>
+          <w:sz w:val="17"/>
+        </w:rPr>
+        <w:t>(1건 선택)</w:t>
+      </w:r>
+    </w:p>
+    <w:p>
+      <w:pPr>
+        <w:spacing w:after="80"/>
+      </w:pPr>
+      <w:r>
+        <w:rPr>
+          <w:rFonts w:ascii="Malgun Gothic" w:hAnsi="Malgun Gothic"/>
+          <w:sz w:val="21"/>
+        </w:rPr>
+        <w:t xml:space="preserve">답변: </w:t>
+      </w:r>
+    </w:p>
+    <w:p>
+      <w:pPr>
+        <w:spacing w:after="80"/>
+      </w:pPr>
+      <w:r>
+        <w:rPr>
+          <w:rFonts w:ascii="Malgun Gothic" w:hAnsi="Malgun Gothic"/>
+          <w:sz w:val="21"/>
+        </w:rPr>
+        <w:t xml:space="preserve">답변: </w:t>
+      </w:r>
+    </w:p>
+    <w:p>
+      <w:r>
+        <w:rPr>
+          <w:rFonts w:ascii="Malgun Gothic" w:hAnsi="Malgun Gothic"/>
+          <w:b/>
+          <w:sz w:val="21"/>
+        </w:rPr>
+        <w:t>11.2. 참여 팀(6–10명)과 운영 책임자 1인을 지정할 수 있나요?</w:t>
+      </w:r>
+    </w:p>
+    <w:p>
+      <w:pPr>
+        <w:spacing w:after="160"/>
+      </w:pPr>
+      <w:r>
+        <w:rPr>
+          <w:rFonts w:ascii="Malgun Gothic" w:hAnsi="Malgun Gothic"/>
+          <w:sz w:val="21"/>
+        </w:rPr>
+        <w:t xml:space="preserve">  ☐  예</w:t>
+      </w:r>
+      <w:r>
+        <w:rPr>
+          <w:rFonts w:ascii="Malgun Gothic" w:hAnsi="Malgun Gothic"/>
+          <w:sz w:val="21"/>
+        </w:rPr>
+        <w:t xml:space="preserve">  ☐  아니오</w:t>
+      </w:r>
+    </w:p>
+    <w:p>
+      <w:pPr>
+        <w:spacing w:after="160"/>
+      </w:pPr>
+      <w:r>
+        <w:rPr>
+          <w:rFonts w:ascii="Malgun Gothic" w:hAnsi="Malgun Gothic"/>
+          <w:b/>
+          <w:color w:val="1F3A5F"/>
+          <w:sz w:val="24"/>
+        </w:rPr>
+        <w:t>12. 성공 기준</w:t>
+      </w:r>
+    </w:p>
+    <w:p>
+      <w:r>
+        <w:rPr>
+          <w:rFonts w:ascii="Malgun Gothic" w:hAnsi="Malgun Gothic"/>
+          <w:b/>
+          <w:sz w:val="21"/>
+        </w:rPr>
+        <w:t>12.1. 파일럿이 성공했다고 판단하는 기준은 무엇인가요?</w:t>
+      </w:r>
+    </w:p>
+    <w:p>
+      <w:r>
+        <w:rPr>
+          <w:rFonts w:ascii="Malgun Gothic" w:hAnsi="Malgun Gothic"/>
+          <w:color w:val="555A60"/>
+          <w:sz w:val="17"/>
+        </w:rPr>
+        <w:t>(예: 생산시간 단축, 품질 유지)</w:t>
+      </w:r>
+    </w:p>
+    <w:p>
+      <w:pPr>
+        <w:spacing w:after="80"/>
+      </w:pPr>
+      <w:r>
+        <w:rPr>
+          <w:rFonts w:ascii="Malgun Gothic" w:hAnsi="Malgun Gothic"/>
+          <w:sz w:val="21"/>
+        </w:rPr>
+        <w:t xml:space="preserve">답변: </w:t>
+      </w:r>
+    </w:p>
+    <w:p>
+      <w:pPr>
+        <w:spacing w:after="80"/>
+      </w:pPr>
+      <w:r>
+        <w:rPr>
+          <w:rFonts w:ascii="Malgun Gothic" w:hAnsi="Malgun Gothic"/>
+          <w:sz w:val="21"/>
+        </w:rPr>
+        <w:t xml:space="preserve">답변: </w:t>
+      </w:r>
+    </w:p>
+    <w:p>
+      <w:pPr>
+        <w:spacing w:after="160"/>
+      </w:pPr>
+      <w:r>
+        <w:rPr>
+          <w:rFonts w:ascii="Malgun Gothic" w:hAnsi="Malgun Gothic"/>
+          <w:b/>
+          <w:color w:val="1F3A5F"/>
+          <w:sz w:val="24"/>
+        </w:rPr>
+        <w:t>13. 중단 조건</w:t>
+      </w:r>
+    </w:p>
+    <w:p>
+      <w:r>
+        <w:rPr>
+          <w:rFonts w:ascii="Malgun Gothic" w:hAnsi="Malgun Gothic"/>
+          <w:b/>
+          <w:sz w:val="21"/>
+        </w:rPr>
+        <w:t>13.1. 어떤 경우에 파일럿을 중단해야 하나요?</w:t>
+      </w:r>
+    </w:p>
+    <w:p>
+      <w:r>
+        <w:rPr>
+          <w:rFonts w:ascii="Malgun Gothic" w:hAnsi="Malgun Gothic"/>
+          <w:color w:val="555A60"/>
+          <w:sz w:val="17"/>
+        </w:rPr>
+        <w:t>(위험업무 침범·자동 게시 요구 등)</w:t>
+      </w:r>
+    </w:p>
+    <w:p>
+      <w:pPr>
+        <w:spacing w:after="80"/>
+      </w:pPr>
+      <w:r>
+        <w:rPr>
+          <w:rFonts w:ascii="Malgun Gothic" w:hAnsi="Malgun Gothic"/>
+          <w:sz w:val="21"/>
+        </w:rPr>
+        <w:t xml:space="preserve">답변: </w:t>
+      </w:r>
+    </w:p>
+    <w:p>
+      <w:pPr>
+        <w:spacing w:after="80"/>
+      </w:pPr>
+      <w:r>
+        <w:rPr>
+          <w:rFonts w:ascii="Malgun Gothic" w:hAnsi="Malgun Gothic"/>
+          <w:sz w:val="21"/>
+        </w:rPr>
+        <w:t xml:space="preserve">답변: </w:t>
       </w:r>
     </w:p>
     <w:p>
@@ -98,722 +1007,13 @@
           <w:color w:val="555A60"/>
           <w:sz w:val="18"/>
         </w:rPr>
-        <w:t xml:space="preserve">   (답변 형식·확인 목적: 숫자)</w:t>
-      </w:r>
-    </w:p>
-    <w:p>
-      <w:pPr>
-        <w:spacing w:after="240"/>
-      </w:pPr>
-      <w:r>
-        <w:rPr>
-          <w:rFonts w:ascii="Malgun Gothic" w:hAnsi="Malgun Gothic"/>
-          <w:sz w:val="22"/>
-        </w:rPr>
-        <w:t xml:space="preserve">답변: </w:t>
-      </w:r>
-    </w:p>
-    <w:p>
-      <w:pPr>
-        <w:pStyle w:val="Heading1"/>
-      </w:pPr>
-      <w:r>
-        <w:rPr>
-          <w:rFonts w:ascii="Malgun Gothic" w:hAnsi="Malgun Gothic"/>
-          <w:color w:val="1F3A5F"/>
-        </w:rPr>
-        <w:t>2. 현재 콘텐츠 업무</w:t>
-      </w:r>
-    </w:p>
-    <w:p>
-      <w:r>
-        <w:rPr>
-          <w:rFonts w:ascii="Malgun Gothic" w:hAnsi="Malgun Gothic"/>
-          <w:b/>
-          <w:sz w:val="22"/>
-        </w:rPr>
-        <w:t>2.1. 현재 콘텐츠 제작이 어떤 단계로 진행되나요? (기획→초안→검토→승인→게시)</w:t>
-      </w:r>
-    </w:p>
-    <w:p>
-      <w:r>
-        <w:rPr>
-          <w:rFonts w:ascii="Malgun Gothic" w:hAnsi="Malgun Gothic"/>
-          <w:color w:val="555A60"/>
-          <w:sz w:val="18"/>
-        </w:rPr>
-        <w:t xml:space="preserve">   (답변 형식·확인 목적: 단계 나열)</w:t>
-      </w:r>
-    </w:p>
-    <w:p>
-      <w:pPr>
-        <w:spacing w:after="240"/>
-      </w:pPr>
-      <w:r>
-        <w:rPr>
-          <w:rFonts w:ascii="Malgun Gothic" w:hAnsi="Malgun Gothic"/>
-          <w:sz w:val="22"/>
-        </w:rPr>
-        <w:t xml:space="preserve">답변: </w:t>
-      </w:r>
-    </w:p>
-    <w:p>
-      <w:r>
-        <w:rPr>
-          <w:rFonts w:ascii="Malgun Gothic" w:hAnsi="Malgun Gothic"/>
-          <w:b/>
-          <w:sz w:val="22"/>
-        </w:rPr>
-        <w:t>2.2. 주요 콘텐츠 유형은 무엇인가요? (홍보물·안내문·뉴스레터·SNS 등)</w:t>
-      </w:r>
-    </w:p>
-    <w:p>
-      <w:r>
-        <w:rPr>
-          <w:rFonts w:ascii="Malgun Gothic" w:hAnsi="Malgun Gothic"/>
-          <w:color w:val="555A60"/>
-          <w:sz w:val="18"/>
-        </w:rPr>
-        <w:t xml:space="preserve">   (답변 형식·확인 목적: 유형 목록)</w:t>
-      </w:r>
-    </w:p>
-    <w:p>
-      <w:pPr>
-        <w:spacing w:after="240"/>
-      </w:pPr>
-      <w:r>
-        <w:rPr>
-          <w:rFonts w:ascii="Malgun Gothic" w:hAnsi="Malgun Gothic"/>
-          <w:sz w:val="22"/>
-        </w:rPr>
-        <w:t xml:space="preserve">답변: </w:t>
-      </w:r>
-    </w:p>
-    <w:p>
-      <w:pPr>
-        <w:pStyle w:val="Heading1"/>
-      </w:pPr>
-      <w:r>
-        <w:rPr>
-          <w:rFonts w:ascii="Malgun Gothic" w:hAnsi="Malgun Gothic"/>
-          <w:color w:val="1F3A5F"/>
-        </w:rPr>
-        <w:t>3. 소요시간</w:t>
-      </w:r>
-    </w:p>
-    <w:p>
-      <w:r>
-        <w:rPr>
-          <w:rFonts w:ascii="Malgun Gothic" w:hAnsi="Malgun Gothic"/>
-          <w:b/>
-          <w:sz w:val="22"/>
-        </w:rPr>
-        <w:t>3.1. 콘텐츠 1건당 각 단계에 며칠/몇 시간이 걸리나요?</w:t>
-      </w:r>
-    </w:p>
-    <w:p>
-      <w:r>
-        <w:rPr>
-          <w:rFonts w:ascii="Malgun Gothic" w:hAnsi="Malgun Gothic"/>
-          <w:color w:val="555A60"/>
-          <w:sz w:val="18"/>
-        </w:rPr>
-        <w:t xml:space="preserve">   (답변 형식·확인 목적: 단계별 시간 표)</w:t>
-      </w:r>
-    </w:p>
-    <w:p>
-      <w:pPr>
-        <w:spacing w:after="240"/>
-      </w:pPr>
-      <w:r>
-        <w:rPr>
-          <w:rFonts w:ascii="Malgun Gothic" w:hAnsi="Malgun Gothic"/>
-          <w:sz w:val="22"/>
-        </w:rPr>
-        <w:t xml:space="preserve">답변: </w:t>
-      </w:r>
-    </w:p>
-    <w:p>
-      <w:r>
-        <w:rPr>
-          <w:rFonts w:ascii="Malgun Gothic" w:hAnsi="Malgun Gothic"/>
-          <w:b/>
-          <w:sz w:val="22"/>
-        </w:rPr>
-        <w:t>3.2. 가장 오래 걸리는 단계는 무엇인가요?</w:t>
-      </w:r>
-    </w:p>
-    <w:p>
-      <w:r>
-        <w:rPr>
-          <w:rFonts w:ascii="Malgun Gothic" w:hAnsi="Malgun Gothic"/>
-          <w:color w:val="555A60"/>
-          <w:sz w:val="18"/>
-        </w:rPr>
-        <w:t xml:space="preserve">   (답변 형식·확인 목적: 자유 텍스트)</w:t>
-      </w:r>
-    </w:p>
-    <w:p>
-      <w:pPr>
-        <w:spacing w:after="240"/>
-      </w:pPr>
-      <w:r>
-        <w:rPr>
-          <w:rFonts w:ascii="Malgun Gothic" w:hAnsi="Malgun Gothic"/>
-          <w:sz w:val="22"/>
-        </w:rPr>
-        <w:t xml:space="preserve">답변: </w:t>
-      </w:r>
-    </w:p>
-    <w:p>
-      <w:pPr>
-        <w:pStyle w:val="Heading1"/>
-      </w:pPr>
-      <w:r>
-        <w:rPr>
-          <w:rFonts w:ascii="Malgun Gothic" w:hAnsi="Malgun Gothic"/>
-          <w:color w:val="1F3A5F"/>
-        </w:rPr>
-        <w:t>4. 검토 단계</w:t>
-      </w:r>
-    </w:p>
-    <w:p>
-      <w:r>
-        <w:rPr>
-          <w:rFonts w:ascii="Malgun Gothic" w:hAnsi="Malgun Gothic"/>
-          <w:b/>
-          <w:sz w:val="22"/>
-        </w:rPr>
-        <w:t>4.1. 검토와 승인이 몇 단계이며, 누가 승인하나요?</w:t>
-      </w:r>
-    </w:p>
-    <w:p>
-      <w:r>
-        <w:rPr>
-          <w:rFonts w:ascii="Malgun Gothic" w:hAnsi="Malgun Gothic"/>
-          <w:color w:val="555A60"/>
-          <w:sz w:val="18"/>
-        </w:rPr>
-        <w:t xml:space="preserve">   (답변 형식·확인 목적: 단계 목록 + 직책)</w:t>
-      </w:r>
-    </w:p>
-    <w:p>
-      <w:pPr>
-        <w:spacing w:after="240"/>
-      </w:pPr>
-      <w:r>
-        <w:rPr>
-          <w:rFonts w:ascii="Malgun Gothic" w:hAnsi="Malgun Gothic"/>
-          <w:sz w:val="22"/>
-        </w:rPr>
-        <w:t xml:space="preserve">답변: </w:t>
-      </w:r>
-    </w:p>
-    <w:p>
-      <w:r>
-        <w:rPr>
-          <w:rFonts w:ascii="Malgun Gothic" w:hAnsi="Malgun Gothic"/>
-          <w:b/>
-          <w:sz w:val="22"/>
-        </w:rPr>
-        <w:t>4.2. 검토·승인 기준은 문서화되어 있나요?</w:t>
-      </w:r>
-    </w:p>
-    <w:p>
-      <w:r>
-        <w:rPr>
-          <w:rFonts w:ascii="Malgun Gothic" w:hAnsi="Malgun Gothic"/>
-          <w:color w:val="555A60"/>
-          <w:sz w:val="18"/>
-        </w:rPr>
-        <w:t xml:space="preserve">   (답변 형식·확인 목적: 예/아니오/부분)</w:t>
-      </w:r>
-    </w:p>
-    <w:p>
-      <w:pPr>
-        <w:spacing w:after="240"/>
-      </w:pPr>
-      <w:r>
-        <w:rPr>
-          <w:rFonts w:ascii="Malgun Gothic" w:hAnsi="Malgun Gothic"/>
-          <w:sz w:val="22"/>
-        </w:rPr>
-        <w:t xml:space="preserve">답변: </w:t>
-      </w:r>
-    </w:p>
-    <w:p>
-      <w:pPr>
-        <w:pStyle w:val="Heading1"/>
-      </w:pPr>
-      <w:r>
-        <w:rPr>
-          <w:rFonts w:ascii="Malgun Gothic" w:hAnsi="Malgun Gothic"/>
-          <w:color w:val="1F3A5F"/>
-        </w:rPr>
-        <w:t>5. AI 사용 현황</w:t>
-      </w:r>
-    </w:p>
-    <w:p>
-      <w:r>
-        <w:rPr>
-          <w:rFonts w:ascii="Malgun Gothic" w:hAnsi="Malgun Gothic"/>
-          <w:b/>
-          <w:sz w:val="22"/>
-        </w:rPr>
-        <w:t>5.1. 조직원이 현재 사용하는 AI 도구와 용도는 무엇인가요?</w:t>
-      </w:r>
-    </w:p>
-    <w:p>
-      <w:r>
-        <w:rPr>
-          <w:rFonts w:ascii="Malgun Gothic" w:hAnsi="Malgun Gothic"/>
-          <w:color w:val="555A60"/>
-          <w:sz w:val="18"/>
-        </w:rPr>
-        <w:t xml:space="preserve">   (답변 형식·확인 목적: 도구명 + 용도)</w:t>
-      </w:r>
-    </w:p>
-    <w:p>
-      <w:pPr>
-        <w:spacing w:after="240"/>
-      </w:pPr>
-      <w:r>
-        <w:rPr>
-          <w:rFonts w:ascii="Malgun Gothic" w:hAnsi="Malgun Gothic"/>
-          <w:sz w:val="22"/>
-        </w:rPr>
-        <w:t xml:space="preserve">답변: </w:t>
-      </w:r>
-    </w:p>
-    <w:p>
-      <w:r>
-        <w:rPr>
-          <w:rFonts w:ascii="Malgun Gothic" w:hAnsi="Malgun Gothic"/>
-          <w:b/>
-          <w:sz w:val="22"/>
-        </w:rPr>
-        <w:t>5.2. 조직 차원의 AI 사용정책이 있나요?</w:t>
-      </w:r>
-    </w:p>
-    <w:p>
-      <w:r>
-        <w:rPr>
-          <w:rFonts w:ascii="Malgun Gothic" w:hAnsi="Malgun Gothic"/>
-          <w:color w:val="555A60"/>
-          <w:sz w:val="18"/>
-        </w:rPr>
-        <w:t xml:space="preserve">   (답변 형식·확인 목적: 예/아니오)</w:t>
-      </w:r>
-    </w:p>
-    <w:p>
-      <w:pPr>
-        <w:spacing w:after="240"/>
-      </w:pPr>
-      <w:r>
-        <w:rPr>
-          <w:rFonts w:ascii="Malgun Gothic" w:hAnsi="Malgun Gothic"/>
-          <w:sz w:val="22"/>
-        </w:rPr>
-        <w:t xml:space="preserve">답변: </w:t>
-      </w:r>
-    </w:p>
-    <w:p>
-      <w:pPr>
-        <w:pStyle w:val="Heading1"/>
-      </w:pPr>
-      <w:r>
-        <w:rPr>
-          <w:rFonts w:ascii="Malgun Gothic" w:hAnsi="Malgun Gothic"/>
-          <w:color w:val="1F3A5F"/>
-        </w:rPr>
-        <w:t>6. 입력 금지 자료</w:t>
-      </w:r>
-    </w:p>
-    <w:p>
-      <w:r>
-        <w:rPr>
-          <w:rFonts w:ascii="Malgun Gothic" w:hAnsi="Malgun Gothic"/>
-          <w:b/>
-          <w:sz w:val="22"/>
-        </w:rPr>
-        <w:t>6.1. AI에 절대 입력하면 안 되는 자료(비밀·기밀·법률 검토 필요)가 있나요?</w:t>
-      </w:r>
-    </w:p>
-    <w:p>
-      <w:r>
-        <w:rPr>
-          <w:rFonts w:ascii="Malgun Gothic" w:hAnsi="Malgun Gothic"/>
-          <w:color w:val="555A60"/>
-          <w:sz w:val="18"/>
-        </w:rPr>
-        <w:t xml:space="preserve">   (답변 형식·확인 목적: 유형 분류만)</w:t>
-      </w:r>
-    </w:p>
-    <w:p>
-      <w:pPr>
-        <w:spacing w:after="240"/>
-      </w:pPr>
-      <w:r>
-        <w:rPr>
-          <w:rFonts w:ascii="Malgun Gothic" w:hAnsi="Malgun Gothic"/>
-          <w:sz w:val="22"/>
-        </w:rPr>
-        <w:t xml:space="preserve">답변: </w:t>
-      </w:r>
-    </w:p>
-    <w:p>
-      <w:pPr>
-        <w:pStyle w:val="Heading1"/>
-      </w:pPr>
-      <w:r>
-        <w:rPr>
-          <w:rFonts w:ascii="Malgun Gothic" w:hAnsi="Malgun Gothic"/>
-          <w:color w:val="1F3A5F"/>
-        </w:rPr>
-        <w:t>7. 개인정보</w:t>
-      </w:r>
-    </w:p>
-    <w:p>
-      <w:r>
-        <w:rPr>
-          <w:rFonts w:ascii="Malgun Gothic" w:hAnsi="Malgun Gothic"/>
-          <w:b/>
-          <w:sz w:val="22"/>
-        </w:rPr>
-        <w:t>7.1. 제작 콘텐츠에 개인정보(이름·연락처 등)가 포함됩니까?</w:t>
-      </w:r>
-    </w:p>
-    <w:p>
-      <w:r>
-        <w:rPr>
-          <w:rFonts w:ascii="Malgun Gothic" w:hAnsi="Malgun Gothic"/>
-          <w:color w:val="555A60"/>
-          <w:sz w:val="18"/>
-        </w:rPr>
-        <w:t xml:space="preserve">   (답변 형식·확인 목적: 예/아니오/일부 + 위치 분류)</w:t>
-      </w:r>
-    </w:p>
-    <w:p>
-      <w:pPr>
-        <w:spacing w:after="240"/>
-      </w:pPr>
-      <w:r>
-        <w:rPr>
-          <w:rFonts w:ascii="Malgun Gothic" w:hAnsi="Malgun Gothic"/>
-          <w:sz w:val="22"/>
-        </w:rPr>
-        <w:t xml:space="preserve">답변: </w:t>
-      </w:r>
-    </w:p>
-    <w:p>
-      <w:pPr>
-        <w:pStyle w:val="Heading1"/>
-      </w:pPr>
-      <w:r>
-        <w:rPr>
-          <w:rFonts w:ascii="Malgun Gothic" w:hAnsi="Malgun Gothic"/>
-          <w:color w:val="1F3A5F"/>
-        </w:rPr>
-        <w:t>8. 저작권</w:t>
-      </w:r>
-    </w:p>
-    <w:p>
-      <w:r>
-        <w:rPr>
-          <w:rFonts w:ascii="Malgun Gothic" w:hAnsi="Malgun Gothic"/>
-          <w:b/>
-          <w:sz w:val="22"/>
-        </w:rPr>
-        <w:t>8.1. 타인 저작물을 사용하거나 외부 학습에 쓸 자료가 있나요?</w:t>
-      </w:r>
-    </w:p>
-    <w:p>
-      <w:r>
-        <w:rPr>
-          <w:rFonts w:ascii="Malgun Gothic" w:hAnsi="Malgun Gothic"/>
-          <w:color w:val="555A60"/>
-          <w:sz w:val="18"/>
-        </w:rPr>
-        <w:t xml:space="preserve">   (답변 형식·확인 목적: 예/아니오/일부 + 유형)</w:t>
-      </w:r>
-    </w:p>
-    <w:p>
-      <w:pPr>
-        <w:spacing w:after="240"/>
-      </w:pPr>
-      <w:r>
-        <w:rPr>
-          <w:rFonts w:ascii="Malgun Gothic" w:hAnsi="Malgun Gothic"/>
-          <w:sz w:val="22"/>
-        </w:rPr>
-        <w:t xml:space="preserve">답변: </w:t>
-      </w:r>
-    </w:p>
-    <w:p>
-      <w:pPr>
-        <w:pStyle w:val="Heading1"/>
-      </w:pPr>
-      <w:r>
-        <w:rPr>
-          <w:rFonts w:ascii="Malgun Gothic" w:hAnsi="Malgun Gothic"/>
-          <w:color w:val="1F3A5F"/>
-        </w:rPr>
-        <w:t>9. 승인 책임자</w:t>
-      </w:r>
-    </w:p>
-    <w:p>
-      <w:r>
-        <w:rPr>
-          <w:rFonts w:ascii="Malgun Gothic" w:hAnsi="Malgun Gothic"/>
-          <w:b/>
-          <w:sz w:val="22"/>
-        </w:rPr>
-        <w:t>9.1. 파일럿 예산과 결과를 최종 승인할 수 있는 사람(직책)은 누구인가요?</w:t>
-      </w:r>
-    </w:p>
-    <w:p>
-      <w:r>
-        <w:rPr>
-          <w:rFonts w:ascii="Malgun Gothic" w:hAnsi="Malgun Gothic"/>
-          <w:color w:val="555A60"/>
-          <w:sz w:val="18"/>
-        </w:rPr>
-        <w:t xml:space="preserve">   (답변 형식·확인 목적: 직책)</w:t>
-      </w:r>
-    </w:p>
-    <w:p>
-      <w:pPr>
-        <w:spacing w:after="240"/>
-      </w:pPr>
-      <w:r>
-        <w:rPr>
-          <w:rFonts w:ascii="Malgun Gothic" w:hAnsi="Malgun Gothic"/>
-          <w:sz w:val="22"/>
-        </w:rPr>
-        <w:t xml:space="preserve">답변: </w:t>
-      </w:r>
-    </w:p>
-    <w:p>
-      <w:pPr>
-        <w:pStyle w:val="Heading1"/>
-      </w:pPr>
-      <w:r>
-        <w:rPr>
-          <w:rFonts w:ascii="Malgun Gothic" w:hAnsi="Malgun Gothic"/>
-          <w:color w:val="1F3A5F"/>
-        </w:rPr>
-        <w:t>10. 기준선 데이터</w:t>
-      </w:r>
-    </w:p>
-    <w:p>
-      <w:r>
-        <w:rPr>
-          <w:rFonts w:ascii="Malgun Gothic" w:hAnsi="Malgun Gothic"/>
-          <w:b/>
-          <w:sz w:val="22"/>
-        </w:rPr>
-        <w:t>10.1. 기준선(생산시간·재작업률 등)으로 쓸 수 있는 데이터가 있나요?</w:t>
-      </w:r>
-    </w:p>
-    <w:p>
-      <w:r>
-        <w:rPr>
-          <w:rFonts w:ascii="Malgun Gothic" w:hAnsi="Malgun Gothic"/>
-          <w:color w:val="555A60"/>
-          <w:sz w:val="18"/>
-        </w:rPr>
-        <w:t xml:space="preserve">   (답변 형식·확인 목적: 가능 항목 나열)</w:t>
-      </w:r>
-    </w:p>
-    <w:p>
-      <w:pPr>
-        <w:spacing w:after="240"/>
-      </w:pPr>
-      <w:r>
-        <w:rPr>
-          <w:rFonts w:ascii="Malgun Gothic" w:hAnsi="Malgun Gothic"/>
-          <w:sz w:val="22"/>
-        </w:rPr>
-        <w:t xml:space="preserve">답변: </w:t>
-      </w:r>
-    </w:p>
-    <w:p>
-      <w:pPr>
-        <w:pStyle w:val="Heading1"/>
-      </w:pPr>
-      <w:r>
-        <w:rPr>
-          <w:rFonts w:ascii="Malgun Gothic" w:hAnsi="Malgun Gothic"/>
-          <w:color w:val="1F3A5F"/>
-        </w:rPr>
-        <w:t>11. 파일럿 후보 업무</w:t>
-      </w:r>
-    </w:p>
-    <w:p>
-      <w:r>
-        <w:rPr>
-          <w:rFonts w:ascii="Malgun Gothic" w:hAnsi="Malgun Gothic"/>
-          <w:b/>
-          <w:sz w:val="22"/>
-        </w:rPr>
-        <w:t>11.1. 6주 파일럿 후보 업무 1개를 고른다면 무엇인가요?</w:t>
-      </w:r>
-    </w:p>
-    <w:p>
-      <w:r>
-        <w:rPr>
-          <w:rFonts w:ascii="Malgun Gothic" w:hAnsi="Malgun Gothic"/>
-          <w:color w:val="555A60"/>
-          <w:sz w:val="18"/>
-        </w:rPr>
-        <w:t xml:space="preserve">   (답변 형식·확인 목적: 1건 선택)</w:t>
-      </w:r>
-    </w:p>
-    <w:p>
-      <w:pPr>
-        <w:spacing w:after="240"/>
-      </w:pPr>
-      <w:r>
-        <w:rPr>
-          <w:rFonts w:ascii="Malgun Gothic" w:hAnsi="Malgun Gothic"/>
-          <w:sz w:val="22"/>
-        </w:rPr>
-        <w:t xml:space="preserve">답변: </w:t>
-      </w:r>
-    </w:p>
-    <w:p>
-      <w:r>
-        <w:rPr>
-          <w:rFonts w:ascii="Malgun Gothic" w:hAnsi="Malgun Gothic"/>
-          <w:b/>
-          <w:sz w:val="22"/>
-        </w:rPr>
-        <w:t>11.2. 참여 팀(6–10명)과 운영 책임자 1인을 지정할 수 있나요?</w:t>
-      </w:r>
-    </w:p>
-    <w:p>
-      <w:r>
-        <w:rPr>
-          <w:rFonts w:ascii="Malgun Gothic" w:hAnsi="Malgun Gothic"/>
-          <w:color w:val="555A60"/>
-          <w:sz w:val="18"/>
-        </w:rPr>
-        <w:t xml:space="preserve">   (답변 형식·확인 목적: 역할·인원)</w:t>
-      </w:r>
-    </w:p>
-    <w:p>
-      <w:pPr>
-        <w:spacing w:after="240"/>
-      </w:pPr>
-      <w:r>
-        <w:rPr>
-          <w:rFonts w:ascii="Malgun Gothic" w:hAnsi="Malgun Gothic"/>
-          <w:sz w:val="22"/>
-        </w:rPr>
-        <w:t xml:space="preserve">답변: </w:t>
-      </w:r>
-    </w:p>
-    <w:p>
-      <w:pPr>
-        <w:pStyle w:val="Heading1"/>
-      </w:pPr>
-      <w:r>
-        <w:rPr>
-          <w:rFonts w:ascii="Malgun Gothic" w:hAnsi="Malgun Gothic"/>
-          <w:color w:val="1F3A5F"/>
-        </w:rPr>
-        <w:t>12. 성공 기준</w:t>
-      </w:r>
-    </w:p>
-    <w:p>
-      <w:r>
-        <w:rPr>
-          <w:rFonts w:ascii="Malgun Gothic" w:hAnsi="Malgun Gothic"/>
-          <w:b/>
-          <w:sz w:val="22"/>
-        </w:rPr>
-        <w:t>12.1. 파일럿이 성공했다고 판단하는 기준은 무엇인가요?</w:t>
-      </w:r>
-    </w:p>
-    <w:p>
-      <w:r>
-        <w:rPr>
-          <w:rFonts w:ascii="Malgun Gothic" w:hAnsi="Malgun Gothic"/>
-          <w:color w:val="555A60"/>
-          <w:sz w:val="18"/>
-        </w:rPr>
-        <w:t xml:space="preserve">   (답변 형식·확인 목적: 예: 생산시간 단축, 품질 유지)</w:t>
-      </w:r>
-    </w:p>
-    <w:p>
-      <w:pPr>
-        <w:spacing w:after="240"/>
-      </w:pPr>
-      <w:r>
-        <w:rPr>
-          <w:rFonts w:ascii="Malgun Gothic" w:hAnsi="Malgun Gothic"/>
-          <w:sz w:val="22"/>
-        </w:rPr>
-        <w:t xml:space="preserve">답변: </w:t>
-      </w:r>
-    </w:p>
-    <w:p>
-      <w:pPr>
-        <w:pStyle w:val="Heading1"/>
-      </w:pPr>
-      <w:r>
-        <w:rPr>
-          <w:rFonts w:ascii="Malgun Gothic" w:hAnsi="Malgun Gothic"/>
-          <w:color w:val="1F3A5F"/>
-        </w:rPr>
-        <w:t>13. 중단 조건</w:t>
-      </w:r>
-    </w:p>
-    <w:p>
-      <w:r>
-        <w:rPr>
-          <w:rFonts w:ascii="Malgun Gothic" w:hAnsi="Malgun Gothic"/>
-          <w:b/>
-          <w:sz w:val="22"/>
-        </w:rPr>
-        <w:t>13.1. 어떤 경우에 파일럿을 중단해야 하나요? (위험업무 침범·자동 게시 요구 등)</w:t>
-      </w:r>
-    </w:p>
-    <w:p>
-      <w:r>
-        <w:rPr>
-          <w:rFonts w:ascii="Malgun Gothic" w:hAnsi="Malgun Gothic"/>
-          <w:color w:val="555A60"/>
-          <w:sz w:val="18"/>
-        </w:rPr>
-        <w:t xml:space="preserve">   (답변 형식·확인 목적: 자유 텍스트)</w:t>
-      </w:r>
-    </w:p>
-    <w:p>
-      <w:pPr>
-        <w:spacing w:after="240"/>
-      </w:pPr>
-      <w:r>
-        <w:rPr>
-          <w:rFonts w:ascii="Malgun Gothic" w:hAnsi="Malgun Gothic"/>
-          <w:sz w:val="22"/>
-        </w:rPr>
-        <w:t xml:space="preserve">답변: </w:t>
-      </w:r>
-    </w:p>
-    <w:p>
-      <w:r>
-        <w:rPr>
-          <w:color w:val="555A60"/>
-          <w:sz w:val="18"/>
-        </w:rPr>
         <w:br/>
-        <w:t>본 질문지는 견적·일정 확정 전 진단 자료로만 사용됩니다. 가격은 시장 검증 전 자사 가격 가설이며 실제 계약·매출 주장이 아닙니다.</w:t>
+        <w:t>본 질문지는 견적·일정 확정 전 진단 자료로만 사용됩니다. 가격은 시장 검증 전 자사 가격 가설이며 실제 계약·매출 주장이 아닙니다. 조직별 사용정책·검토체계, 개인정보·저작권·조달 관련 사항은 고객별 확인과 전문 법률·계약 검토가 필요합니다.</w:t>
       </w:r>
     </w:p>
     <w:sectPr>
       <w:pgSz w:w="12240" w:h="15840"/>
-      <w:pgMar w:top="1440" w:right="1800" w:bottom="1440" w:left="1800" w:header="720" w:footer="720" w:gutter="0"/>
+      <w:pgMar w:top="720" w:right="864" w:bottom="720" w:left="864" w:header="720" w:footer="720" w:gutter="0"/>
       <w:cols w:space="720"/>
       <w:docGrid w:linePitch="360"/>
     </w:sectPr>
@@ -1186,7 +1386,7 @@
     <w:rsid w:val="00FC693F"/>
     <w:rPr>
       <w:rFonts w:ascii="Malgun Gothic" w:hAnsi="Malgun Gothic"/>
-      <w:sz w:val="22"/>
+      <w:sz w:val="21"/>
     </w:rPr>
   </w:style>
   <w:style w:type="paragraph" w:styleId="Header">

--- a/docs/commercial/business-35-ai-media-education-dx/customer-package/Business35_Diagnostic_Questionnaire.docx
+++ b/docs/commercial/business-35-ai-media-education-dx/customer-package/Business35_Diagnostic_Questionnaire.docx
@@ -46,7 +46,15 @@
           <w:color w:val="1F3A5F"/>
           <w:sz w:val="24"/>
         </w:rPr>
-        <w:t>1. 조직·팀 기본정보</w:t>
+        <w:t xml:space="preserve">1. 조직·팀 기본정보   </w:t>
+      </w:r>
+      <w:r>
+        <w:rPr>
+          <w:rFonts w:ascii="Malgun Gothic" w:hAnsi="Malgun Gothic"/>
+          <w:color w:val="555A60"/>
+          <w:sz w:val="18"/>
+        </w:rPr>
+        <w:t>[ 1 / 3 ]</w:t>
       </w:r>
     </w:p>
     <w:p>
@@ -71,26 +79,26 @@
     </w:p>
     <w:p>
       <w:pPr>
-        <w:spacing w:after="80"/>
+        <w:spacing w:after="160"/>
       </w:pPr>
       <w:r>
         <w:rPr>
           <w:rFonts w:ascii="Malgun Gothic" w:hAnsi="Malgun Gothic"/>
-          <w:sz w:val="21"/>
+          <w:sz w:val="22"/>
         </w:rPr>
-        <w:t xml:space="preserve">답변: </w:t>
+        <w:t>____________________________________________________________</w:t>
       </w:r>
     </w:p>
     <w:p>
       <w:pPr>
-        <w:spacing w:after="80"/>
+        <w:spacing w:after="160"/>
       </w:pPr>
       <w:r>
         <w:rPr>
           <w:rFonts w:ascii="Malgun Gothic" w:hAnsi="Malgun Gothic"/>
-          <w:sz w:val="21"/>
+          <w:sz w:val="22"/>
         </w:rPr>
-        <w:t xml:space="preserve">답변: </w:t>
+        <w:t>____________________________________________________________</w:t>
       </w:r>
     </w:p>
     <w:p>
@@ -133,7 +141,15 @@
           <w:color w:val="1F3A5F"/>
           <w:sz w:val="24"/>
         </w:rPr>
-        <w:t>2. 현재 콘텐츠 업무</w:t>
+        <w:t xml:space="preserve">2. 현재 콘텐츠 업무   </w:t>
+      </w:r>
+      <w:r>
+        <w:rPr>
+          <w:rFonts w:ascii="Malgun Gothic" w:hAnsi="Malgun Gothic"/>
+          <w:color w:val="555A60"/>
+          <w:sz w:val="18"/>
+        </w:rPr>
+        <w:t>[ 1 / 3 ]</w:t>
       </w:r>
     </w:p>
     <w:p>
@@ -158,26 +174,26 @@
     </w:p>
     <w:p>
       <w:pPr>
-        <w:spacing w:after="80"/>
+        <w:spacing w:after="160"/>
       </w:pPr>
       <w:r>
         <w:rPr>
           <w:rFonts w:ascii="Malgun Gothic" w:hAnsi="Malgun Gothic"/>
-          <w:sz w:val="21"/>
+          <w:sz w:val="22"/>
         </w:rPr>
-        <w:t xml:space="preserve">답변: </w:t>
+        <w:t>____________________________________________________________</w:t>
       </w:r>
     </w:p>
     <w:p>
       <w:pPr>
-        <w:spacing w:after="80"/>
+        <w:spacing w:after="160"/>
       </w:pPr>
       <w:r>
         <w:rPr>
           <w:rFonts w:ascii="Malgun Gothic" w:hAnsi="Malgun Gothic"/>
-          <w:sz w:val="21"/>
+          <w:sz w:val="22"/>
         </w:rPr>
-        <w:t xml:space="preserve">답변: </w:t>
+        <w:t>____________________________________________________________</w:t>
       </w:r>
     </w:p>
     <w:p>
@@ -241,7 +257,15 @@
           <w:color w:val="1F3A5F"/>
           <w:sz w:val="24"/>
         </w:rPr>
-        <w:t>3. 소요시간</w:t>
+        <w:t xml:space="preserve">3. 소요시간   </w:t>
+      </w:r>
+      <w:r>
+        <w:rPr>
+          <w:rFonts w:ascii="Malgun Gothic" w:hAnsi="Malgun Gothic"/>
+          <w:color w:val="555A60"/>
+          <w:sz w:val="18"/>
+        </w:rPr>
+        <w:t>[ 1 / 3 ]</w:t>
       </w:r>
     </w:p>
     <w:p>
@@ -266,26 +290,26 @@
     </w:p>
     <w:p>
       <w:pPr>
-        <w:spacing w:after="80"/>
+        <w:spacing w:after="160"/>
       </w:pPr>
       <w:r>
         <w:rPr>
           <w:rFonts w:ascii="Malgun Gothic" w:hAnsi="Malgun Gothic"/>
-          <w:sz w:val="21"/>
+          <w:sz w:val="22"/>
         </w:rPr>
-        <w:t xml:space="preserve">답변: </w:t>
+        <w:t>____________________________________________________________</w:t>
       </w:r>
     </w:p>
     <w:p>
       <w:pPr>
-        <w:spacing w:after="80"/>
+        <w:spacing w:after="160"/>
       </w:pPr>
       <w:r>
         <w:rPr>
           <w:rFonts w:ascii="Malgun Gothic" w:hAnsi="Malgun Gothic"/>
-          <w:sz w:val="21"/>
+          <w:sz w:val="22"/>
         </w:rPr>
-        <w:t xml:space="preserve">답변: </w:t>
+        <w:t>____________________________________________________________</w:t>
       </w:r>
     </w:p>
     <w:p>
@@ -305,31 +329,19 @@
           <w:color w:val="555A60"/>
           <w:sz w:val="17"/>
         </w:rPr>
-        <w:t>(자유 텍스트)</w:t>
+        <w:t>(짧게)</w:t>
       </w:r>
     </w:p>
     <w:p>
       <w:pPr>
-        <w:spacing w:after="80"/>
+        <w:spacing w:after="160"/>
       </w:pPr>
       <w:r>
         <w:rPr>
           <w:rFonts w:ascii="Malgun Gothic" w:hAnsi="Malgun Gothic"/>
-          <w:sz w:val="21"/>
+          <w:sz w:val="22"/>
         </w:rPr>
-        <w:t xml:space="preserve">답변: </w:t>
-      </w:r>
-    </w:p>
-    <w:p>
-      <w:pPr>
-        <w:spacing w:after="80"/>
-      </w:pPr>
-      <w:r>
-        <w:rPr>
-          <w:rFonts w:ascii="Malgun Gothic" w:hAnsi="Malgun Gothic"/>
-          <w:sz w:val="21"/>
-        </w:rPr>
-        <w:t xml:space="preserve">답변: </w:t>
+        <w:t>____________________________________________________________</w:t>
       </w:r>
     </w:p>
     <w:p>
@@ -348,7 +360,15 @@
           <w:color w:val="1F3A5F"/>
           <w:sz w:val="24"/>
         </w:rPr>
-        <w:t>4. 검토 단계</w:t>
+        <w:t xml:space="preserve">4. 검토 단계   </w:t>
+      </w:r>
+      <w:r>
+        <w:rPr>
+          <w:rFonts w:ascii="Malgun Gothic" w:hAnsi="Malgun Gothic"/>
+          <w:color w:val="555A60"/>
+          <w:sz w:val="18"/>
+        </w:rPr>
+        <w:t>[ 2 / 3 ]</w:t>
       </w:r>
     </w:p>
     <w:p>
@@ -373,26 +393,26 @@
     </w:p>
     <w:p>
       <w:pPr>
-        <w:spacing w:after="80"/>
+        <w:spacing w:after="160"/>
       </w:pPr>
       <w:r>
         <w:rPr>
           <w:rFonts w:ascii="Malgun Gothic" w:hAnsi="Malgun Gothic"/>
-          <w:sz w:val="21"/>
+          <w:sz w:val="22"/>
         </w:rPr>
-        <w:t xml:space="preserve">답변: </w:t>
+        <w:t>____________________________________________________________</w:t>
       </w:r>
     </w:p>
     <w:p>
       <w:pPr>
-        <w:spacing w:after="80"/>
+        <w:spacing w:after="160"/>
       </w:pPr>
       <w:r>
         <w:rPr>
           <w:rFonts w:ascii="Malgun Gothic" w:hAnsi="Malgun Gothic"/>
-          <w:sz w:val="21"/>
+          <w:sz w:val="22"/>
         </w:rPr>
-        <w:t xml:space="preserve">답변: </w:t>
+        <w:t>____________________________________________________________</w:t>
       </w:r>
     </w:p>
     <w:p>
@@ -442,7 +462,15 @@
           <w:color w:val="1F3A5F"/>
           <w:sz w:val="24"/>
         </w:rPr>
-        <w:t>5. AI 사용 현황</w:t>
+        <w:t xml:space="preserve">5. AI 사용 현황   </w:t>
+      </w:r>
+      <w:r>
+        <w:rPr>
+          <w:rFonts w:ascii="Malgun Gothic" w:hAnsi="Malgun Gothic"/>
+          <w:color w:val="555A60"/>
+          <w:sz w:val="18"/>
+        </w:rPr>
+        <w:t>[ 2 / 3 ]</w:t>
       </w:r>
     </w:p>
     <w:p>
@@ -467,26 +495,26 @@
     </w:p>
     <w:p>
       <w:pPr>
-        <w:spacing w:after="80"/>
+        <w:spacing w:after="160"/>
       </w:pPr>
       <w:r>
         <w:rPr>
           <w:rFonts w:ascii="Malgun Gothic" w:hAnsi="Malgun Gothic"/>
-          <w:sz w:val="21"/>
+          <w:sz w:val="22"/>
         </w:rPr>
-        <w:t xml:space="preserve">답변: </w:t>
+        <w:t>____________________________________________________________</w:t>
       </w:r>
     </w:p>
     <w:p>
       <w:pPr>
-        <w:spacing w:after="80"/>
+        <w:spacing w:after="160"/>
       </w:pPr>
       <w:r>
         <w:rPr>
           <w:rFonts w:ascii="Malgun Gothic" w:hAnsi="Malgun Gothic"/>
-          <w:sz w:val="21"/>
+          <w:sz w:val="22"/>
         </w:rPr>
-        <w:t xml:space="preserve">답변: </w:t>
+        <w:t>____________________________________________________________</w:t>
       </w:r>
     </w:p>
     <w:p>
@@ -529,7 +557,15 @@
           <w:color w:val="1F3A5F"/>
           <w:sz w:val="24"/>
         </w:rPr>
-        <w:t>6. 입력 금지 자료</w:t>
+        <w:t xml:space="preserve">6. 입력 금지 자료   </w:t>
+      </w:r>
+      <w:r>
+        <w:rPr>
+          <w:rFonts w:ascii="Malgun Gothic" w:hAnsi="Malgun Gothic"/>
+          <w:color w:val="555A60"/>
+          <w:sz w:val="18"/>
+        </w:rPr>
+        <w:t>[ 2 / 3 ]</w:t>
       </w:r>
     </w:p>
     <w:p>
@@ -554,26 +590,26 @@
     </w:p>
     <w:p>
       <w:pPr>
-        <w:spacing w:after="80"/>
+        <w:spacing w:after="160"/>
       </w:pPr>
       <w:r>
         <w:rPr>
           <w:rFonts w:ascii="Malgun Gothic" w:hAnsi="Malgun Gothic"/>
-          <w:sz w:val="21"/>
+          <w:sz w:val="22"/>
         </w:rPr>
-        <w:t xml:space="preserve">답변: </w:t>
+        <w:t>____________________________________________________________</w:t>
       </w:r>
     </w:p>
     <w:p>
       <w:pPr>
-        <w:spacing w:after="80"/>
+        <w:spacing w:after="160"/>
       </w:pPr>
       <w:r>
         <w:rPr>
           <w:rFonts w:ascii="Malgun Gothic" w:hAnsi="Malgun Gothic"/>
-          <w:sz w:val="21"/>
+          <w:sz w:val="22"/>
         </w:rPr>
-        <w:t xml:space="preserve">답변: </w:t>
+        <w:t>____________________________________________________________</w:t>
       </w:r>
     </w:p>
     <w:p>
@@ -587,7 +623,15 @@
           <w:color w:val="1F3A5F"/>
           <w:sz w:val="24"/>
         </w:rPr>
-        <w:t>7. 개인정보</w:t>
+        <w:t xml:space="preserve">7. 개인정보   </w:t>
+      </w:r>
+      <w:r>
+        <w:rPr>
+          <w:rFonts w:ascii="Malgun Gothic" w:hAnsi="Malgun Gothic"/>
+          <w:color w:val="555A60"/>
+          <w:sz w:val="18"/>
+        </w:rPr>
+        <w:t>[ 2 / 3 ]</w:t>
       </w:r>
     </w:p>
     <w:p>
@@ -627,11 +671,6 @@
       </w:r>
     </w:p>
     <w:p>
-      <w:r>
-        <w:br w:type="page"/>
-      </w:r>
-    </w:p>
-    <w:p>
       <w:pPr>
         <w:spacing w:after="160"/>
       </w:pPr>
@@ -642,7 +681,15 @@
           <w:color w:val="1F3A5F"/>
           <w:sz w:val="24"/>
         </w:rPr>
-        <w:t>8. 저작권</w:t>
+        <w:t xml:space="preserve">8. 저작권   </w:t>
+      </w:r>
+      <w:r>
+        <w:rPr>
+          <w:rFonts w:ascii="Malgun Gothic" w:hAnsi="Malgun Gothic"/>
+          <w:color w:val="555A60"/>
+          <w:sz w:val="18"/>
+        </w:rPr>
+        <w:t>[ 2 / 3 ]</w:t>
       </w:r>
     </w:p>
     <w:p>
@@ -692,7 +739,15 @@
           <w:color w:val="1F3A5F"/>
           <w:sz w:val="24"/>
         </w:rPr>
-        <w:t>9. 승인 책임자</w:t>
+        <w:t xml:space="preserve">9. 승인 책임자   </w:t>
+      </w:r>
+      <w:r>
+        <w:rPr>
+          <w:rFonts w:ascii="Malgun Gothic" w:hAnsi="Malgun Gothic"/>
+          <w:color w:val="555A60"/>
+          <w:sz w:val="18"/>
+        </w:rPr>
+        <w:t>[ 2 / 3 ]</w:t>
       </w:r>
     </w:p>
     <w:p>
@@ -712,31 +767,24 @@
           <w:color w:val="555A60"/>
           <w:sz w:val="17"/>
         </w:rPr>
-        <w:t>(직책만 기재)</w:t>
+        <w:t>(직책만)</w:t>
       </w:r>
     </w:p>
     <w:p>
       <w:pPr>
-        <w:spacing w:after="80"/>
+        <w:spacing w:after="160"/>
       </w:pPr>
       <w:r>
         <w:rPr>
           <w:rFonts w:ascii="Malgun Gothic" w:hAnsi="Malgun Gothic"/>
-          <w:sz w:val="21"/>
+          <w:sz w:val="22"/>
         </w:rPr>
-        <w:t xml:space="preserve">답변: </w:t>
+        <w:t>____________________________________________________________</w:t>
       </w:r>
     </w:p>
     <w:p>
-      <w:pPr>
-        <w:spacing w:after="80"/>
-      </w:pPr>
       <w:r>
-        <w:rPr>
-          <w:rFonts w:ascii="Malgun Gothic" w:hAnsi="Malgun Gothic"/>
-          <w:sz w:val="21"/>
-        </w:rPr>
-        <w:t xml:space="preserve">답변: </w:t>
+        <w:br w:type="page"/>
       </w:r>
     </w:p>
     <w:p>
@@ -750,7 +798,15 @@
           <w:color w:val="1F3A5F"/>
           <w:sz w:val="24"/>
         </w:rPr>
-        <w:t>10. 기준선 데이터</w:t>
+        <w:t xml:space="preserve">10. 기준선 데이터   </w:t>
+      </w:r>
+      <w:r>
+        <w:rPr>
+          <w:rFonts w:ascii="Malgun Gothic" w:hAnsi="Malgun Gothic"/>
+          <w:color w:val="555A60"/>
+          <w:sz w:val="18"/>
+        </w:rPr>
+        <w:t>[ 3 / 3 ]</w:t>
       </w:r>
     </w:p>
     <w:p>
@@ -775,26 +831,26 @@
     </w:p>
     <w:p>
       <w:pPr>
-        <w:spacing w:after="80"/>
+        <w:spacing w:after="160"/>
       </w:pPr>
       <w:r>
         <w:rPr>
           <w:rFonts w:ascii="Malgun Gothic" w:hAnsi="Malgun Gothic"/>
-          <w:sz w:val="21"/>
+          <w:sz w:val="22"/>
         </w:rPr>
-        <w:t xml:space="preserve">답변: </w:t>
+        <w:t>____________________________________________________________</w:t>
       </w:r>
     </w:p>
     <w:p>
       <w:pPr>
-        <w:spacing w:after="80"/>
+        <w:spacing w:after="160"/>
       </w:pPr>
       <w:r>
         <w:rPr>
           <w:rFonts w:ascii="Malgun Gothic" w:hAnsi="Malgun Gothic"/>
-          <w:sz w:val="21"/>
+          <w:sz w:val="22"/>
         </w:rPr>
-        <w:t xml:space="preserve">답변: </w:t>
+        <w:t>____________________________________________________________</w:t>
       </w:r>
     </w:p>
     <w:p>
@@ -808,7 +864,15 @@
           <w:color w:val="1F3A5F"/>
           <w:sz w:val="24"/>
         </w:rPr>
-        <w:t>11. 파일럿 후보 업무</w:t>
+        <w:t xml:space="preserve">11. 파일럿 후보 업무   </w:t>
+      </w:r>
+      <w:r>
+        <w:rPr>
+          <w:rFonts w:ascii="Malgun Gothic" w:hAnsi="Malgun Gothic"/>
+          <w:color w:val="555A60"/>
+          <w:sz w:val="18"/>
+        </w:rPr>
+        <w:t>[ 3 / 3 ]</w:t>
       </w:r>
     </w:p>
     <w:p>
@@ -833,26 +897,26 @@
     </w:p>
     <w:p>
       <w:pPr>
-        <w:spacing w:after="80"/>
+        <w:spacing w:after="160"/>
       </w:pPr>
       <w:r>
         <w:rPr>
           <w:rFonts w:ascii="Malgun Gothic" w:hAnsi="Malgun Gothic"/>
-          <w:sz w:val="21"/>
+          <w:sz w:val="22"/>
         </w:rPr>
-        <w:t xml:space="preserve">답변: </w:t>
+        <w:t>____________________________________________________________</w:t>
       </w:r>
     </w:p>
     <w:p>
       <w:pPr>
-        <w:spacing w:after="80"/>
+        <w:spacing w:after="160"/>
       </w:pPr>
       <w:r>
         <w:rPr>
           <w:rFonts w:ascii="Malgun Gothic" w:hAnsi="Malgun Gothic"/>
-          <w:sz w:val="21"/>
+          <w:sz w:val="22"/>
         </w:rPr>
-        <w:t xml:space="preserve">답변: </w:t>
+        <w:t>____________________________________________________________</w:t>
       </w:r>
     </w:p>
     <w:p>
@@ -895,7 +959,15 @@
           <w:color w:val="1F3A5F"/>
           <w:sz w:val="24"/>
         </w:rPr>
-        <w:t>12. 성공 기준</w:t>
+        <w:t xml:space="preserve">12. 성공 기준   </w:t>
+      </w:r>
+      <w:r>
+        <w:rPr>
+          <w:rFonts w:ascii="Malgun Gothic" w:hAnsi="Malgun Gothic"/>
+          <w:color w:val="555A60"/>
+          <w:sz w:val="18"/>
+        </w:rPr>
+        <w:t>[ 3 / 3 ]</w:t>
       </w:r>
     </w:p>
     <w:p>
@@ -920,26 +992,26 @@
     </w:p>
     <w:p>
       <w:pPr>
-        <w:spacing w:after="80"/>
+        <w:spacing w:after="160"/>
       </w:pPr>
       <w:r>
         <w:rPr>
           <w:rFonts w:ascii="Malgun Gothic" w:hAnsi="Malgun Gothic"/>
-          <w:sz w:val="21"/>
+          <w:sz w:val="22"/>
         </w:rPr>
-        <w:t xml:space="preserve">답변: </w:t>
+        <w:t>____________________________________________________________</w:t>
       </w:r>
     </w:p>
     <w:p>
       <w:pPr>
-        <w:spacing w:after="80"/>
+        <w:spacing w:after="160"/>
       </w:pPr>
       <w:r>
         <w:rPr>
           <w:rFonts w:ascii="Malgun Gothic" w:hAnsi="Malgun Gothic"/>
-          <w:sz w:val="21"/>
+          <w:sz w:val="22"/>
         </w:rPr>
-        <w:t xml:space="preserve">답변: </w:t>
+        <w:t>____________________________________________________________</w:t>
       </w:r>
     </w:p>
     <w:p>
@@ -953,7 +1025,15 @@
           <w:color w:val="1F3A5F"/>
           <w:sz w:val="24"/>
         </w:rPr>
-        <w:t>13. 중단 조건</w:t>
+        <w:t xml:space="preserve">13. 중단 조건   </w:t>
+      </w:r>
+      <w:r>
+        <w:rPr>
+          <w:rFonts w:ascii="Malgun Gothic" w:hAnsi="Malgun Gothic"/>
+          <w:color w:val="555A60"/>
+          <w:sz w:val="18"/>
+        </w:rPr>
+        <w:t>[ 3 / 3 ]</w:t>
       </w:r>
     </w:p>
     <w:p>
@@ -978,26 +1058,26 @@
     </w:p>
     <w:p>
       <w:pPr>
-        <w:spacing w:after="80"/>
+        <w:spacing w:after="160"/>
       </w:pPr>
       <w:r>
         <w:rPr>
           <w:rFonts w:ascii="Malgun Gothic" w:hAnsi="Malgun Gothic"/>
-          <w:sz w:val="21"/>
+          <w:sz w:val="22"/>
         </w:rPr>
-        <w:t xml:space="preserve">답변: </w:t>
+        <w:t>____________________________________________________________</w:t>
       </w:r>
     </w:p>
     <w:p>
       <w:pPr>
-        <w:spacing w:after="80"/>
+        <w:spacing w:after="160"/>
       </w:pPr>
       <w:r>
         <w:rPr>
           <w:rFonts w:ascii="Malgun Gothic" w:hAnsi="Malgun Gothic"/>
-          <w:sz w:val="21"/>
+          <w:sz w:val="22"/>
         </w:rPr>
-        <w:t xml:space="preserve">답변: </w:t>
+        <w:t>____________________________________________________________</w:t>
       </w:r>
     </w:p>
     <w:p>

--- a/docs/commercial/business-35-ai-media-education-dx/customer-package/Business35_Diagnostic_Questionnaire.docx
+++ b/docs/commercial/business-35-ai-media-education-dx/customer-package/Business35_Diagnostic_Questionnaire.docx
@@ -39,6 +39,15 @@
       <w:pPr>
         <w:spacing w:after="160"/>
       </w:pPr>
+      <w:r>
+        <w:rPr>
+          <w:rFonts w:ascii="Malgun Gothic" w:hAnsi="Malgun Gothic"/>
+          <w:b/>
+          <w:color w:val="1F3A5F"/>
+          <w:sz w:val="20"/>
+        </w:rPr>
+        <w:t xml:space="preserve">파디엠 · AI 업무전환 진단 질문지   </w:t>
+      </w:r>
       <w:r>
         <w:rPr>
           <w:rFonts w:ascii="Malgun Gothic" w:hAnsi="Malgun Gothic"/>
@@ -134,6 +143,15 @@
       <w:pPr>
         <w:spacing w:after="160"/>
       </w:pPr>
+      <w:r>
+        <w:rPr>
+          <w:rFonts w:ascii="Malgun Gothic" w:hAnsi="Malgun Gothic"/>
+          <w:b/>
+          <w:color w:val="1F3A5F"/>
+          <w:sz w:val="20"/>
+        </w:rPr>
+        <w:t xml:space="preserve">파디엠 · AI 업무전환 진단 질문지   </w:t>
+      </w:r>
       <w:r>
         <w:rPr>
           <w:rFonts w:ascii="Malgun Gothic" w:hAnsi="Malgun Gothic"/>
@@ -255,6 +273,15 @@
           <w:rFonts w:ascii="Malgun Gothic" w:hAnsi="Malgun Gothic"/>
           <w:b/>
           <w:color w:val="1F3A5F"/>
+          <w:sz w:val="20"/>
+        </w:rPr>
+        <w:t xml:space="preserve">파디엠 · AI 업무전환 진단 질문지   </w:t>
+      </w:r>
+      <w:r>
+        <w:rPr>
+          <w:rFonts w:ascii="Malgun Gothic" w:hAnsi="Malgun Gothic"/>
+          <w:b/>
+          <w:color w:val="1F3A5F"/>
           <w:sz w:val="24"/>
         </w:rPr>
         <w:t xml:space="preserve">3. 소요시간   </w:t>
@@ -353,6 +380,15 @@
       <w:pPr>
         <w:spacing w:after="160"/>
       </w:pPr>
+      <w:r>
+        <w:rPr>
+          <w:rFonts w:ascii="Malgun Gothic" w:hAnsi="Malgun Gothic"/>
+          <w:b/>
+          <w:color w:val="1F3A5F"/>
+          <w:sz w:val="20"/>
+        </w:rPr>
+        <w:t xml:space="preserve">파디엠 · AI 업무전환 진단 질문지   </w:t>
+      </w:r>
       <w:r>
         <w:rPr>
           <w:rFonts w:ascii="Malgun Gothic" w:hAnsi="Malgun Gothic"/>
@@ -460,6 +496,15 @@
           <w:rFonts w:ascii="Malgun Gothic" w:hAnsi="Malgun Gothic"/>
           <w:b/>
           <w:color w:val="1F3A5F"/>
+          <w:sz w:val="20"/>
+        </w:rPr>
+        <w:t xml:space="preserve">파디엠 · AI 업무전환 진단 질문지   </w:t>
+      </w:r>
+      <w:r>
+        <w:rPr>
+          <w:rFonts w:ascii="Malgun Gothic" w:hAnsi="Malgun Gothic"/>
+          <w:b/>
+          <w:color w:val="1F3A5F"/>
           <w:sz w:val="24"/>
         </w:rPr>
         <w:t xml:space="preserve">5. AI 사용 현황   </w:t>
@@ -555,6 +600,15 @@
           <w:rFonts w:ascii="Malgun Gothic" w:hAnsi="Malgun Gothic"/>
           <w:b/>
           <w:color w:val="1F3A5F"/>
+          <w:sz w:val="20"/>
+        </w:rPr>
+        <w:t xml:space="preserve">파디엠 · AI 업무전환 진단 질문지   </w:t>
+      </w:r>
+      <w:r>
+        <w:rPr>
+          <w:rFonts w:ascii="Malgun Gothic" w:hAnsi="Malgun Gothic"/>
+          <w:b/>
+          <w:color w:val="1F3A5F"/>
           <w:sz w:val="24"/>
         </w:rPr>
         <w:t xml:space="preserve">6. 입력 금지 자료   </w:t>
@@ -621,6 +675,15 @@
           <w:rFonts w:ascii="Malgun Gothic" w:hAnsi="Malgun Gothic"/>
           <w:b/>
           <w:color w:val="1F3A5F"/>
+          <w:sz w:val="20"/>
+        </w:rPr>
+        <w:t xml:space="preserve">파디엠 · AI 업무전환 진단 질문지   </w:t>
+      </w:r>
+      <w:r>
+        <w:rPr>
+          <w:rFonts w:ascii="Malgun Gothic" w:hAnsi="Malgun Gothic"/>
+          <w:b/>
+          <w:color w:val="1F3A5F"/>
           <w:sz w:val="24"/>
         </w:rPr>
         <w:t xml:space="preserve">7. 개인정보   </w:t>
@@ -674,6 +737,15 @@
       <w:pPr>
         <w:spacing w:after="160"/>
       </w:pPr>
+      <w:r>
+        <w:rPr>
+          <w:rFonts w:ascii="Malgun Gothic" w:hAnsi="Malgun Gothic"/>
+          <w:b/>
+          <w:color w:val="1F3A5F"/>
+          <w:sz w:val="20"/>
+        </w:rPr>
+        <w:t xml:space="preserve">파디엠 · AI 업무전환 진단 질문지   </w:t>
+      </w:r>
       <w:r>
         <w:rPr>
           <w:rFonts w:ascii="Malgun Gothic" w:hAnsi="Malgun Gothic"/>
@@ -737,6 +809,15 @@
           <w:rFonts w:ascii="Malgun Gothic" w:hAnsi="Malgun Gothic"/>
           <w:b/>
           <w:color w:val="1F3A5F"/>
+          <w:sz w:val="20"/>
+        </w:rPr>
+        <w:t xml:space="preserve">파디엠 · AI 업무전환 진단 질문지   </w:t>
+      </w:r>
+      <w:r>
+        <w:rPr>
+          <w:rFonts w:ascii="Malgun Gothic" w:hAnsi="Malgun Gothic"/>
+          <w:b/>
+          <w:color w:val="1F3A5F"/>
           <w:sz w:val="24"/>
         </w:rPr>
         <w:t xml:space="preserve">9. 승인 책임자   </w:t>
@@ -791,6 +872,15 @@
       <w:pPr>
         <w:spacing w:after="160"/>
       </w:pPr>
+      <w:r>
+        <w:rPr>
+          <w:rFonts w:ascii="Malgun Gothic" w:hAnsi="Malgun Gothic"/>
+          <w:b/>
+          <w:color w:val="1F3A5F"/>
+          <w:sz w:val="20"/>
+        </w:rPr>
+        <w:t xml:space="preserve">파디엠 · AI 업무전환 진단 질문지   </w:t>
+      </w:r>
       <w:r>
         <w:rPr>
           <w:rFonts w:ascii="Malgun Gothic" w:hAnsi="Malgun Gothic"/>
@@ -857,6 +947,15 @@
       <w:pPr>
         <w:spacing w:after="160"/>
       </w:pPr>
+      <w:r>
+        <w:rPr>
+          <w:rFonts w:ascii="Malgun Gothic" w:hAnsi="Malgun Gothic"/>
+          <w:b/>
+          <w:color w:val="1F3A5F"/>
+          <w:sz w:val="20"/>
+        </w:rPr>
+        <w:t xml:space="preserve">파디엠 · AI 업무전환 진단 질문지   </w:t>
+      </w:r>
       <w:r>
         <w:rPr>
           <w:rFonts w:ascii="Malgun Gothic" w:hAnsi="Malgun Gothic"/>
@@ -957,6 +1056,15 @@
           <w:rFonts w:ascii="Malgun Gothic" w:hAnsi="Malgun Gothic"/>
           <w:b/>
           <w:color w:val="1F3A5F"/>
+          <w:sz w:val="20"/>
+        </w:rPr>
+        <w:t xml:space="preserve">파디엠 · AI 업무전환 진단 질문지   </w:t>
+      </w:r>
+      <w:r>
+        <w:rPr>
+          <w:rFonts w:ascii="Malgun Gothic" w:hAnsi="Malgun Gothic"/>
+          <w:b/>
+          <w:color w:val="1F3A5F"/>
           <w:sz w:val="24"/>
         </w:rPr>
         <w:t xml:space="preserve">12. 성공 기준   </w:t>
@@ -1018,6 +1126,15 @@
       <w:pPr>
         <w:spacing w:after="160"/>
       </w:pPr>
+      <w:r>
+        <w:rPr>
+          <w:rFonts w:ascii="Malgun Gothic" w:hAnsi="Malgun Gothic"/>
+          <w:b/>
+          <w:color w:val="1F3A5F"/>
+          <w:sz w:val="20"/>
+        </w:rPr>
+        <w:t xml:space="preserve">파디엠 · AI 업무전환 진단 질문지   </w:t>
+      </w:r>
       <w:r>
         <w:rPr>
           <w:rFonts w:ascii="Malgun Gothic" w:hAnsi="Malgun Gothic"/>

--- a/docs/commercial/business-35-ai-media-education-dx/customer-package/Business35_Diagnostic_Questionnaire.docx
+++ b/docs/commercial/business-35-ai-media-education-dx/customer-package/Business35_Diagnostic_Questionnaire.docx
@@ -10,9 +10,9 @@
         <w:rPr>
           <w:rFonts w:ascii="Malgun Gothic" w:hAnsi="Malgun Gothic"/>
           <w:color w:val="1F3A5F"/>
-          <w:sz w:val="40"/>
+          <w:sz w:val="36"/>
         </w:rPr>
-        <w:t>Business 35 · AI 업무전환 프로그램</w:t>
+        <w:t>Business 35 · 파디엠 AI 미디어 업무전환 스튜디오</w:t>
       </w:r>
     </w:p>
     <w:p>
@@ -20,9 +20,9 @@
         <w:rPr>
           <w:b/>
           <w:color w:val="1F3A5F"/>
-          <w:sz w:val="26"/>
+          <w:sz w:val="24"/>
         </w:rPr>
-        <w:t>고객 진단 질문지 · 작성 전 안내</w:t>
+        <w:t>고객 진단 질문지 · V3.1 다섯 가지 입력 + 흐름·거버넌스 확인</w:t>
       </w:r>
     </w:p>
     <w:p>
@@ -32,7 +32,7 @@
           <w:color w:val="555A60"/>
           <w:sz w:val="18"/>
         </w:rPr>
-        <w:t>본 질문지는 견적·일정 확정 전 진단 자료로만 사용됩니다. 실제 개인정보나 내부자료의 원문을 기입하지 마시고, 분류·포함 여부만 표시해 주세요.</w:t>
+        <w:t>V3.1 입력(Q1–Q5): 조직 유형 / 결과물 유형 / 병목 지점 / 현재 팀 규모 / AI 사용 상태. 본 질문지는 견적·일정 확정 전 진단 자료로만 사용됩니다. 실제 개인정보나 내부자료의 원문을 기입하지 마시고, 분류·포함 여부만 표시해 주세요.</w:t>
       </w:r>
     </w:p>
     <w:p>
@@ -55,7 +55,7 @@
           <w:color w:val="1F3A5F"/>
           <w:sz w:val="24"/>
         </w:rPr>
-        <w:t xml:space="preserve">1. 조직·팀 기본정보   </w:t>
+        <w:t xml:space="preserve">Q1–Q5. V3.1 다섯 가지 입력 (필수)   </w:t>
       </w:r>
       <w:r>
         <w:rPr>
@@ -73,7 +73,64 @@
           <w:b/>
           <w:sz w:val="21"/>
         </w:rPr>
-        <w:t>1.1. 조직 이름과 소속 팀, 팀 인원은 어떻게 되나요?</w:t>
+        <w:t>Q1. 조직 유형</w:t>
+      </w:r>
+    </w:p>
+    <w:p>
+      <w:pPr>
+        <w:spacing w:after="160"/>
+      </w:pPr>
+      <w:r>
+        <w:rPr>
+          <w:rFonts w:ascii="Malgun Gothic" w:hAnsi="Malgun Gothic"/>
+          <w:sz w:val="21"/>
+        </w:rPr>
+        <w:t xml:space="preserve">  ☐  지역 문화기관    </w:t>
+      </w:r>
+      <w:r>
+        <w:rPr>
+          <w:rFonts w:ascii="Malgun Gothic" w:hAnsi="Malgun Gothic"/>
+          <w:sz w:val="21"/>
+        </w:rPr>
+        <w:t xml:space="preserve">  ☐  지역 교육기관    </w:t>
+      </w:r>
+      <w:r>
+        <w:rPr>
+          <w:rFonts w:ascii="Malgun Gothic" w:hAnsi="Malgun Gothic"/>
+          <w:sz w:val="21"/>
+        </w:rPr>
+        <w:t xml:space="preserve">  ☐  지역 협회·단체    </w:t>
+      </w:r>
+      <w:r>
+        <w:rPr>
+          <w:rFonts w:ascii="Malgun Gothic" w:hAnsi="Malgun Gothic"/>
+          <w:sz w:val="21"/>
+        </w:rPr>
+        <w:t xml:space="preserve">  ☐  지역 미디어·콘텐츠 기관    </w:t>
+      </w:r>
+      <w:r>
+        <w:rPr>
+          <w:rFonts w:ascii="Malgun Gothic" w:hAnsi="Malgun Gothic"/>
+          <w:sz w:val="21"/>
+        </w:rPr>
+        <w:t xml:space="preserve">  ☐  기업 홍보·콘텐츠팀    </w:t>
+      </w:r>
+      <w:r>
+        <w:rPr>
+          <w:rFonts w:ascii="Malgun Gothic" w:hAnsi="Malgun Gothic"/>
+          <w:sz w:val="21"/>
+        </w:rPr>
+        <w:t xml:space="preserve">  ☐  기타    </w:t>
+      </w:r>
+    </w:p>
+    <w:p>
+      <w:r>
+        <w:rPr>
+          <w:rFonts w:ascii="Malgun Gothic" w:hAnsi="Malgun Gothic"/>
+          <w:b/>
+          <w:sz w:val="21"/>
+        </w:rPr>
+        <w:t>Q1-기타</w:t>
       </w:r>
     </w:p>
     <w:p>
@@ -83,19 +140,7 @@
           <w:color w:val="555A60"/>
           <w:sz w:val="17"/>
         </w:rPr>
-        <w:t>(조직명·직책·인원만 기재)</w:t>
-      </w:r>
-    </w:p>
-    <w:p>
-      <w:pPr>
-        <w:spacing w:after="160"/>
-      </w:pPr>
-      <w:r>
-        <w:rPr>
-          <w:rFonts w:ascii="Malgun Gothic" w:hAnsi="Malgun Gothic"/>
-          <w:sz w:val="22"/>
-        </w:rPr>
-        <w:t>____________________________________________________________</w:t>
+        <w:t>(기타인 경우 자유 기재 (조직명 약칭만, 실명·기밀 금지))</w:t>
       </w:r>
     </w:p>
     <w:p>
@@ -117,7 +162,7 @@
           <w:b/>
           <w:sz w:val="21"/>
         </w:rPr>
-        <w:t>1.2. 콘텐츠·홍보·교육 업무를 담당하는 인력이 있나요?</w:t>
+        <w:t>Q2. 결과물 유형</w:t>
       </w:r>
     </w:p>
     <w:p>
@@ -129,14 +174,168 @@
           <w:rFonts w:ascii="Malgun Gothic" w:hAnsi="Malgun Gothic"/>
           <w:sz w:val="21"/>
         </w:rPr>
-        <w:t xml:space="preserve">  ☐  예</w:t>
+        <w:t xml:space="preserve">  ☐  홍보물    </w:t>
       </w:r>
       <w:r>
         <w:rPr>
           <w:rFonts w:ascii="Malgun Gothic" w:hAnsi="Malgun Gothic"/>
           <w:sz w:val="21"/>
         </w:rPr>
-        <w:t xml:space="preserve">  ☐  아니오</w:t>
+        <w:t xml:space="preserve">  ☐  교육자료    </w:t>
+      </w:r>
+      <w:r>
+        <w:rPr>
+          <w:rFonts w:ascii="Malgun Gothic" w:hAnsi="Malgun Gothic"/>
+          <w:sz w:val="21"/>
+        </w:rPr>
+        <w:t xml:space="preserve">  ☐  영상·이미지    </w:t>
+      </w:r>
+      <w:r>
+        <w:rPr>
+          <w:rFonts w:ascii="Malgun Gothic" w:hAnsi="Malgun Gothic"/>
+          <w:sz w:val="21"/>
+        </w:rPr>
+        <w:t xml:space="preserve">  ☐  캠페인 콘텐츠    </w:t>
+      </w:r>
+      <w:r>
+        <w:rPr>
+          <w:rFonts w:ascii="Malgun Gothic" w:hAnsi="Malgun Gothic"/>
+          <w:sz w:val="21"/>
+        </w:rPr>
+        <w:t xml:space="preserve">  ☐  보도자료    </w:t>
+      </w:r>
+      <w:r>
+        <w:rPr>
+          <w:rFonts w:ascii="Malgun Gothic" w:hAnsi="Malgun Gothic"/>
+          <w:sz w:val="21"/>
+        </w:rPr>
+        <w:t xml:space="preserve">  ☐  기타    </w:t>
+      </w:r>
+    </w:p>
+    <w:p>
+      <w:r>
+        <w:rPr>
+          <w:rFonts w:ascii="Malgun Gothic" w:hAnsi="Malgun Gothic"/>
+          <w:b/>
+          <w:sz w:val="21"/>
+        </w:rPr>
+        <w:t>Q2-부</w:t>
+      </w:r>
+    </w:p>
+    <w:p>
+      <w:r>
+        <w:rPr>
+          <w:rFonts w:ascii="Malgun Gothic" w:hAnsi="Malgun Gothic"/>
+          <w:color w:val="555A60"/>
+          <w:sz w:val="17"/>
+        </w:rPr>
+        <w:t>(주 결과물 1개 + 부 결과물 목록 (원문 첨부 금지 — 유형만))</w:t>
+      </w:r>
+    </w:p>
+    <w:p>
+      <w:pPr>
+        <w:spacing w:after="160"/>
+      </w:pPr>
+      <w:r>
+        <w:rPr>
+          <w:rFonts w:ascii="Malgun Gothic" w:hAnsi="Malgun Gothic"/>
+          <w:sz w:val="22"/>
+        </w:rPr>
+        <w:t>____________________________________________________________</w:t>
+      </w:r>
+    </w:p>
+    <w:p>
+      <w:r>
+        <w:rPr>
+          <w:rFonts w:ascii="Malgun Gothic" w:hAnsi="Malgun Gothic"/>
+          <w:b/>
+          <w:sz w:val="21"/>
+        </w:rPr>
+        <w:t>Q3. 병목 지점 (1–2개 선택 + 짧은 이유)</w:t>
+      </w:r>
+    </w:p>
+    <w:p>
+      <w:pPr>
+        <w:spacing w:after="160"/>
+      </w:pPr>
+      <w:r>
+        <w:rPr>
+          <w:rFonts w:ascii="Malgun Gothic" w:hAnsi="Malgun Gothic"/>
+          <w:sz w:val="21"/>
+        </w:rPr>
+        <w:t xml:space="preserve">  ☐  기획    </w:t>
+      </w:r>
+      <w:r>
+        <w:rPr>
+          <w:rFonts w:ascii="Malgun Gothic" w:hAnsi="Malgun Gothic"/>
+          <w:sz w:val="21"/>
+        </w:rPr>
+        <w:t xml:space="preserve">  ☐  초안    </w:t>
+      </w:r>
+      <w:r>
+        <w:rPr>
+          <w:rFonts w:ascii="Malgun Gothic" w:hAnsi="Malgun Gothic"/>
+          <w:sz w:val="21"/>
+        </w:rPr>
+        <w:t xml:space="preserve">  ☐  제작    </w:t>
+      </w:r>
+      <w:r>
+        <w:rPr>
+          <w:rFonts w:ascii="Malgun Gothic" w:hAnsi="Malgun Gothic"/>
+          <w:sz w:val="21"/>
+        </w:rPr>
+        <w:t xml:space="preserve">  ☐  검토    </w:t>
+      </w:r>
+      <w:r>
+        <w:rPr>
+          <w:rFonts w:ascii="Malgun Gothic" w:hAnsi="Malgun Gothic"/>
+          <w:sz w:val="21"/>
+        </w:rPr>
+        <w:t xml:space="preserve">  ☐  승인    </w:t>
+      </w:r>
+      <w:r>
+        <w:rPr>
+          <w:rFonts w:ascii="Malgun Gothic" w:hAnsi="Malgun Gothic"/>
+          <w:sz w:val="21"/>
+        </w:rPr>
+        <w:t xml:space="preserve">  ☐  배포    </w:t>
+      </w:r>
+    </w:p>
+    <w:p>
+      <w:r>
+        <w:rPr>
+          <w:rFonts w:ascii="Malgun Gothic" w:hAnsi="Malgun Gothic"/>
+          <w:b/>
+          <w:sz w:val="21"/>
+        </w:rPr>
+        <w:t>Q3-이유</w:t>
+      </w:r>
+    </w:p>
+    <w:p>
+      <w:r>
+        <w:rPr>
+          <w:rFonts w:ascii="Malgun Gothic" w:hAnsi="Malgun Gothic"/>
+          <w:color w:val="555A60"/>
+          <w:sz w:val="17"/>
+        </w:rPr>
+        <w:t>(선택한 병목의 이유 (인물 비판 대신 프로세스 관점))</w:t>
+      </w:r>
+    </w:p>
+    <w:p>
+      <w:pPr>
+        <w:spacing w:after="160"/>
+      </w:pPr>
+      <w:r>
+        <w:rPr>
+          <w:rFonts w:ascii="Malgun Gothic" w:hAnsi="Malgun Gothic"/>
+          <w:sz w:val="22"/>
+        </w:rPr>
+        <w:t>____________________________________________________________</w:t>
+      </w:r>
+    </w:p>
+    <w:p>
+      <w:r>
+        <w:br w:type="page"/>
       </w:r>
     </w:p>
     <w:p>
@@ -159,7 +358,7 @@
           <w:color w:val="1F3A5F"/>
           <w:sz w:val="24"/>
         </w:rPr>
-        <w:t xml:space="preserve">2. 현재 콘텐츠 업무   </w:t>
+        <w:t xml:space="preserve">Q4–Q5. 팀 규모·AI 상태 + Q6–Q9 흐름   </w:t>
       </w:r>
       <w:r>
         <w:rPr>
@@ -167,7 +366,7 @@
           <w:color w:val="555A60"/>
           <w:sz w:val="18"/>
         </w:rPr>
-        <w:t>[ 1 / 3 ]</w:t>
+        <w:t>[ 2 / 3 ]</w:t>
       </w:r>
     </w:p>
     <w:p>
@@ -177,7 +376,152 @@
           <w:b/>
           <w:sz w:val="21"/>
         </w:rPr>
-        <w:t>2.1. 현재 콘텐츠 제작이 어떤 단계로 진행되나요?</w:t>
+        <w:t>Q4. 현재 팀 규모</w:t>
+      </w:r>
+    </w:p>
+    <w:p>
+      <w:r>
+        <w:rPr>
+          <w:rFonts w:ascii="Malgun Gothic" w:hAnsi="Malgun Gothic"/>
+          <w:color w:val="555A60"/>
+          <w:sz w:val="17"/>
+        </w:rPr>
+        <w:t>(상시 담당 인원 수 + 역할별 구성 (예: 기획 1 / 제작 2 / 검토 1, 실명 대신 역할·인원만))</w:t>
+      </w:r>
+    </w:p>
+    <w:p>
+      <w:pPr>
+        <w:spacing w:after="160"/>
+      </w:pPr>
+      <w:r>
+        <w:rPr>
+          <w:rFonts w:ascii="Malgun Gothic" w:hAnsi="Malgun Gothic"/>
+          <w:sz w:val="22"/>
+        </w:rPr>
+        <w:t>____________________________________________________________</w:t>
+      </w:r>
+    </w:p>
+    <w:p>
+      <w:r>
+        <w:rPr>
+          <w:rFonts w:ascii="Malgun Gothic" w:hAnsi="Malgun Gothic"/>
+          <w:b/>
+          <w:sz w:val="21"/>
+        </w:rPr>
+        <w:t>Q5. AI 사용 상태</w:t>
+      </w:r>
+    </w:p>
+    <w:p>
+      <w:pPr>
+        <w:spacing w:after="160"/>
+      </w:pPr>
+      <w:r>
+        <w:rPr>
+          <w:rFonts w:ascii="Malgun Gothic" w:hAnsi="Malgun Gothic"/>
+          <w:sz w:val="21"/>
+        </w:rPr>
+        <w:t xml:space="preserve">  ☐  미사용    </w:t>
+      </w:r>
+      <w:r>
+        <w:rPr>
+          <w:rFonts w:ascii="Malgun Gothic" w:hAnsi="Malgun Gothic"/>
+          <w:sz w:val="21"/>
+        </w:rPr>
+        <w:t xml:space="preserve">  ☐  개인별 탐색    </w:t>
+      </w:r>
+      <w:r>
+        <w:rPr>
+          <w:rFonts w:ascii="Malgun Gothic" w:hAnsi="Malgun Gothic"/>
+          <w:sz w:val="21"/>
+        </w:rPr>
+        <w:t xml:space="preserve">  ☐  일부 업무 보조    </w:t>
+      </w:r>
+      <w:r>
+        <w:rPr>
+          <w:rFonts w:ascii="Malgun Gothic" w:hAnsi="Malgun Gothic"/>
+          <w:sz w:val="21"/>
+        </w:rPr>
+        <w:t xml:space="preserve">  ☐  승인 도구 운영 중    </w:t>
+      </w:r>
+      <w:r>
+        <w:rPr>
+          <w:rFonts w:ascii="Malgun Gothic" w:hAnsi="Malgun Gothic"/>
+          <w:sz w:val="21"/>
+        </w:rPr>
+        <w:t xml:space="preserve">  ☐  기타    </w:t>
+      </w:r>
+    </w:p>
+    <w:p>
+      <w:r>
+        <w:rPr>
+          <w:rFonts w:ascii="Malgun Gothic" w:hAnsi="Malgun Gothic"/>
+          <w:b/>
+          <w:sz w:val="21"/>
+        </w:rPr>
+        <w:t>Q5-도구</w:t>
+      </w:r>
+    </w:p>
+    <w:p>
+      <w:r>
+        <w:rPr>
+          <w:rFonts w:ascii="Malgun Gothic" w:hAnsi="Malgun Gothic"/>
+          <w:color w:val="555A60"/>
+          <w:sz w:val="17"/>
+        </w:rPr>
+        <w:t>(현재 사용 중인 승인/비승인 도구 간단 목록 (계정 정보 기재 금지))</w:t>
+      </w:r>
+    </w:p>
+    <w:p>
+      <w:pPr>
+        <w:spacing w:after="160"/>
+      </w:pPr>
+      <w:r>
+        <w:rPr>
+          <w:rFonts w:ascii="Malgun Gothic" w:hAnsi="Malgun Gothic"/>
+          <w:sz w:val="22"/>
+        </w:rPr>
+        <w:t>____________________________________________________________</w:t>
+      </w:r>
+    </w:p>
+    <w:p>
+      <w:pPr>
+        <w:spacing w:after="160"/>
+      </w:pPr>
+      <w:r>
+        <w:rPr>
+          <w:rFonts w:ascii="Malgun Gothic" w:hAnsi="Malgun Gothic"/>
+          <w:b/>
+          <w:color w:val="1F3A5F"/>
+          <w:sz w:val="20"/>
+        </w:rPr>
+        <w:t xml:space="preserve">파디엠 · AI 업무전환 진단 질문지   </w:t>
+      </w:r>
+      <w:r>
+        <w:rPr>
+          <w:rFonts w:ascii="Malgun Gothic" w:hAnsi="Malgun Gothic"/>
+          <w:b/>
+          <w:color w:val="1F3A5F"/>
+          <w:sz w:val="24"/>
+        </w:rPr>
+        <w:t xml:space="preserve">Q6–Q9. 흐름·기준선·검토·도구   </w:t>
+      </w:r>
+      <w:r>
+        <w:rPr>
+          <w:rFonts w:ascii="Malgun Gothic" w:hAnsi="Malgun Gothic"/>
+          <w:color w:val="555A60"/>
+          <w:sz w:val="18"/>
+        </w:rPr>
+        <w:t>[ 2 / 3 ]</w:t>
+      </w:r>
+    </w:p>
+    <w:p>
+      <w:r>
+        <w:rPr>
+          <w:rFonts w:ascii="Malgun Gothic" w:hAnsi="Malgun Gothic"/>
+          <w:b/>
+          <w:sz w:val="21"/>
+        </w:rPr>
+        <w:t>Q6. 현재 콘텐츠 제작 흐름</w:t>
       </w:r>
     </w:p>
     <w:p>
@@ -221,88 +565,7 @@
           <w:b/>
           <w:sz w:val="21"/>
         </w:rPr>
-        <w:t>2.2. 주요 콘텐츠 유형은 무엇인가요?</w:t>
-      </w:r>
-    </w:p>
-    <w:p>
-      <w:pPr>
-        <w:spacing w:after="160"/>
-      </w:pPr>
-      <w:r>
-        <w:rPr>
-          <w:rFonts w:ascii="Malgun Gothic" w:hAnsi="Malgun Gothic"/>
-          <w:sz w:val="21"/>
-        </w:rPr>
-        <w:t xml:space="preserve">  ☐  홍보물    </w:t>
-      </w:r>
-      <w:r>
-        <w:rPr>
-          <w:rFonts w:ascii="Malgun Gothic" w:hAnsi="Malgun Gothic"/>
-          <w:sz w:val="21"/>
-        </w:rPr>
-        <w:t xml:space="preserve">  ☐  안내문    </w:t>
-      </w:r>
-      <w:r>
-        <w:rPr>
-          <w:rFonts w:ascii="Malgun Gothic" w:hAnsi="Malgun Gothic"/>
-          <w:sz w:val="21"/>
-        </w:rPr>
-        <w:t xml:space="preserve">  ☐  뉴스레터    </w:t>
-      </w:r>
-      <w:r>
-        <w:rPr>
-          <w:rFonts w:ascii="Malgun Gothic" w:hAnsi="Malgun Gothic"/>
-          <w:sz w:val="21"/>
-        </w:rPr>
-        <w:t xml:space="preserve">  ☐  SNS    </w:t>
-      </w:r>
-      <w:r>
-        <w:rPr>
-          <w:rFonts w:ascii="Malgun Gothic" w:hAnsi="Malgun Gothic"/>
-          <w:sz w:val="21"/>
-        </w:rPr>
-        <w:t xml:space="preserve">  ☐  기타    </w:t>
-      </w:r>
-    </w:p>
-    <w:p>
-      <w:pPr>
-        <w:spacing w:after="160"/>
-      </w:pPr>
-      <w:r>
-        <w:rPr>
-          <w:rFonts w:ascii="Malgun Gothic" w:hAnsi="Malgun Gothic"/>
-          <w:b/>
-          <w:color w:val="1F3A5F"/>
-          <w:sz w:val="20"/>
-        </w:rPr>
-        <w:t xml:space="preserve">파디엠 · AI 업무전환 진단 질문지   </w:t>
-      </w:r>
-      <w:r>
-        <w:rPr>
-          <w:rFonts w:ascii="Malgun Gothic" w:hAnsi="Malgun Gothic"/>
-          <w:b/>
-          <w:color w:val="1F3A5F"/>
-          <w:sz w:val="24"/>
-        </w:rPr>
-        <w:t xml:space="preserve">3. 소요시간   </w:t>
-      </w:r>
-      <w:r>
-        <w:rPr>
-          <w:rFonts w:ascii="Malgun Gothic" w:hAnsi="Malgun Gothic"/>
-          <w:color w:val="555A60"/>
-          <w:sz w:val="18"/>
-        </w:rPr>
-        <w:t>[ 1 / 3 ]</w:t>
-      </w:r>
-    </w:p>
-    <w:p>
-      <w:r>
-        <w:rPr>
-          <w:rFonts w:ascii="Malgun Gothic" w:hAnsi="Malgun Gothic"/>
-          <w:b/>
-          <w:sz w:val="21"/>
-        </w:rPr>
-        <w:t>3.1. 콘텐츠 1건당 각 단계에 며칠/몇 시간이 걸리나요?</w:t>
+        <w:t>Q7. 업무별 소요시간</w:t>
       </w:r>
     </w:p>
     <w:p>
@@ -312,7 +575,7 @@
           <w:color w:val="555A60"/>
           <w:sz w:val="17"/>
         </w:rPr>
-        <w:t>(단계별 시간 표)</w:t>
+        <w:t>(콘텐츠 1건당 단계별 시간 표 (기준 생산시간))</w:t>
       </w:r>
     </w:p>
     <w:p>
@@ -346,7 +609,7 @@
           <w:b/>
           <w:sz w:val="21"/>
         </w:rPr>
-        <w:t>3.2. 가장 오래 걸리는 단계는 무엇인가요?</w:t>
+        <w:t>Q8. 검토·승인 단계</w:t>
       </w:r>
     </w:p>
     <w:p>
@@ -356,7 +619,63 @@
           <w:color w:val="555A60"/>
           <w:sz w:val="17"/>
         </w:rPr>
-        <w:t>(짧게)</w:t>
+        <w:t>(단계 목록 + 역할(직책만))</w:t>
+      </w:r>
+    </w:p>
+    <w:p>
+      <w:pPr>
+        <w:spacing w:after="160"/>
+      </w:pPr>
+      <w:r>
+        <w:rPr>
+          <w:rFonts w:ascii="Malgun Gothic" w:hAnsi="Malgun Gothic"/>
+          <w:sz w:val="22"/>
+        </w:rPr>
+        <w:t>____________________________________________________________</w:t>
+      </w:r>
+    </w:p>
+    <w:p>
+      <w:pPr>
+        <w:spacing w:after="160"/>
+      </w:pPr>
+      <w:r>
+        <w:rPr>
+          <w:rFonts w:ascii="Malgun Gothic" w:hAnsi="Malgun Gothic"/>
+          <w:sz w:val="22"/>
+        </w:rPr>
+        <w:t>____________________________________________________________</w:t>
+      </w:r>
+    </w:p>
+    <w:p>
+      <w:r>
+        <w:rPr>
+          <w:rFonts w:ascii="Malgun Gothic" w:hAnsi="Malgun Gothic"/>
+          <w:b/>
+          <w:sz w:val="21"/>
+        </w:rPr>
+        <w:t>Q9. 현재 사용하는 AI 도구 상세</w:t>
+      </w:r>
+    </w:p>
+    <w:p>
+      <w:r>
+        <w:rPr>
+          <w:rFonts w:ascii="Malgun Gothic" w:hAnsi="Malgun Gothic"/>
+          <w:color w:val="555A60"/>
+          <w:sz w:val="17"/>
+        </w:rPr>
+        <w:t>(Q5 요약과 별개로 도구별 상세 (도구명 + 용도 + 빈도))</w:t>
+      </w:r>
+    </w:p>
+    <w:p>
+      <w:pPr>
+        <w:spacing w:after="160"/>
+      </w:pPr>
+      <w:r>
+        <w:rPr>
+          <w:rFonts w:ascii="Malgun Gothic" w:hAnsi="Malgun Gothic"/>
+          <w:sz w:val="22"/>
+        </w:rPr>
+        <w:t>____________________________________________________________</w:t>
       </w:r>
     </w:p>
     <w:p>
@@ -396,7 +715,7 @@
           <w:color w:val="1F3A5F"/>
           <w:sz w:val="24"/>
         </w:rPr>
-        <w:t xml:space="preserve">4. 검토 단계   </w:t>
+        <w:t xml:space="preserve">Q10–Q17. 거버넌스·파일럿 준비   </w:t>
       </w:r>
       <w:r>
         <w:rPr>
@@ -404,7 +723,7 @@
           <w:color w:val="555A60"/>
           <w:sz w:val="18"/>
         </w:rPr>
-        <w:t>[ 2 / 3 ]</w:t>
+        <w:t>[ 3 / 3 ]</w:t>
       </w:r>
     </w:p>
     <w:p>
@@ -414,7 +733,79 @@
           <w:b/>
           <w:sz w:val="21"/>
         </w:rPr>
-        <w:t>4.1. 검토와 승인이 몇 단계이며, 누가 승인하나요?</w:t>
+        <w:t>Q10. 개인정보</w:t>
+      </w:r>
+    </w:p>
+    <w:p>
+      <w:pPr>
+        <w:spacing w:after="160"/>
+      </w:pPr>
+      <w:r>
+        <w:rPr>
+          <w:rFonts w:ascii="Malgun Gothic" w:hAnsi="Malgun Gothic"/>
+          <w:sz w:val="21"/>
+        </w:rPr>
+        <w:t xml:space="preserve">  ☐  예    </w:t>
+      </w:r>
+      <w:r>
+        <w:rPr>
+          <w:rFonts w:ascii="Malgun Gothic" w:hAnsi="Malgun Gothic"/>
+          <w:sz w:val="21"/>
+        </w:rPr>
+        <w:t xml:space="preserve">  ☐  아니오    </w:t>
+      </w:r>
+      <w:r>
+        <w:rPr>
+          <w:rFonts w:ascii="Malgun Gothic" w:hAnsi="Malgun Gothic"/>
+          <w:sz w:val="21"/>
+        </w:rPr>
+        <w:t xml:space="preserve">  ☐  일부    </w:t>
+      </w:r>
+    </w:p>
+    <w:p>
+      <w:r>
+        <w:rPr>
+          <w:rFonts w:ascii="Malgun Gothic" w:hAnsi="Malgun Gothic"/>
+          <w:b/>
+          <w:sz w:val="21"/>
+        </w:rPr>
+        <w:t>Q11. 저작권 자료</w:t>
+      </w:r>
+    </w:p>
+    <w:p>
+      <w:pPr>
+        <w:spacing w:after="160"/>
+      </w:pPr>
+      <w:r>
+        <w:rPr>
+          <w:rFonts w:ascii="Malgun Gothic" w:hAnsi="Malgun Gothic"/>
+          <w:sz w:val="21"/>
+        </w:rPr>
+        <w:t xml:space="preserve">  ☐  예    </w:t>
+      </w:r>
+      <w:r>
+        <w:rPr>
+          <w:rFonts w:ascii="Malgun Gothic" w:hAnsi="Malgun Gothic"/>
+          <w:sz w:val="21"/>
+        </w:rPr>
+        <w:t xml:space="preserve">  ☐  아니오    </w:t>
+      </w:r>
+      <w:r>
+        <w:rPr>
+          <w:rFonts w:ascii="Malgun Gothic" w:hAnsi="Malgun Gothic"/>
+          <w:sz w:val="21"/>
+        </w:rPr>
+        <w:t xml:space="preserve">  ☐  일부    </w:t>
+      </w:r>
+    </w:p>
+    <w:p>
+      <w:r>
+        <w:rPr>
+          <w:rFonts w:ascii="Malgun Gothic" w:hAnsi="Malgun Gothic"/>
+          <w:b/>
+          <w:sz w:val="21"/>
+        </w:rPr>
+        <w:t>Q12. 외부 공개 여부</w:t>
       </w:r>
     </w:p>
     <w:p>
@@ -424,7 +815,39 @@
           <w:color w:val="555A60"/>
           <w:sz w:val="17"/>
         </w:rPr>
-        <w:t>(단계 목록 + 직책)</w:t>
+        <w:t>(외부에 공개되는 채널 목록 (웹·SNS·언론 배포 등))</w:t>
+      </w:r>
+    </w:p>
+    <w:p>
+      <w:pPr>
+        <w:spacing w:after="160"/>
+      </w:pPr>
+      <w:r>
+        <w:rPr>
+          <w:rFonts w:ascii="Malgun Gothic" w:hAnsi="Malgun Gothic"/>
+          <w:sz w:val="22"/>
+        </w:rPr>
+        <w:t>____________________________________________________________</w:t>
+      </w:r>
+    </w:p>
+    <w:p>
+      <w:r>
+        <w:rPr>
+          <w:rFonts w:ascii="Malgun Gothic" w:hAnsi="Malgun Gothic"/>
+          <w:b/>
+          <w:sz w:val="21"/>
+        </w:rPr>
+        <w:t>Q13. 재작업·실패 유형</w:t>
+      </w:r>
+    </w:p>
+    <w:p>
+      <w:r>
+        <w:rPr>
+          <w:rFonts w:ascii="Malgun Gothic" w:hAnsi="Malgun Gothic"/>
+          <w:color w:val="555A60"/>
+          <w:sz w:val="17"/>
+        </w:rPr>
+        <w:t>(빈도 높은 순서 나열 (프로세스 관점))</w:t>
       </w:r>
     </w:p>
     <w:p>
@@ -458,7 +881,7 @@
           <w:b/>
           <w:sz w:val="21"/>
         </w:rPr>
-        <w:t>4.2. 검토·승인 기준은 문서화되어 있나요?</w:t>
+        <w:t>Q14. 과거 교육 경험 (선택)</w:t>
       </w:r>
     </w:p>
     <w:p>
@@ -479,44 +902,6 @@
         </w:rPr>
         <w:t xml:space="preserve">  ☐  아니오</w:t>
       </w:r>
-      <w:r>
-        <w:rPr>
-          <w:rFonts w:ascii="Malgun Gothic" w:hAnsi="Malgun Gothic"/>
-          <w:sz w:val="21"/>
-        </w:rPr>
-        <w:t xml:space="preserve">  ☐  부분</w:t>
-      </w:r>
-    </w:p>
-    <w:p>
-      <w:pPr>
-        <w:spacing w:after="160"/>
-      </w:pPr>
-      <w:r>
-        <w:rPr>
-          <w:rFonts w:ascii="Malgun Gothic" w:hAnsi="Malgun Gothic"/>
-          <w:b/>
-          <w:color w:val="1F3A5F"/>
-          <w:sz w:val="20"/>
-        </w:rPr>
-        <w:t xml:space="preserve">파디엠 · AI 업무전환 진단 질문지   </w:t>
-      </w:r>
-      <w:r>
-        <w:rPr>
-          <w:rFonts w:ascii="Malgun Gothic" w:hAnsi="Malgun Gothic"/>
-          <w:b/>
-          <w:color w:val="1F3A5F"/>
-          <w:sz w:val="24"/>
-        </w:rPr>
-        <w:t xml:space="preserve">5. AI 사용 현황   </w:t>
-      </w:r>
-      <w:r>
-        <w:rPr>
-          <w:rFonts w:ascii="Malgun Gothic" w:hAnsi="Malgun Gothic"/>
-          <w:color w:val="555A60"/>
-          <w:sz w:val="18"/>
-        </w:rPr>
-        <w:t>[ 2 / 3 ]</w:t>
-      </w:r>
     </w:p>
     <w:p>
       <w:r>
@@ -525,7 +910,7 @@
           <w:b/>
           <w:sz w:val="21"/>
         </w:rPr>
-        <w:t>5.1. 조직원이 현재 사용하는 AI 도구와 용도는 무엇인가요?</w:t>
+        <w:t>Q15. 금지 업무</w:t>
       </w:r>
     </w:p>
     <w:p>
@@ -535,7 +920,7 @@
           <w:color w:val="555A60"/>
           <w:sz w:val="17"/>
         </w:rPr>
-        <w:t>(도구명 + 용도)</w:t>
+        <w:t>(AI를 절대 쓰면 안 되는 업무)</w:t>
       </w:r>
     </w:p>
     <w:p>
@@ -569,67 +954,7 @@
           <w:b/>
           <w:sz w:val="21"/>
         </w:rPr>
-        <w:t>5.2. 조직 차원의 AI 사용정책이 있나요?</w:t>
-      </w:r>
-    </w:p>
-    <w:p>
-      <w:pPr>
-        <w:spacing w:after="160"/>
-      </w:pPr>
-      <w:r>
-        <w:rPr>
-          <w:rFonts w:ascii="Malgun Gothic" w:hAnsi="Malgun Gothic"/>
-          <w:sz w:val="21"/>
-        </w:rPr>
-        <w:t xml:space="preserve">  ☐  예</w:t>
-      </w:r>
-      <w:r>
-        <w:rPr>
-          <w:rFonts w:ascii="Malgun Gothic" w:hAnsi="Malgun Gothic"/>
-          <w:sz w:val="21"/>
-        </w:rPr>
-        <w:t xml:space="preserve">  ☐  아니오</w:t>
-      </w:r>
-    </w:p>
-    <w:p>
-      <w:pPr>
-        <w:spacing w:after="160"/>
-      </w:pPr>
-      <w:r>
-        <w:rPr>
-          <w:rFonts w:ascii="Malgun Gothic" w:hAnsi="Malgun Gothic"/>
-          <w:b/>
-          <w:color w:val="1F3A5F"/>
-          <w:sz w:val="20"/>
-        </w:rPr>
-        <w:t xml:space="preserve">파디엠 · AI 업무전환 진단 질문지   </w:t>
-      </w:r>
-      <w:r>
-        <w:rPr>
-          <w:rFonts w:ascii="Malgun Gothic" w:hAnsi="Malgun Gothic"/>
-          <w:b/>
-          <w:color w:val="1F3A5F"/>
-          <w:sz w:val="24"/>
-        </w:rPr>
-        <w:t xml:space="preserve">6. 입력 금지 자료   </w:t>
-      </w:r>
-      <w:r>
-        <w:rPr>
-          <w:rFonts w:ascii="Malgun Gothic" w:hAnsi="Malgun Gothic"/>
-          <w:color w:val="555A60"/>
-          <w:sz w:val="18"/>
-        </w:rPr>
-        <w:t>[ 2 / 3 ]</w:t>
-      </w:r>
-    </w:p>
-    <w:p>
-      <w:r>
-        <w:rPr>
-          <w:rFonts w:ascii="Malgun Gothic" w:hAnsi="Malgun Gothic"/>
-          <w:b/>
-          <w:sz w:val="21"/>
-        </w:rPr>
-        <w:t>6.1. AI에 절대 입력하면 안 되는 자료가 있나요?</w:t>
+        <w:t>Q16. 파일럿 담당자</w:t>
       </w:r>
     </w:p>
     <w:p>
@@ -639,359 +964,7 @@
           <w:color w:val="555A60"/>
           <w:sz w:val="17"/>
         </w:rPr>
-        <w:t>(비밀·기밀·법률 검토 필요 자료 — 유형 분류만)</w:t>
-      </w:r>
-    </w:p>
-    <w:p>
-      <w:pPr>
-        <w:spacing w:after="160"/>
-      </w:pPr>
-      <w:r>
-        <w:rPr>
-          <w:rFonts w:ascii="Malgun Gothic" w:hAnsi="Malgun Gothic"/>
-          <w:sz w:val="22"/>
-        </w:rPr>
-        <w:t>____________________________________________________________</w:t>
-      </w:r>
-    </w:p>
-    <w:p>
-      <w:pPr>
-        <w:spacing w:after="160"/>
-      </w:pPr>
-      <w:r>
-        <w:rPr>
-          <w:rFonts w:ascii="Malgun Gothic" w:hAnsi="Malgun Gothic"/>
-          <w:sz w:val="22"/>
-        </w:rPr>
-        <w:t>____________________________________________________________</w:t>
-      </w:r>
-    </w:p>
-    <w:p>
-      <w:pPr>
-        <w:spacing w:after="160"/>
-      </w:pPr>
-      <w:r>
-        <w:rPr>
-          <w:rFonts w:ascii="Malgun Gothic" w:hAnsi="Malgun Gothic"/>
-          <w:b/>
-          <w:color w:val="1F3A5F"/>
-          <w:sz w:val="20"/>
-        </w:rPr>
-        <w:t xml:space="preserve">파디엠 · AI 업무전환 진단 질문지   </w:t>
-      </w:r>
-      <w:r>
-        <w:rPr>
-          <w:rFonts w:ascii="Malgun Gothic" w:hAnsi="Malgun Gothic"/>
-          <w:b/>
-          <w:color w:val="1F3A5F"/>
-          <w:sz w:val="24"/>
-        </w:rPr>
-        <w:t xml:space="preserve">7. 개인정보   </w:t>
-      </w:r>
-      <w:r>
-        <w:rPr>
-          <w:rFonts w:ascii="Malgun Gothic" w:hAnsi="Malgun Gothic"/>
-          <w:color w:val="555A60"/>
-          <w:sz w:val="18"/>
-        </w:rPr>
-        <w:t>[ 2 / 3 ]</w:t>
-      </w:r>
-    </w:p>
-    <w:p>
-      <w:r>
-        <w:rPr>
-          <w:rFonts w:ascii="Malgun Gothic" w:hAnsi="Malgun Gothic"/>
-          <w:b/>
-          <w:sz w:val="21"/>
-        </w:rPr>
-        <w:t>7.1. 제작 콘텐츠에 개인정보가 포함됩니까?</w:t>
-      </w:r>
-    </w:p>
-    <w:p>
-      <w:pPr>
-        <w:spacing w:after="160"/>
-      </w:pPr>
-      <w:r>
-        <w:rPr>
-          <w:rFonts w:ascii="Malgun Gothic" w:hAnsi="Malgun Gothic"/>
-          <w:sz w:val="21"/>
-        </w:rPr>
-        <w:t xml:space="preserve">  ☐  예    </w:t>
-      </w:r>
-      <w:r>
-        <w:rPr>
-          <w:rFonts w:ascii="Malgun Gothic" w:hAnsi="Malgun Gothic"/>
-          <w:sz w:val="21"/>
-        </w:rPr>
-        <w:t xml:space="preserve">  ☐  아니오    </w:t>
-      </w:r>
-      <w:r>
-        <w:rPr>
-          <w:rFonts w:ascii="Malgun Gothic" w:hAnsi="Malgun Gothic"/>
-          <w:sz w:val="21"/>
-        </w:rPr>
-        <w:t xml:space="preserve">  ☐  일부    </w:t>
-      </w:r>
-    </w:p>
-    <w:p>
-      <w:pPr>
-        <w:spacing w:after="160"/>
-      </w:pPr>
-      <w:r>
-        <w:rPr>
-          <w:rFonts w:ascii="Malgun Gothic" w:hAnsi="Malgun Gothic"/>
-          <w:b/>
-          <w:color w:val="1F3A5F"/>
-          <w:sz w:val="20"/>
-        </w:rPr>
-        <w:t xml:space="preserve">파디엠 · AI 업무전환 진단 질문지   </w:t>
-      </w:r>
-      <w:r>
-        <w:rPr>
-          <w:rFonts w:ascii="Malgun Gothic" w:hAnsi="Malgun Gothic"/>
-          <w:b/>
-          <w:color w:val="1F3A5F"/>
-          <w:sz w:val="24"/>
-        </w:rPr>
-        <w:t xml:space="preserve">8. 저작권   </w:t>
-      </w:r>
-      <w:r>
-        <w:rPr>
-          <w:rFonts w:ascii="Malgun Gothic" w:hAnsi="Malgun Gothic"/>
-          <w:color w:val="555A60"/>
-          <w:sz w:val="18"/>
-        </w:rPr>
-        <w:t>[ 2 / 3 ]</w:t>
-      </w:r>
-    </w:p>
-    <w:p>
-      <w:r>
-        <w:rPr>
-          <w:rFonts w:ascii="Malgun Gothic" w:hAnsi="Malgun Gothic"/>
-          <w:b/>
-          <w:sz w:val="21"/>
-        </w:rPr>
-        <w:t>8.1. 타인 저작물을 사용하거나 외부 학습에 쓸 자료가 있나요?</w:t>
-      </w:r>
-    </w:p>
-    <w:p>
-      <w:pPr>
-        <w:spacing w:after="160"/>
-      </w:pPr>
-      <w:r>
-        <w:rPr>
-          <w:rFonts w:ascii="Malgun Gothic" w:hAnsi="Malgun Gothic"/>
-          <w:sz w:val="21"/>
-        </w:rPr>
-        <w:t xml:space="preserve">  ☐  예    </w:t>
-      </w:r>
-      <w:r>
-        <w:rPr>
-          <w:rFonts w:ascii="Malgun Gothic" w:hAnsi="Malgun Gothic"/>
-          <w:sz w:val="21"/>
-        </w:rPr>
-        <w:t xml:space="preserve">  ☐  아니오    </w:t>
-      </w:r>
-      <w:r>
-        <w:rPr>
-          <w:rFonts w:ascii="Malgun Gothic" w:hAnsi="Malgun Gothic"/>
-          <w:sz w:val="21"/>
-        </w:rPr>
-        <w:t xml:space="preserve">  ☐  일부    </w:t>
-      </w:r>
-    </w:p>
-    <w:p>
-      <w:pPr>
-        <w:spacing w:after="160"/>
-      </w:pPr>
-      <w:r>
-        <w:rPr>
-          <w:rFonts w:ascii="Malgun Gothic" w:hAnsi="Malgun Gothic"/>
-          <w:b/>
-          <w:color w:val="1F3A5F"/>
-          <w:sz w:val="20"/>
-        </w:rPr>
-        <w:t xml:space="preserve">파디엠 · AI 업무전환 진단 질문지   </w:t>
-      </w:r>
-      <w:r>
-        <w:rPr>
-          <w:rFonts w:ascii="Malgun Gothic" w:hAnsi="Malgun Gothic"/>
-          <w:b/>
-          <w:color w:val="1F3A5F"/>
-          <w:sz w:val="24"/>
-        </w:rPr>
-        <w:t xml:space="preserve">9. 승인 책임자   </w:t>
-      </w:r>
-      <w:r>
-        <w:rPr>
-          <w:rFonts w:ascii="Malgun Gothic" w:hAnsi="Malgun Gothic"/>
-          <w:color w:val="555A60"/>
-          <w:sz w:val="18"/>
-        </w:rPr>
-        <w:t>[ 2 / 3 ]</w:t>
-      </w:r>
-    </w:p>
-    <w:p>
-      <w:r>
-        <w:rPr>
-          <w:rFonts w:ascii="Malgun Gothic" w:hAnsi="Malgun Gothic"/>
-          <w:b/>
-          <w:sz w:val="21"/>
-        </w:rPr>
-        <w:t>9.1. 파일럿 예산과 결과를 최종 승인할 수 있는 사람은 누구인가요?</w:t>
-      </w:r>
-    </w:p>
-    <w:p>
-      <w:r>
-        <w:rPr>
-          <w:rFonts w:ascii="Malgun Gothic" w:hAnsi="Malgun Gothic"/>
-          <w:color w:val="555A60"/>
-          <w:sz w:val="17"/>
-        </w:rPr>
-        <w:t>(직책만)</w:t>
-      </w:r>
-    </w:p>
-    <w:p>
-      <w:pPr>
-        <w:spacing w:after="160"/>
-      </w:pPr>
-      <w:r>
-        <w:rPr>
-          <w:rFonts w:ascii="Malgun Gothic" w:hAnsi="Malgun Gothic"/>
-          <w:sz w:val="22"/>
-        </w:rPr>
-        <w:t>____________________________________________________________</w:t>
-      </w:r>
-    </w:p>
-    <w:p>
-      <w:r>
-        <w:br w:type="page"/>
-      </w:r>
-    </w:p>
-    <w:p>
-      <w:pPr>
-        <w:spacing w:after="160"/>
-      </w:pPr>
-      <w:r>
-        <w:rPr>
-          <w:rFonts w:ascii="Malgun Gothic" w:hAnsi="Malgun Gothic"/>
-          <w:b/>
-          <w:color w:val="1F3A5F"/>
-          <w:sz w:val="20"/>
-        </w:rPr>
-        <w:t xml:space="preserve">파디엠 · AI 업무전환 진단 질문지   </w:t>
-      </w:r>
-      <w:r>
-        <w:rPr>
-          <w:rFonts w:ascii="Malgun Gothic" w:hAnsi="Malgun Gothic"/>
-          <w:b/>
-          <w:color w:val="1F3A5F"/>
-          <w:sz w:val="24"/>
-        </w:rPr>
-        <w:t xml:space="preserve">10. 기준선 데이터   </w:t>
-      </w:r>
-      <w:r>
-        <w:rPr>
-          <w:rFonts w:ascii="Malgun Gothic" w:hAnsi="Malgun Gothic"/>
-          <w:color w:val="555A60"/>
-          <w:sz w:val="18"/>
-        </w:rPr>
-        <w:t>[ 3 / 3 ]</w:t>
-      </w:r>
-    </w:p>
-    <w:p>
-      <w:r>
-        <w:rPr>
-          <w:rFonts w:ascii="Malgun Gothic" w:hAnsi="Malgun Gothic"/>
-          <w:b/>
-          <w:sz w:val="21"/>
-        </w:rPr>
-        <w:t>10.1. 기준선(생산시간·재작업률 등)으로 쓸 수 있는 데이터가 있나요?</w:t>
-      </w:r>
-    </w:p>
-    <w:p>
-      <w:r>
-        <w:rPr>
-          <w:rFonts w:ascii="Malgun Gothic" w:hAnsi="Malgun Gothic"/>
-          <w:color w:val="555A60"/>
-          <w:sz w:val="17"/>
-        </w:rPr>
-        <w:t>(가능 항목 나열)</w:t>
-      </w:r>
-    </w:p>
-    <w:p>
-      <w:pPr>
-        <w:spacing w:after="160"/>
-      </w:pPr>
-      <w:r>
-        <w:rPr>
-          <w:rFonts w:ascii="Malgun Gothic" w:hAnsi="Malgun Gothic"/>
-          <w:sz w:val="22"/>
-        </w:rPr>
-        <w:t>____________________________________________________________</w:t>
-      </w:r>
-    </w:p>
-    <w:p>
-      <w:pPr>
-        <w:spacing w:after="160"/>
-      </w:pPr>
-      <w:r>
-        <w:rPr>
-          <w:rFonts w:ascii="Malgun Gothic" w:hAnsi="Malgun Gothic"/>
-          <w:sz w:val="22"/>
-        </w:rPr>
-        <w:t>____________________________________________________________</w:t>
-      </w:r>
-    </w:p>
-    <w:p>
-      <w:pPr>
-        <w:spacing w:after="160"/>
-      </w:pPr>
-      <w:r>
-        <w:rPr>
-          <w:rFonts w:ascii="Malgun Gothic" w:hAnsi="Malgun Gothic"/>
-          <w:b/>
-          <w:color w:val="1F3A5F"/>
-          <w:sz w:val="20"/>
-        </w:rPr>
-        <w:t xml:space="preserve">파디엠 · AI 업무전환 진단 질문지   </w:t>
-      </w:r>
-      <w:r>
-        <w:rPr>
-          <w:rFonts w:ascii="Malgun Gothic" w:hAnsi="Malgun Gothic"/>
-          <w:b/>
-          <w:color w:val="1F3A5F"/>
-          <w:sz w:val="24"/>
-        </w:rPr>
-        <w:t xml:space="preserve">11. 파일럿 후보 업무   </w:t>
-      </w:r>
-      <w:r>
-        <w:rPr>
-          <w:rFonts w:ascii="Malgun Gothic" w:hAnsi="Malgun Gothic"/>
-          <w:color w:val="555A60"/>
-          <w:sz w:val="18"/>
-        </w:rPr>
-        <w:t>[ 3 / 3 ]</w:t>
-      </w:r>
-    </w:p>
-    <w:p>
-      <w:r>
-        <w:rPr>
-          <w:rFonts w:ascii="Malgun Gothic" w:hAnsi="Malgun Gothic"/>
-          <w:b/>
-          <w:sz w:val="21"/>
-        </w:rPr>
-        <w:t>11.1. 6주 파일럿 후보 업무 1개를 고른다면 무엇인가요?</w:t>
-      </w:r>
-    </w:p>
-    <w:p>
-      <w:r>
-        <w:rPr>
-          <w:rFonts w:ascii="Malgun Gothic" w:hAnsi="Malgun Gothic"/>
-          <w:color w:val="555A60"/>
-          <w:sz w:val="17"/>
-        </w:rPr>
-        <w:t>(1건 선택)</w:t>
+        <w:t>(1팀 6–10명 + 운영 책임자 1인 (역할·인원·주당 투입 시간, Q4와 별개))</w:t>
       </w:r>
     </w:p>
     <w:p>
@@ -1025,67 +998,7 @@
           <w:b/>
           <w:sz w:val="21"/>
         </w:rPr>
-        <w:t>11.2. 참여 팀(6–10명)과 운영 책임자 1인을 지정할 수 있나요?</w:t>
-      </w:r>
-    </w:p>
-    <w:p>
-      <w:pPr>
-        <w:spacing w:after="160"/>
-      </w:pPr>
-      <w:r>
-        <w:rPr>
-          <w:rFonts w:ascii="Malgun Gothic" w:hAnsi="Malgun Gothic"/>
-          <w:sz w:val="21"/>
-        </w:rPr>
-        <w:t xml:space="preserve">  ☐  예</w:t>
-      </w:r>
-      <w:r>
-        <w:rPr>
-          <w:rFonts w:ascii="Malgun Gothic" w:hAnsi="Malgun Gothic"/>
-          <w:sz w:val="21"/>
-        </w:rPr>
-        <w:t xml:space="preserve">  ☐  아니오</w:t>
-      </w:r>
-    </w:p>
-    <w:p>
-      <w:pPr>
-        <w:spacing w:after="160"/>
-      </w:pPr>
-      <w:r>
-        <w:rPr>
-          <w:rFonts w:ascii="Malgun Gothic" w:hAnsi="Malgun Gothic"/>
-          <w:b/>
-          <w:color w:val="1F3A5F"/>
-          <w:sz w:val="20"/>
-        </w:rPr>
-        <w:t xml:space="preserve">파디엠 · AI 업무전환 진단 질문지   </w:t>
-      </w:r>
-      <w:r>
-        <w:rPr>
-          <w:rFonts w:ascii="Malgun Gothic" w:hAnsi="Malgun Gothic"/>
-          <w:b/>
-          <w:color w:val="1F3A5F"/>
-          <w:sz w:val="24"/>
-        </w:rPr>
-        <w:t xml:space="preserve">12. 성공 기준   </w:t>
-      </w:r>
-      <w:r>
-        <w:rPr>
-          <w:rFonts w:ascii="Malgun Gothic" w:hAnsi="Malgun Gothic"/>
-          <w:color w:val="555A60"/>
-          <w:sz w:val="18"/>
-        </w:rPr>
-        <w:t>[ 3 / 3 ]</w:t>
-      </w:r>
-    </w:p>
-    <w:p>
-      <w:r>
-        <w:rPr>
-          <w:rFonts w:ascii="Malgun Gothic" w:hAnsi="Malgun Gothic"/>
-          <w:b/>
-          <w:sz w:val="21"/>
-        </w:rPr>
-        <w:t>12.1. 파일럿이 성공했다고 판단하는 기준은 무엇인가요?</w:t>
+        <w:t>Q17. 예산 승인자</w:t>
       </w:r>
     </w:p>
     <w:p>
@@ -1095,94 +1008,7 @@
           <w:color w:val="555A60"/>
           <w:sz w:val="17"/>
         </w:rPr>
-        <w:t>(예: 생산시간 단축, 품질 유지)</w:t>
-      </w:r>
-    </w:p>
-    <w:p>
-      <w:pPr>
-        <w:spacing w:after="160"/>
-      </w:pPr>
-      <w:r>
-        <w:rPr>
-          <w:rFonts w:ascii="Malgun Gothic" w:hAnsi="Malgun Gothic"/>
-          <w:sz w:val="22"/>
-        </w:rPr>
-        <w:t>____________________________________________________________</w:t>
-      </w:r>
-    </w:p>
-    <w:p>
-      <w:pPr>
-        <w:spacing w:after="160"/>
-      </w:pPr>
-      <w:r>
-        <w:rPr>
-          <w:rFonts w:ascii="Malgun Gothic" w:hAnsi="Malgun Gothic"/>
-          <w:sz w:val="22"/>
-        </w:rPr>
-        <w:t>____________________________________________________________</w:t>
-      </w:r>
-    </w:p>
-    <w:p>
-      <w:pPr>
-        <w:spacing w:after="160"/>
-      </w:pPr>
-      <w:r>
-        <w:rPr>
-          <w:rFonts w:ascii="Malgun Gothic" w:hAnsi="Malgun Gothic"/>
-          <w:b/>
-          <w:color w:val="1F3A5F"/>
-          <w:sz w:val="20"/>
-        </w:rPr>
-        <w:t xml:space="preserve">파디엠 · AI 업무전환 진단 질문지   </w:t>
-      </w:r>
-      <w:r>
-        <w:rPr>
-          <w:rFonts w:ascii="Malgun Gothic" w:hAnsi="Malgun Gothic"/>
-          <w:b/>
-          <w:color w:val="1F3A5F"/>
-          <w:sz w:val="24"/>
-        </w:rPr>
-        <w:t xml:space="preserve">13. 중단 조건   </w:t>
-      </w:r>
-      <w:r>
-        <w:rPr>
-          <w:rFonts w:ascii="Malgun Gothic" w:hAnsi="Malgun Gothic"/>
-          <w:color w:val="555A60"/>
-          <w:sz w:val="18"/>
-        </w:rPr>
-        <w:t>[ 3 / 3 ]</w:t>
-      </w:r>
-    </w:p>
-    <w:p>
-      <w:r>
-        <w:rPr>
-          <w:rFonts w:ascii="Malgun Gothic" w:hAnsi="Malgun Gothic"/>
-          <w:b/>
-          <w:sz w:val="21"/>
-        </w:rPr>
-        <w:t>13.1. 어떤 경우에 파일럿을 중단해야 하나요?</w:t>
-      </w:r>
-    </w:p>
-    <w:p>
-      <w:r>
-        <w:rPr>
-          <w:rFonts w:ascii="Malgun Gothic" w:hAnsi="Malgun Gothic"/>
-          <w:color w:val="555A60"/>
-          <w:sz w:val="17"/>
-        </w:rPr>
-        <w:t>(위험업무 침범·자동 게시 요구 등)</w:t>
-      </w:r>
-    </w:p>
-    <w:p>
-      <w:pPr>
-        <w:spacing w:after="160"/>
-      </w:pPr>
-      <w:r>
-        <w:rPr>
-          <w:rFonts w:ascii="Malgun Gothic" w:hAnsi="Malgun Gothic"/>
-          <w:sz w:val="22"/>
-        </w:rPr>
-        <w:t>____________________________________________________________</w:t>
+        <w:t>(파일럿 예산 최종 승인 직책 (실명 대신 직책만))</w:t>
       </w:r>
     </w:p>
     <w:p>

--- a/docs/commercial/business-35-ai-media-education-dx/customer-package/Business35_Diagnostic_Questionnaire.docx
+++ b/docs/commercial/business-35-ai-media-education-dx/customer-package/Business35_Diagnostic_Questionnaire.docx
@@ -10,41 +10,47 @@
         <w:rPr>
           <w:rFonts w:ascii="Malgun Gothic" w:hAnsi="Malgun Gothic"/>
           <w:color w:val="1F3A5F"/>
-          <w:sz w:val="36"/>
+          <w:sz w:val="30"/>
         </w:rPr>
         <w:t>Business 35 · 파디엠 AI 미디어 업무전환 스튜디오</w:t>
       </w:r>
     </w:p>
     <w:p>
+      <w:pPr>
+        <w:spacing w:after="40" w:before="0" w:line="240" w:lineRule="auto"/>
+      </w:pPr>
       <w:r>
         <w:rPr>
           <w:b/>
           <w:color w:val="1F3A5F"/>
-          <w:sz w:val="24"/>
+          <w:sz w:val="21"/>
         </w:rPr>
         <w:t>고객 진단 질문지 · V3.1 다섯 가지 입력 + 흐름·거버넌스 확인</w:t>
       </w:r>
     </w:p>
     <w:p>
+      <w:pPr>
+        <w:spacing w:after="40" w:before="0" w:line="240" w:lineRule="auto"/>
+      </w:pPr>
       <w:r>
         <w:rPr>
           <w:rFonts w:ascii="Malgun Gothic" w:hAnsi="Malgun Gothic"/>
           <w:color w:val="555A60"/>
-          <w:sz w:val="18"/>
+          <w:sz w:val="16"/>
         </w:rPr>
         <w:t>V3.1 입력(Q1–Q5): 조직 유형 / 결과물 유형 / 병목 지점 / 현재 팀 규모 / AI 사용 상태. 본 질문지는 견적·일정 확정 전 진단 자료로만 사용됩니다. 실제 개인정보나 내부자료의 원문을 기입하지 마시고, 분류·포함 여부만 표시해 주세요.</w:t>
       </w:r>
     </w:p>
     <w:p>
       <w:pPr>
-        <w:spacing w:after="160"/>
+        <w:spacing w:after="80" w:before="0" w:line="240" w:lineRule="auto"/>
       </w:pPr>
       <w:r>
         <w:rPr>
           <w:rFonts w:ascii="Malgun Gothic" w:hAnsi="Malgun Gothic"/>
           <w:b/>
           <w:color w:val="1F3A5F"/>
-          <w:sz w:val="20"/>
+          <w:sz w:val="18"/>
         </w:rPr>
         <w:t xml:space="preserve">파디엠 · AI 업무전환 진단 질문지   </w:t>
       </w:r>
@@ -53,7 +59,7 @@
           <w:rFonts w:ascii="Malgun Gothic" w:hAnsi="Malgun Gothic"/>
           <w:b/>
           <w:color w:val="1F3A5F"/>
-          <w:sz w:val="24"/>
+          <w:sz w:val="21"/>
         </w:rPr>
         <w:t xml:space="preserve">Q1–Q5. V3.1 다섯 가지 입력 (필수)   </w:t>
       </w:r>
@@ -61,274 +67,301 @@
         <w:rPr>
           <w:rFonts w:ascii="Malgun Gothic" w:hAnsi="Malgun Gothic"/>
           <w:color w:val="555A60"/>
-          <w:sz w:val="18"/>
+          <w:sz w:val="16"/>
         </w:rPr>
         <w:t>[ 1 / 3 ]</w:t>
       </w:r>
     </w:p>
     <w:p>
+      <w:pPr>
+        <w:spacing w:after="40" w:before="0" w:line="240" w:lineRule="auto"/>
+      </w:pPr>
       <w:r>
         <w:rPr>
           <w:rFonts w:ascii="Malgun Gothic" w:hAnsi="Malgun Gothic"/>
           <w:b/>
-          <w:sz w:val="21"/>
+          <w:sz w:val="19"/>
         </w:rPr>
         <w:t>Q1. 조직 유형</w:t>
       </w:r>
     </w:p>
     <w:p>
       <w:pPr>
-        <w:spacing w:after="160"/>
+        <w:spacing w:after="40" w:before="0" w:line="240" w:lineRule="auto"/>
       </w:pPr>
       <w:r>
         <w:rPr>
           <w:rFonts w:ascii="Malgun Gothic" w:hAnsi="Malgun Gothic"/>
-          <w:sz w:val="21"/>
+          <w:sz w:val="19"/>
         </w:rPr>
         <w:t xml:space="preserve">  ☐  지역 문화기관    </w:t>
       </w:r>
       <w:r>
         <w:rPr>
           <w:rFonts w:ascii="Malgun Gothic" w:hAnsi="Malgun Gothic"/>
-          <w:sz w:val="21"/>
+          <w:sz w:val="19"/>
         </w:rPr>
         <w:t xml:space="preserve">  ☐  지역 교육기관    </w:t>
       </w:r>
       <w:r>
         <w:rPr>
           <w:rFonts w:ascii="Malgun Gothic" w:hAnsi="Malgun Gothic"/>
-          <w:sz w:val="21"/>
+          <w:sz w:val="19"/>
         </w:rPr>
         <w:t xml:space="preserve">  ☐  지역 협회·단체    </w:t>
       </w:r>
       <w:r>
         <w:rPr>
           <w:rFonts w:ascii="Malgun Gothic" w:hAnsi="Malgun Gothic"/>
-          <w:sz w:val="21"/>
+          <w:sz w:val="19"/>
         </w:rPr>
         <w:t xml:space="preserve">  ☐  지역 미디어·콘텐츠 기관    </w:t>
       </w:r>
       <w:r>
         <w:rPr>
           <w:rFonts w:ascii="Malgun Gothic" w:hAnsi="Malgun Gothic"/>
-          <w:sz w:val="21"/>
+          <w:sz w:val="19"/>
         </w:rPr>
         <w:t xml:space="preserve">  ☐  기업 홍보·콘텐츠팀    </w:t>
       </w:r>
       <w:r>
         <w:rPr>
           <w:rFonts w:ascii="Malgun Gothic" w:hAnsi="Malgun Gothic"/>
-          <w:sz w:val="21"/>
+          <w:sz w:val="19"/>
         </w:rPr>
         <w:t xml:space="preserve">  ☐  기타    </w:t>
       </w:r>
     </w:p>
     <w:p>
+      <w:pPr>
+        <w:spacing w:after="40" w:before="0" w:line="240" w:lineRule="auto"/>
+      </w:pPr>
       <w:r>
         <w:rPr>
           <w:rFonts w:ascii="Malgun Gothic" w:hAnsi="Malgun Gothic"/>
           <w:b/>
-          <w:sz w:val="21"/>
+          <w:sz w:val="19"/>
         </w:rPr>
         <w:t>Q1-기타</w:t>
       </w:r>
     </w:p>
     <w:p>
+      <w:pPr>
+        <w:spacing w:after="40" w:before="0" w:line="240" w:lineRule="auto"/>
+      </w:pPr>
       <w:r>
         <w:rPr>
           <w:rFonts w:ascii="Malgun Gothic" w:hAnsi="Malgun Gothic"/>
           <w:color w:val="555A60"/>
-          <w:sz w:val="17"/>
+          <w:sz w:val="15"/>
         </w:rPr>
         <w:t>(기타인 경우 자유 기재 (조직명 약칭만, 실명·기밀 금지))</w:t>
       </w:r>
     </w:p>
     <w:p>
       <w:pPr>
-        <w:spacing w:after="160"/>
+        <w:spacing w:after="40" w:before="0" w:line="240" w:lineRule="auto"/>
       </w:pPr>
       <w:r>
         <w:rPr>
           <w:rFonts w:ascii="Malgun Gothic" w:hAnsi="Malgun Gothic"/>
-          <w:sz w:val="22"/>
+          <w:sz w:val="19"/>
         </w:rPr>
         <w:t>____________________________________________________________</w:t>
       </w:r>
     </w:p>
     <w:p>
+      <w:pPr>
+        <w:spacing w:after="40" w:before="0" w:line="240" w:lineRule="auto"/>
+      </w:pPr>
       <w:r>
         <w:rPr>
           <w:rFonts w:ascii="Malgun Gothic" w:hAnsi="Malgun Gothic"/>
           <w:b/>
-          <w:sz w:val="21"/>
+          <w:sz w:val="19"/>
         </w:rPr>
         <w:t>Q2. 결과물 유형</w:t>
       </w:r>
     </w:p>
     <w:p>
       <w:pPr>
-        <w:spacing w:after="160"/>
+        <w:spacing w:after="40" w:before="0" w:line="240" w:lineRule="auto"/>
       </w:pPr>
       <w:r>
         <w:rPr>
           <w:rFonts w:ascii="Malgun Gothic" w:hAnsi="Malgun Gothic"/>
-          <w:sz w:val="21"/>
+          <w:sz w:val="19"/>
         </w:rPr>
         <w:t xml:space="preserve">  ☐  홍보물    </w:t>
       </w:r>
       <w:r>
         <w:rPr>
           <w:rFonts w:ascii="Malgun Gothic" w:hAnsi="Malgun Gothic"/>
-          <w:sz w:val="21"/>
+          <w:sz w:val="19"/>
         </w:rPr>
         <w:t xml:space="preserve">  ☐  교육자료    </w:t>
       </w:r>
       <w:r>
         <w:rPr>
           <w:rFonts w:ascii="Malgun Gothic" w:hAnsi="Malgun Gothic"/>
-          <w:sz w:val="21"/>
+          <w:sz w:val="19"/>
         </w:rPr>
         <w:t xml:space="preserve">  ☐  영상·이미지    </w:t>
       </w:r>
       <w:r>
         <w:rPr>
           <w:rFonts w:ascii="Malgun Gothic" w:hAnsi="Malgun Gothic"/>
-          <w:sz w:val="21"/>
+          <w:sz w:val="19"/>
         </w:rPr>
         <w:t xml:space="preserve">  ☐  캠페인 콘텐츠    </w:t>
       </w:r>
       <w:r>
         <w:rPr>
           <w:rFonts w:ascii="Malgun Gothic" w:hAnsi="Malgun Gothic"/>
-          <w:sz w:val="21"/>
+          <w:sz w:val="19"/>
         </w:rPr>
         <w:t xml:space="preserve">  ☐  보도자료    </w:t>
       </w:r>
       <w:r>
         <w:rPr>
           <w:rFonts w:ascii="Malgun Gothic" w:hAnsi="Malgun Gothic"/>
-          <w:sz w:val="21"/>
+          <w:sz w:val="19"/>
         </w:rPr>
         <w:t xml:space="preserve">  ☐  기타    </w:t>
       </w:r>
     </w:p>
     <w:p>
+      <w:pPr>
+        <w:spacing w:after="40" w:before="0" w:line="240" w:lineRule="auto"/>
+      </w:pPr>
       <w:r>
         <w:rPr>
           <w:rFonts w:ascii="Malgun Gothic" w:hAnsi="Malgun Gothic"/>
           <w:b/>
-          <w:sz w:val="21"/>
+          <w:sz w:val="19"/>
         </w:rPr>
         <w:t>Q2-부</w:t>
       </w:r>
     </w:p>
     <w:p>
+      <w:pPr>
+        <w:spacing w:after="40" w:before="0" w:line="240" w:lineRule="auto"/>
+      </w:pPr>
       <w:r>
         <w:rPr>
           <w:rFonts w:ascii="Malgun Gothic" w:hAnsi="Malgun Gothic"/>
           <w:color w:val="555A60"/>
-          <w:sz w:val="17"/>
+          <w:sz w:val="15"/>
         </w:rPr>
         <w:t>(주 결과물 1개 + 부 결과물 목록 (원문 첨부 금지 — 유형만))</w:t>
       </w:r>
     </w:p>
     <w:p>
       <w:pPr>
-        <w:spacing w:after="160"/>
+        <w:spacing w:after="40" w:before="0" w:line="240" w:lineRule="auto"/>
       </w:pPr>
       <w:r>
         <w:rPr>
           <w:rFonts w:ascii="Malgun Gothic" w:hAnsi="Malgun Gothic"/>
-          <w:sz w:val="22"/>
+          <w:sz w:val="19"/>
         </w:rPr>
         <w:t>____________________________________________________________</w:t>
       </w:r>
     </w:p>
     <w:p>
+      <w:pPr>
+        <w:spacing w:after="40" w:before="0" w:line="240" w:lineRule="auto"/>
+      </w:pPr>
       <w:r>
         <w:rPr>
           <w:rFonts w:ascii="Malgun Gothic" w:hAnsi="Malgun Gothic"/>
           <w:b/>
-          <w:sz w:val="21"/>
+          <w:sz w:val="19"/>
         </w:rPr>
         <w:t>Q3. 병목 지점 (1–2개 선택 + 짧은 이유)</w:t>
       </w:r>
     </w:p>
     <w:p>
       <w:pPr>
-        <w:spacing w:after="160"/>
+        <w:spacing w:after="40" w:before="0" w:line="240" w:lineRule="auto"/>
       </w:pPr>
       <w:r>
         <w:rPr>
           <w:rFonts w:ascii="Malgun Gothic" w:hAnsi="Malgun Gothic"/>
-          <w:sz w:val="21"/>
+          <w:sz w:val="19"/>
         </w:rPr>
         <w:t xml:space="preserve">  ☐  기획    </w:t>
       </w:r>
       <w:r>
         <w:rPr>
           <w:rFonts w:ascii="Malgun Gothic" w:hAnsi="Malgun Gothic"/>
-          <w:sz w:val="21"/>
+          <w:sz w:val="19"/>
         </w:rPr>
         <w:t xml:space="preserve">  ☐  초안    </w:t>
       </w:r>
       <w:r>
         <w:rPr>
           <w:rFonts w:ascii="Malgun Gothic" w:hAnsi="Malgun Gothic"/>
-          <w:sz w:val="21"/>
+          <w:sz w:val="19"/>
         </w:rPr>
         <w:t xml:space="preserve">  ☐  제작    </w:t>
       </w:r>
       <w:r>
         <w:rPr>
           <w:rFonts w:ascii="Malgun Gothic" w:hAnsi="Malgun Gothic"/>
-          <w:sz w:val="21"/>
+          <w:sz w:val="19"/>
         </w:rPr>
         <w:t xml:space="preserve">  ☐  검토    </w:t>
       </w:r>
       <w:r>
         <w:rPr>
           <w:rFonts w:ascii="Malgun Gothic" w:hAnsi="Malgun Gothic"/>
-          <w:sz w:val="21"/>
+          <w:sz w:val="19"/>
         </w:rPr>
         <w:t xml:space="preserve">  ☐  승인    </w:t>
       </w:r>
       <w:r>
         <w:rPr>
           <w:rFonts w:ascii="Malgun Gothic" w:hAnsi="Malgun Gothic"/>
-          <w:sz w:val="21"/>
+          <w:sz w:val="19"/>
         </w:rPr>
         <w:t xml:space="preserve">  ☐  배포    </w:t>
       </w:r>
     </w:p>
     <w:p>
+      <w:pPr>
+        <w:spacing w:after="40" w:before="0" w:line="240" w:lineRule="auto"/>
+      </w:pPr>
       <w:r>
         <w:rPr>
           <w:rFonts w:ascii="Malgun Gothic" w:hAnsi="Malgun Gothic"/>
           <w:b/>
-          <w:sz w:val="21"/>
+          <w:sz w:val="19"/>
         </w:rPr>
         <w:t>Q3-이유</w:t>
       </w:r>
     </w:p>
     <w:p>
+      <w:pPr>
+        <w:spacing w:after="40" w:before="0" w:line="240" w:lineRule="auto"/>
+      </w:pPr>
       <w:r>
         <w:rPr>
           <w:rFonts w:ascii="Malgun Gothic" w:hAnsi="Malgun Gothic"/>
           <w:color w:val="555A60"/>
-          <w:sz w:val="17"/>
+          <w:sz w:val="15"/>
         </w:rPr>
         <w:t>(선택한 병목의 이유 (인물 비판 대신 프로세스 관점))</w:t>
       </w:r>
     </w:p>
     <w:p>
       <w:pPr>
-        <w:spacing w:after="160"/>
+        <w:spacing w:after="40" w:before="0" w:line="240" w:lineRule="auto"/>
       </w:pPr>
       <w:r>
         <w:rPr>
           <w:rFonts w:ascii="Malgun Gothic" w:hAnsi="Malgun Gothic"/>
-          <w:sz w:val="22"/>
+          <w:sz w:val="19"/>
         </w:rPr>
         <w:t>____________________________________________________________</w:t>
       </w:r>
@@ -340,14 +373,14 @@
     </w:p>
     <w:p>
       <w:pPr>
-        <w:spacing w:after="160"/>
+        <w:spacing w:after="80" w:before="0" w:line="240" w:lineRule="auto"/>
       </w:pPr>
       <w:r>
         <w:rPr>
           <w:rFonts w:ascii="Malgun Gothic" w:hAnsi="Malgun Gothic"/>
           <w:b/>
           <w:color w:val="1F3A5F"/>
-          <w:sz w:val="20"/>
+          <w:sz w:val="18"/>
         </w:rPr>
         <w:t xml:space="preserve">파디엠 · AI 업무전환 진단 질문지   </w:t>
       </w:r>
@@ -356,7 +389,7 @@
           <w:rFonts w:ascii="Malgun Gothic" w:hAnsi="Malgun Gothic"/>
           <w:b/>
           <w:color w:val="1F3A5F"/>
-          <w:sz w:val="24"/>
+          <w:sz w:val="21"/>
         </w:rPr>
         <w:t xml:space="preserve">Q4–Q5. 팀 규모·AI 상태 + Q6–Q9 흐름   </w:t>
       </w:r>
@@ -364,135 +397,150 @@
         <w:rPr>
           <w:rFonts w:ascii="Malgun Gothic" w:hAnsi="Malgun Gothic"/>
           <w:color w:val="555A60"/>
-          <w:sz w:val="18"/>
+          <w:sz w:val="16"/>
         </w:rPr>
         <w:t>[ 2 / 3 ]</w:t>
       </w:r>
     </w:p>
     <w:p>
+      <w:pPr>
+        <w:spacing w:after="40" w:before="0" w:line="240" w:lineRule="auto"/>
+      </w:pPr>
       <w:r>
         <w:rPr>
           <w:rFonts w:ascii="Malgun Gothic" w:hAnsi="Malgun Gothic"/>
           <w:b/>
-          <w:sz w:val="21"/>
+          <w:sz w:val="19"/>
         </w:rPr>
         <w:t>Q4. 현재 팀 규모</w:t>
       </w:r>
     </w:p>
     <w:p>
+      <w:pPr>
+        <w:spacing w:after="40" w:before="0" w:line="240" w:lineRule="auto"/>
+      </w:pPr>
       <w:r>
         <w:rPr>
           <w:rFonts w:ascii="Malgun Gothic" w:hAnsi="Malgun Gothic"/>
           <w:color w:val="555A60"/>
-          <w:sz w:val="17"/>
+          <w:sz w:val="15"/>
         </w:rPr>
         <w:t>(상시 담당 인원 수 + 역할별 구성 (예: 기획 1 / 제작 2 / 검토 1, 실명 대신 역할·인원만))</w:t>
       </w:r>
     </w:p>
     <w:p>
       <w:pPr>
-        <w:spacing w:after="160"/>
+        <w:spacing w:after="40" w:before="0" w:line="240" w:lineRule="auto"/>
       </w:pPr>
       <w:r>
         <w:rPr>
           <w:rFonts w:ascii="Malgun Gothic" w:hAnsi="Malgun Gothic"/>
-          <w:sz w:val="22"/>
+          <w:sz w:val="19"/>
         </w:rPr>
         <w:t>____________________________________________________________</w:t>
       </w:r>
     </w:p>
     <w:p>
+      <w:pPr>
+        <w:spacing w:after="40" w:before="0" w:line="240" w:lineRule="auto"/>
+      </w:pPr>
       <w:r>
         <w:rPr>
           <w:rFonts w:ascii="Malgun Gothic" w:hAnsi="Malgun Gothic"/>
           <w:b/>
-          <w:sz w:val="21"/>
+          <w:sz w:val="19"/>
         </w:rPr>
         <w:t>Q5. AI 사용 상태</w:t>
       </w:r>
     </w:p>
     <w:p>
       <w:pPr>
-        <w:spacing w:after="160"/>
+        <w:spacing w:after="40" w:before="0" w:line="240" w:lineRule="auto"/>
       </w:pPr>
       <w:r>
         <w:rPr>
           <w:rFonts w:ascii="Malgun Gothic" w:hAnsi="Malgun Gothic"/>
-          <w:sz w:val="21"/>
+          <w:sz w:val="19"/>
         </w:rPr>
         <w:t xml:space="preserve">  ☐  미사용    </w:t>
       </w:r>
       <w:r>
         <w:rPr>
           <w:rFonts w:ascii="Malgun Gothic" w:hAnsi="Malgun Gothic"/>
-          <w:sz w:val="21"/>
+          <w:sz w:val="19"/>
         </w:rPr>
         <w:t xml:space="preserve">  ☐  개인별 탐색    </w:t>
       </w:r>
       <w:r>
         <w:rPr>
           <w:rFonts w:ascii="Malgun Gothic" w:hAnsi="Malgun Gothic"/>
-          <w:sz w:val="21"/>
+          <w:sz w:val="19"/>
         </w:rPr>
         <w:t xml:space="preserve">  ☐  일부 업무 보조    </w:t>
       </w:r>
       <w:r>
         <w:rPr>
           <w:rFonts w:ascii="Malgun Gothic" w:hAnsi="Malgun Gothic"/>
-          <w:sz w:val="21"/>
+          <w:sz w:val="19"/>
         </w:rPr>
         <w:t xml:space="preserve">  ☐  승인 도구 운영 중    </w:t>
       </w:r>
       <w:r>
         <w:rPr>
           <w:rFonts w:ascii="Malgun Gothic" w:hAnsi="Malgun Gothic"/>
-          <w:sz w:val="21"/>
+          <w:sz w:val="19"/>
         </w:rPr>
         <w:t xml:space="preserve">  ☐  기타    </w:t>
       </w:r>
     </w:p>
     <w:p>
+      <w:pPr>
+        <w:spacing w:after="40" w:before="0" w:line="240" w:lineRule="auto"/>
+      </w:pPr>
       <w:r>
         <w:rPr>
           <w:rFonts w:ascii="Malgun Gothic" w:hAnsi="Malgun Gothic"/>
           <w:b/>
-          <w:sz w:val="21"/>
+          <w:sz w:val="19"/>
         </w:rPr>
         <w:t>Q5-도구</w:t>
       </w:r>
     </w:p>
     <w:p>
+      <w:pPr>
+        <w:spacing w:after="40" w:before="0" w:line="240" w:lineRule="auto"/>
+      </w:pPr>
       <w:r>
         <w:rPr>
           <w:rFonts w:ascii="Malgun Gothic" w:hAnsi="Malgun Gothic"/>
           <w:color w:val="555A60"/>
-          <w:sz w:val="17"/>
+          <w:sz w:val="15"/>
         </w:rPr>
         <w:t>(현재 사용 중인 승인/비승인 도구 간단 목록 (계정 정보 기재 금지))</w:t>
       </w:r>
     </w:p>
     <w:p>
       <w:pPr>
-        <w:spacing w:after="160"/>
+        <w:spacing w:after="40" w:before="0" w:line="240" w:lineRule="auto"/>
       </w:pPr>
       <w:r>
         <w:rPr>
           <w:rFonts w:ascii="Malgun Gothic" w:hAnsi="Malgun Gothic"/>
-          <w:sz w:val="22"/>
+          <w:sz w:val="19"/>
         </w:rPr>
         <w:t>____________________________________________________________</w:t>
       </w:r>
     </w:p>
     <w:p>
       <w:pPr>
-        <w:spacing w:after="160"/>
+        <w:spacing w:after="80" w:before="0" w:line="240" w:lineRule="auto"/>
       </w:pPr>
       <w:r>
         <w:rPr>
           <w:rFonts w:ascii="Malgun Gothic" w:hAnsi="Malgun Gothic"/>
           <w:b/>
           <w:color w:val="1F3A5F"/>
-          <w:sz w:val="20"/>
+          <w:sz w:val="18"/>
         </w:rPr>
         <w:t xml:space="preserve">파디엠 · AI 업무전환 진단 질문지   </w:t>
       </w:r>
@@ -501,7 +549,7 @@
           <w:rFonts w:ascii="Malgun Gothic" w:hAnsi="Malgun Gothic"/>
           <w:b/>
           <w:color w:val="1F3A5F"/>
-          <w:sz w:val="24"/>
+          <w:sz w:val="21"/>
         </w:rPr>
         <w:t xml:space="preserve">Q6–Q9. 흐름·기준선·검토·도구   </w:t>
       </w:r>
@@ -509,183 +557,207 @@
         <w:rPr>
           <w:rFonts w:ascii="Malgun Gothic" w:hAnsi="Malgun Gothic"/>
           <w:color w:val="555A60"/>
-          <w:sz w:val="18"/>
+          <w:sz w:val="16"/>
         </w:rPr>
         <w:t>[ 2 / 3 ]</w:t>
       </w:r>
     </w:p>
     <w:p>
+      <w:pPr>
+        <w:spacing w:after="40" w:before="0" w:line="240" w:lineRule="auto"/>
+      </w:pPr>
       <w:r>
         <w:rPr>
           <w:rFonts w:ascii="Malgun Gothic" w:hAnsi="Malgun Gothic"/>
           <w:b/>
-          <w:sz w:val="21"/>
+          <w:sz w:val="19"/>
         </w:rPr>
         <w:t>Q6. 현재 콘텐츠 제작 흐름</w:t>
       </w:r>
     </w:p>
     <w:p>
+      <w:pPr>
+        <w:spacing w:after="40" w:before="0" w:line="240" w:lineRule="auto"/>
+      </w:pPr>
       <w:r>
         <w:rPr>
           <w:rFonts w:ascii="Malgun Gothic" w:hAnsi="Malgun Gothic"/>
           <w:color w:val="555A60"/>
-          <w:sz w:val="17"/>
+          <w:sz w:val="15"/>
         </w:rPr>
         <w:t>(기획→초안→검토→승인→게시 순으로)</w:t>
       </w:r>
     </w:p>
     <w:p>
       <w:pPr>
-        <w:spacing w:after="160"/>
+        <w:spacing w:after="40" w:before="0" w:line="240" w:lineRule="auto"/>
       </w:pPr>
       <w:r>
         <w:rPr>
           <w:rFonts w:ascii="Malgun Gothic" w:hAnsi="Malgun Gothic"/>
-          <w:sz w:val="22"/>
+          <w:sz w:val="19"/>
         </w:rPr>
         <w:t>____________________________________________________________</w:t>
       </w:r>
     </w:p>
     <w:p>
       <w:pPr>
-        <w:spacing w:after="160"/>
+        <w:spacing w:after="40" w:before="0" w:line="240" w:lineRule="auto"/>
       </w:pPr>
       <w:r>
         <w:rPr>
           <w:rFonts w:ascii="Malgun Gothic" w:hAnsi="Malgun Gothic"/>
-          <w:sz w:val="22"/>
+          <w:sz w:val="19"/>
         </w:rPr>
         <w:t>____________________________________________________________</w:t>
       </w:r>
     </w:p>
     <w:p>
+      <w:pPr>
+        <w:spacing w:after="40" w:before="0" w:line="240" w:lineRule="auto"/>
+      </w:pPr>
       <w:r>
         <w:rPr>
           <w:rFonts w:ascii="Malgun Gothic" w:hAnsi="Malgun Gothic"/>
           <w:b/>
-          <w:sz w:val="21"/>
+          <w:sz w:val="19"/>
         </w:rPr>
         <w:t>Q7. 업무별 소요시간</w:t>
       </w:r>
     </w:p>
     <w:p>
+      <w:pPr>
+        <w:spacing w:after="40" w:before="0" w:line="240" w:lineRule="auto"/>
+      </w:pPr>
       <w:r>
         <w:rPr>
           <w:rFonts w:ascii="Malgun Gothic" w:hAnsi="Malgun Gothic"/>
           <w:color w:val="555A60"/>
-          <w:sz w:val="17"/>
+          <w:sz w:val="15"/>
         </w:rPr>
         <w:t>(콘텐츠 1건당 단계별 시간 표 (기준 생산시간))</w:t>
       </w:r>
     </w:p>
     <w:p>
       <w:pPr>
-        <w:spacing w:after="160"/>
+        <w:spacing w:after="40" w:before="0" w:line="240" w:lineRule="auto"/>
       </w:pPr>
       <w:r>
         <w:rPr>
           <w:rFonts w:ascii="Malgun Gothic" w:hAnsi="Malgun Gothic"/>
-          <w:sz w:val="22"/>
+          <w:sz w:val="19"/>
         </w:rPr>
         <w:t>____________________________________________________________</w:t>
       </w:r>
     </w:p>
     <w:p>
       <w:pPr>
-        <w:spacing w:after="160"/>
+        <w:spacing w:after="40" w:before="0" w:line="240" w:lineRule="auto"/>
       </w:pPr>
       <w:r>
         <w:rPr>
           <w:rFonts w:ascii="Malgun Gothic" w:hAnsi="Malgun Gothic"/>
-          <w:sz w:val="22"/>
+          <w:sz w:val="19"/>
         </w:rPr>
         <w:t>____________________________________________________________</w:t>
       </w:r>
     </w:p>
     <w:p>
+      <w:pPr>
+        <w:spacing w:after="40" w:before="0" w:line="240" w:lineRule="auto"/>
+      </w:pPr>
       <w:r>
         <w:rPr>
           <w:rFonts w:ascii="Malgun Gothic" w:hAnsi="Malgun Gothic"/>
           <w:b/>
-          <w:sz w:val="21"/>
+          <w:sz w:val="19"/>
         </w:rPr>
         <w:t>Q8. 검토·승인 단계</w:t>
       </w:r>
     </w:p>
     <w:p>
+      <w:pPr>
+        <w:spacing w:after="40" w:before="0" w:line="240" w:lineRule="auto"/>
+      </w:pPr>
       <w:r>
         <w:rPr>
           <w:rFonts w:ascii="Malgun Gothic" w:hAnsi="Malgun Gothic"/>
           <w:color w:val="555A60"/>
-          <w:sz w:val="17"/>
+          <w:sz w:val="15"/>
         </w:rPr>
         <w:t>(단계 목록 + 역할(직책만))</w:t>
       </w:r>
     </w:p>
     <w:p>
       <w:pPr>
-        <w:spacing w:after="160"/>
+        <w:spacing w:after="40" w:before="0" w:line="240" w:lineRule="auto"/>
       </w:pPr>
       <w:r>
         <w:rPr>
           <w:rFonts w:ascii="Malgun Gothic" w:hAnsi="Malgun Gothic"/>
-          <w:sz w:val="22"/>
+          <w:sz w:val="19"/>
         </w:rPr>
         <w:t>____________________________________________________________</w:t>
       </w:r>
     </w:p>
     <w:p>
       <w:pPr>
-        <w:spacing w:after="160"/>
+        <w:spacing w:after="40" w:before="0" w:line="240" w:lineRule="auto"/>
       </w:pPr>
       <w:r>
         <w:rPr>
           <w:rFonts w:ascii="Malgun Gothic" w:hAnsi="Malgun Gothic"/>
-          <w:sz w:val="22"/>
+          <w:sz w:val="19"/>
         </w:rPr>
         <w:t>____________________________________________________________</w:t>
       </w:r>
     </w:p>
     <w:p>
+      <w:pPr>
+        <w:spacing w:after="40" w:before="0" w:line="240" w:lineRule="auto"/>
+      </w:pPr>
       <w:r>
         <w:rPr>
           <w:rFonts w:ascii="Malgun Gothic" w:hAnsi="Malgun Gothic"/>
           <w:b/>
-          <w:sz w:val="21"/>
+          <w:sz w:val="19"/>
         </w:rPr>
         <w:t>Q9. 현재 사용하는 AI 도구 상세</w:t>
       </w:r>
     </w:p>
     <w:p>
+      <w:pPr>
+        <w:spacing w:after="40" w:before="0" w:line="240" w:lineRule="auto"/>
+      </w:pPr>
       <w:r>
         <w:rPr>
           <w:rFonts w:ascii="Malgun Gothic" w:hAnsi="Malgun Gothic"/>
           <w:color w:val="555A60"/>
-          <w:sz w:val="17"/>
+          <w:sz w:val="15"/>
         </w:rPr>
         <w:t>(Q5 요약과 별개로 도구별 상세 (도구명 + 용도 + 빈도))</w:t>
       </w:r>
     </w:p>
     <w:p>
       <w:pPr>
-        <w:spacing w:after="160"/>
+        <w:spacing w:after="40" w:before="0" w:line="240" w:lineRule="auto"/>
       </w:pPr>
       <w:r>
         <w:rPr>
           <w:rFonts w:ascii="Malgun Gothic" w:hAnsi="Malgun Gothic"/>
-          <w:sz w:val="22"/>
+          <w:sz w:val="19"/>
         </w:rPr>
         <w:t>____________________________________________________________</w:t>
       </w:r>
     </w:p>
     <w:p>
       <w:pPr>
-        <w:spacing w:after="160"/>
+        <w:spacing w:after="40" w:before="0" w:line="240" w:lineRule="auto"/>
       </w:pPr>
       <w:r>
         <w:rPr>
           <w:rFonts w:ascii="Malgun Gothic" w:hAnsi="Malgun Gothic"/>
-          <w:sz w:val="22"/>
+          <w:sz w:val="19"/>
         </w:rPr>
         <w:t>____________________________________________________________</w:t>
       </w:r>
@@ -697,14 +769,14 @@
     </w:p>
     <w:p>
       <w:pPr>
-        <w:spacing w:after="160"/>
+        <w:spacing w:after="80" w:before="0" w:line="240" w:lineRule="auto"/>
       </w:pPr>
       <w:r>
         <w:rPr>
           <w:rFonts w:ascii="Malgun Gothic" w:hAnsi="Malgun Gothic"/>
           <w:b/>
           <w:color w:val="1F3A5F"/>
-          <w:sz w:val="20"/>
+          <w:sz w:val="18"/>
         </w:rPr>
         <w:t xml:space="preserve">파디엠 · AI 업무전환 진단 질문지   </w:t>
       </w:r>
@@ -713,7 +785,7 @@
           <w:rFonts w:ascii="Malgun Gothic" w:hAnsi="Malgun Gothic"/>
           <w:b/>
           <w:color w:val="1F3A5F"/>
-          <w:sz w:val="24"/>
+          <w:sz w:val="21"/>
         </w:rPr>
         <w:t xml:space="preserve">Q10–Q17. 거버넌스·파일럿 준비   </w:t>
       </w:r>
@@ -721,321 +793,363 @@
         <w:rPr>
           <w:rFonts w:ascii="Malgun Gothic" w:hAnsi="Malgun Gothic"/>
           <w:color w:val="555A60"/>
-          <w:sz w:val="18"/>
+          <w:sz w:val="16"/>
         </w:rPr>
         <w:t>[ 3 / 3 ]</w:t>
       </w:r>
     </w:p>
     <w:p>
+      <w:pPr>
+        <w:spacing w:after="40" w:before="0" w:line="240" w:lineRule="auto"/>
+      </w:pPr>
       <w:r>
         <w:rPr>
           <w:rFonts w:ascii="Malgun Gothic" w:hAnsi="Malgun Gothic"/>
           <w:b/>
-          <w:sz w:val="21"/>
+          <w:sz w:val="19"/>
         </w:rPr>
         <w:t>Q10. 개인정보</w:t>
       </w:r>
     </w:p>
     <w:p>
       <w:pPr>
-        <w:spacing w:after="160"/>
+        <w:spacing w:after="40" w:before="0" w:line="240" w:lineRule="auto"/>
       </w:pPr>
       <w:r>
         <w:rPr>
           <w:rFonts w:ascii="Malgun Gothic" w:hAnsi="Malgun Gothic"/>
-          <w:sz w:val="21"/>
+          <w:sz w:val="19"/>
         </w:rPr>
         <w:t xml:space="preserve">  ☐  예    </w:t>
       </w:r>
       <w:r>
         <w:rPr>
           <w:rFonts w:ascii="Malgun Gothic" w:hAnsi="Malgun Gothic"/>
-          <w:sz w:val="21"/>
+          <w:sz w:val="19"/>
         </w:rPr>
         <w:t xml:space="preserve">  ☐  아니오    </w:t>
       </w:r>
       <w:r>
         <w:rPr>
           <w:rFonts w:ascii="Malgun Gothic" w:hAnsi="Malgun Gothic"/>
-          <w:sz w:val="21"/>
+          <w:sz w:val="19"/>
         </w:rPr>
         <w:t xml:space="preserve">  ☐  일부    </w:t>
       </w:r>
     </w:p>
     <w:p>
+      <w:pPr>
+        <w:spacing w:after="40" w:before="0" w:line="240" w:lineRule="auto"/>
+      </w:pPr>
       <w:r>
         <w:rPr>
           <w:rFonts w:ascii="Malgun Gothic" w:hAnsi="Malgun Gothic"/>
           <w:b/>
-          <w:sz w:val="21"/>
+          <w:sz w:val="19"/>
         </w:rPr>
         <w:t>Q11. 저작권 자료</w:t>
       </w:r>
     </w:p>
     <w:p>
       <w:pPr>
-        <w:spacing w:after="160"/>
+        <w:spacing w:after="40" w:before="0" w:line="240" w:lineRule="auto"/>
       </w:pPr>
       <w:r>
         <w:rPr>
           <w:rFonts w:ascii="Malgun Gothic" w:hAnsi="Malgun Gothic"/>
-          <w:sz w:val="21"/>
+          <w:sz w:val="19"/>
         </w:rPr>
         <w:t xml:space="preserve">  ☐  예    </w:t>
       </w:r>
       <w:r>
         <w:rPr>
           <w:rFonts w:ascii="Malgun Gothic" w:hAnsi="Malgun Gothic"/>
-          <w:sz w:val="21"/>
+          <w:sz w:val="19"/>
         </w:rPr>
         <w:t xml:space="preserve">  ☐  아니오    </w:t>
       </w:r>
       <w:r>
         <w:rPr>
           <w:rFonts w:ascii="Malgun Gothic" w:hAnsi="Malgun Gothic"/>
-          <w:sz w:val="21"/>
+          <w:sz w:val="19"/>
         </w:rPr>
         <w:t xml:space="preserve">  ☐  일부    </w:t>
       </w:r>
     </w:p>
     <w:p>
+      <w:pPr>
+        <w:spacing w:after="40" w:before="0" w:line="240" w:lineRule="auto"/>
+      </w:pPr>
       <w:r>
         <w:rPr>
           <w:rFonts w:ascii="Malgun Gothic" w:hAnsi="Malgun Gothic"/>
           <w:b/>
-          <w:sz w:val="21"/>
+          <w:sz w:val="19"/>
         </w:rPr>
         <w:t>Q12. 외부 공개 여부</w:t>
       </w:r>
     </w:p>
     <w:p>
+      <w:pPr>
+        <w:spacing w:after="40" w:before="0" w:line="240" w:lineRule="auto"/>
+      </w:pPr>
       <w:r>
         <w:rPr>
           <w:rFonts w:ascii="Malgun Gothic" w:hAnsi="Malgun Gothic"/>
           <w:color w:val="555A60"/>
-          <w:sz w:val="17"/>
+          <w:sz w:val="15"/>
         </w:rPr>
         <w:t>(외부에 공개되는 채널 목록 (웹·SNS·언론 배포 등))</w:t>
       </w:r>
     </w:p>
     <w:p>
       <w:pPr>
-        <w:spacing w:after="160"/>
+        <w:spacing w:after="40" w:before="0" w:line="240" w:lineRule="auto"/>
       </w:pPr>
       <w:r>
         <w:rPr>
           <w:rFonts w:ascii="Malgun Gothic" w:hAnsi="Malgun Gothic"/>
-          <w:sz w:val="22"/>
+          <w:sz w:val="19"/>
         </w:rPr>
         <w:t>____________________________________________________________</w:t>
       </w:r>
     </w:p>
     <w:p>
+      <w:pPr>
+        <w:spacing w:after="40" w:before="0" w:line="240" w:lineRule="auto"/>
+      </w:pPr>
       <w:r>
         <w:rPr>
           <w:rFonts w:ascii="Malgun Gothic" w:hAnsi="Malgun Gothic"/>
           <w:b/>
-          <w:sz w:val="21"/>
+          <w:sz w:val="19"/>
         </w:rPr>
         <w:t>Q13. 재작업·실패 유형</w:t>
       </w:r>
     </w:p>
     <w:p>
+      <w:pPr>
+        <w:spacing w:after="40" w:before="0" w:line="240" w:lineRule="auto"/>
+      </w:pPr>
       <w:r>
         <w:rPr>
           <w:rFonts w:ascii="Malgun Gothic" w:hAnsi="Malgun Gothic"/>
           <w:color w:val="555A60"/>
-          <w:sz w:val="17"/>
+          <w:sz w:val="15"/>
         </w:rPr>
         <w:t>(빈도 높은 순서 나열 (프로세스 관점))</w:t>
       </w:r>
     </w:p>
     <w:p>
       <w:pPr>
-        <w:spacing w:after="160"/>
+        <w:spacing w:after="40" w:before="0" w:line="240" w:lineRule="auto"/>
       </w:pPr>
       <w:r>
         <w:rPr>
           <w:rFonts w:ascii="Malgun Gothic" w:hAnsi="Malgun Gothic"/>
-          <w:sz w:val="22"/>
+          <w:sz w:val="19"/>
         </w:rPr>
         <w:t>____________________________________________________________</w:t>
       </w:r>
     </w:p>
     <w:p>
       <w:pPr>
-        <w:spacing w:after="160"/>
+        <w:spacing w:after="40" w:before="0" w:line="240" w:lineRule="auto"/>
       </w:pPr>
       <w:r>
         <w:rPr>
           <w:rFonts w:ascii="Malgun Gothic" w:hAnsi="Malgun Gothic"/>
-          <w:sz w:val="22"/>
+          <w:sz w:val="19"/>
         </w:rPr>
         <w:t>____________________________________________________________</w:t>
       </w:r>
     </w:p>
     <w:p>
+      <w:pPr>
+        <w:spacing w:after="40" w:before="0" w:line="240" w:lineRule="auto"/>
+      </w:pPr>
       <w:r>
         <w:rPr>
           <w:rFonts w:ascii="Malgun Gothic" w:hAnsi="Malgun Gothic"/>
           <w:b/>
-          <w:sz w:val="21"/>
+          <w:sz w:val="19"/>
         </w:rPr>
         <w:t>Q14. 과거 교육 경험 (선택)</w:t>
       </w:r>
     </w:p>
     <w:p>
       <w:pPr>
-        <w:spacing w:after="160"/>
+        <w:spacing w:after="40" w:before="0" w:line="240" w:lineRule="auto"/>
       </w:pPr>
       <w:r>
         <w:rPr>
           <w:rFonts w:ascii="Malgun Gothic" w:hAnsi="Malgun Gothic"/>
-          <w:sz w:val="21"/>
+          <w:sz w:val="19"/>
         </w:rPr>
         <w:t xml:space="preserve">  ☐  예</w:t>
       </w:r>
       <w:r>
         <w:rPr>
           <w:rFonts w:ascii="Malgun Gothic" w:hAnsi="Malgun Gothic"/>
-          <w:sz w:val="21"/>
+          <w:sz w:val="19"/>
         </w:rPr>
         <w:t xml:space="preserve">  ☐  아니오</w:t>
       </w:r>
     </w:p>
     <w:p>
+      <w:pPr>
+        <w:spacing w:after="40" w:before="0" w:line="240" w:lineRule="auto"/>
+      </w:pPr>
       <w:r>
         <w:rPr>
           <w:rFonts w:ascii="Malgun Gothic" w:hAnsi="Malgun Gothic"/>
           <w:b/>
-          <w:sz w:val="21"/>
+          <w:sz w:val="19"/>
         </w:rPr>
         <w:t>Q15. 금지 업무</w:t>
       </w:r>
     </w:p>
     <w:p>
+      <w:pPr>
+        <w:spacing w:after="40" w:before="0" w:line="240" w:lineRule="auto"/>
+      </w:pPr>
       <w:r>
         <w:rPr>
           <w:rFonts w:ascii="Malgun Gothic" w:hAnsi="Malgun Gothic"/>
           <w:color w:val="555A60"/>
-          <w:sz w:val="17"/>
+          <w:sz w:val="15"/>
         </w:rPr>
         <w:t>(AI를 절대 쓰면 안 되는 업무)</w:t>
       </w:r>
     </w:p>
     <w:p>
       <w:pPr>
-        <w:spacing w:after="160"/>
+        <w:spacing w:after="40" w:before="0" w:line="240" w:lineRule="auto"/>
       </w:pPr>
       <w:r>
         <w:rPr>
           <w:rFonts w:ascii="Malgun Gothic" w:hAnsi="Malgun Gothic"/>
-          <w:sz w:val="22"/>
+          <w:sz w:val="19"/>
         </w:rPr>
         <w:t>____________________________________________________________</w:t>
       </w:r>
     </w:p>
     <w:p>
       <w:pPr>
-        <w:spacing w:after="160"/>
+        <w:spacing w:after="40" w:before="0" w:line="240" w:lineRule="auto"/>
       </w:pPr>
       <w:r>
         <w:rPr>
           <w:rFonts w:ascii="Malgun Gothic" w:hAnsi="Malgun Gothic"/>
-          <w:sz w:val="22"/>
+          <w:sz w:val="19"/>
         </w:rPr>
         <w:t>____________________________________________________________</w:t>
       </w:r>
     </w:p>
     <w:p>
+      <w:pPr>
+        <w:spacing w:after="40" w:before="0" w:line="240" w:lineRule="auto"/>
+      </w:pPr>
       <w:r>
         <w:rPr>
           <w:rFonts w:ascii="Malgun Gothic" w:hAnsi="Malgun Gothic"/>
           <w:b/>
-          <w:sz w:val="21"/>
+          <w:sz w:val="19"/>
         </w:rPr>
         <w:t>Q16. 파일럿 담당자</w:t>
       </w:r>
     </w:p>
     <w:p>
+      <w:pPr>
+        <w:spacing w:after="40" w:before="0" w:line="240" w:lineRule="auto"/>
+      </w:pPr>
       <w:r>
         <w:rPr>
           <w:rFonts w:ascii="Malgun Gothic" w:hAnsi="Malgun Gothic"/>
           <w:color w:val="555A60"/>
-          <w:sz w:val="17"/>
+          <w:sz w:val="15"/>
         </w:rPr>
         <w:t>(1팀 6–10명 + 운영 책임자 1인 (역할·인원·주당 투입 시간, Q4와 별개))</w:t>
       </w:r>
     </w:p>
     <w:p>
       <w:pPr>
-        <w:spacing w:after="160"/>
+        <w:spacing w:after="40" w:before="0" w:line="240" w:lineRule="auto"/>
       </w:pPr>
       <w:r>
         <w:rPr>
           <w:rFonts w:ascii="Malgun Gothic" w:hAnsi="Malgun Gothic"/>
-          <w:sz w:val="22"/>
+          <w:sz w:val="19"/>
         </w:rPr>
         <w:t>____________________________________________________________</w:t>
       </w:r>
     </w:p>
     <w:p>
       <w:pPr>
-        <w:spacing w:after="160"/>
+        <w:spacing w:after="40" w:before="0" w:line="240" w:lineRule="auto"/>
       </w:pPr>
       <w:r>
         <w:rPr>
           <w:rFonts w:ascii="Malgun Gothic" w:hAnsi="Malgun Gothic"/>
-          <w:sz w:val="22"/>
+          <w:sz w:val="19"/>
         </w:rPr>
         <w:t>____________________________________________________________</w:t>
       </w:r>
     </w:p>
     <w:p>
+      <w:pPr>
+        <w:spacing w:after="40" w:before="0" w:line="240" w:lineRule="auto"/>
+      </w:pPr>
       <w:r>
         <w:rPr>
           <w:rFonts w:ascii="Malgun Gothic" w:hAnsi="Malgun Gothic"/>
           <w:b/>
-          <w:sz w:val="21"/>
+          <w:sz w:val="19"/>
         </w:rPr>
         <w:t>Q17. 예산 승인자</w:t>
       </w:r>
     </w:p>
     <w:p>
+      <w:pPr>
+        <w:spacing w:after="40" w:before="0" w:line="240" w:lineRule="auto"/>
+      </w:pPr>
       <w:r>
         <w:rPr>
           <w:rFonts w:ascii="Malgun Gothic" w:hAnsi="Malgun Gothic"/>
           <w:color w:val="555A60"/>
-          <w:sz w:val="17"/>
+          <w:sz w:val="15"/>
         </w:rPr>
         <w:t>(파일럿 예산 최종 승인 직책 (실명 대신 직책만))</w:t>
       </w:r>
     </w:p>
     <w:p>
       <w:pPr>
-        <w:spacing w:after="160"/>
+        <w:spacing w:after="40" w:before="0" w:line="240" w:lineRule="auto"/>
       </w:pPr>
       <w:r>
         <w:rPr>
           <w:rFonts w:ascii="Malgun Gothic" w:hAnsi="Malgun Gothic"/>
-          <w:sz w:val="22"/>
+          <w:sz w:val="19"/>
         </w:rPr>
         <w:t>____________________________________________________________</w:t>
       </w:r>
     </w:p>
     <w:p>
+      <w:pPr>
+        <w:spacing w:after="40" w:before="0" w:line="240" w:lineRule="auto"/>
+      </w:pPr>
       <w:r>
         <w:rPr>
           <w:rFonts w:ascii="Malgun Gothic" w:hAnsi="Malgun Gothic"/>
           <w:color w:val="555A60"/>
-          <w:sz w:val="18"/>
+          <w:sz w:val="16"/>
         </w:rPr>
         <w:br/>
         <w:t>본 질문지는 견적·일정 확정 전 진단 자료로만 사용됩니다. 가격은 시장 검증 전 자사 가격 가설이며 실제 계약·매출 주장이 아닙니다. 조직별 사용정책·검토체계, 개인정보·저작권·조달 관련 사항은 고객별 확인과 전문 법률·계약 검토가 필요합니다.</w:t>
       </w:r>
     </w:p>
     <w:sectPr>
-      <w:pgSz w:w="12240" w:h="15840"/>
+      <w:pgSz w:w="11906" w:h="16838"/>
       <w:pgMar w:top="720" w:right="864" w:bottom="720" w:left="864" w:header="720" w:footer="720" w:gutter="0"/>
       <w:cols w:space="720"/>
       <w:docGrid w:linePitch="360"/>
@@ -1407,9 +1521,12 @@
     <w:name w:val="Normal"/>
     <w:qFormat/>
     <w:rsid w:val="00FC693F"/>
+    <w:pPr>
+      <w:spacing w:after="40" w:before="0" w:line="240" w:lineRule="auto"/>
+    </w:pPr>
     <w:rPr>
       <w:rFonts w:ascii="Malgun Gothic" w:hAnsi="Malgun Gothic"/>
-      <w:sz w:val="21"/>
+      <w:sz w:val="19"/>
     </w:rPr>
   </w:style>
   <w:style w:type="paragraph" w:styleId="Header">
